--- a/lab7/ТИТУЛ_лаб7.docx
+++ b/lab7/ТИТУЛ_лаб7.docx
@@ -1691,6 +1691,465 @@
         <w:spacing w:after="160" w:line="259" w:lineRule="auto"/>
         <w:ind w:leftChars="0"/>
       </w:pPr>
+    </w:p>
+    <w:p>
+      <w:pPr>
+        <w:numPr>
+          <w:ilvl w:val="0"/>
+          <w:numId w:val="0"/>
+        </w:numPr>
+        <w:spacing w:after="160" w:line="259" w:lineRule="auto"/>
+        <w:jc w:val="center"/>
+        <w:rPr>
+          <w:rFonts w:hint="default"/>
+          <w:sz w:val="32"/>
+          <w:szCs w:val="32"/>
+        </w:rPr>
+      </w:pPr>
+      <w:r>
+        <w:rPr>
+          <w:rFonts w:hint="default"/>
+          <w:sz w:val="32"/>
+          <w:szCs w:val="32"/>
+        </w:rPr>
+        <w:t xml:space="preserve">Этап </w:t>
+      </w:r>
+      <w:r>
+        <w:rPr>
+          <w:rFonts w:hint="default"/>
+          <w:sz w:val="32"/>
+          <w:szCs w:val="32"/>
+          <w:lang w:val="ru-RU"/>
+        </w:rPr>
+        <w:t>2</w:t>
+      </w:r>
+      <w:r>
+        <w:rPr>
+          <w:rFonts w:hint="default"/>
+          <w:sz w:val="32"/>
+          <w:szCs w:val="32"/>
+        </w:rPr>
+        <w:t>. Паттерн «</w:t>
+      </w:r>
+      <w:r>
+        <w:rPr>
+          <w:rFonts w:hint="default"/>
+          <w:sz w:val="32"/>
+          <w:szCs w:val="32"/>
+          <w:lang w:val="ru-RU"/>
+        </w:rPr>
+        <w:t>Стратегия</w:t>
+      </w:r>
+      <w:r>
+        <w:rPr>
+          <w:rFonts w:hint="default"/>
+          <w:sz w:val="32"/>
+          <w:szCs w:val="32"/>
+        </w:rPr>
+        <w:t>»</w:t>
+      </w:r>
+    </w:p>
+    <w:p>
+      <w:pPr>
+        <w:numPr>
+          <w:ilvl w:val="0"/>
+          <w:numId w:val="4"/>
+        </w:numPr>
+        <w:tabs>
+          <w:tab w:val="clear" w:pos="420"/>
+        </w:tabs>
+        <w:spacing w:after="160" w:line="259" w:lineRule="auto"/>
+        <w:ind w:left="420" w:leftChars="0" w:hanging="420" w:firstLineChars="0"/>
+        <w:jc w:val="left"/>
+        <w:rPr/>
+      </w:pPr>
+      <w:r>
+        <w:rPr>
+          <w:rFonts w:hint="default"/>
+          <w:lang w:val="ru-RU"/>
+        </w:rPr>
+        <w:t>Создание интерфейса IFormatStrategy (Стратегия)</w:t>
+      </w:r>
+    </w:p>
+    <w:p>
+      <w:pPr>
+        <w:numPr>
+          <w:ilvl w:val="0"/>
+          <w:numId w:val="5"/>
+        </w:numPr>
+        <w:spacing w:after="160" w:line="259" w:lineRule="auto"/>
+        <w:ind w:left="840" w:leftChars="0" w:hanging="420" w:firstLineChars="0"/>
+        <w:rPr/>
+      </w:pPr>
+      <w:r>
+        <w:t>Реализован интерфейс, определяющий общий контракт для всех алгоритмов форматирования</w:t>
+      </w:r>
+    </w:p>
+    <w:p>
+      <w:pPr>
+        <w:numPr>
+          <w:ilvl w:val="0"/>
+          <w:numId w:val="8"/>
+        </w:numPr>
+        <w:spacing w:after="160" w:line="259" w:lineRule="auto"/>
+        <w:ind w:left="1260" w:leftChars="0" w:hanging="420" w:firstLineChars="0"/>
+        <w:rPr/>
+      </w:pPr>
+      <w:r>
+        <w:rPr>
+          <w:rFonts w:hint="default"/>
+        </w:rPr>
+        <w:t>Содержит метод Format(string message, DateTime timestamp), возвращающий отформатированную строку</w:t>
+      </w:r>
+    </w:p>
+    <w:p>
+      <w:pPr>
+        <w:numPr>
+          <w:ilvl w:val="0"/>
+          <w:numId w:val="6"/>
+        </w:numPr>
+        <w:tabs>
+          <w:tab w:val="clear" w:pos="1260"/>
+        </w:tabs>
+        <w:spacing w:after="160" w:line="259" w:lineRule="auto"/>
+        <w:ind w:left="1260" w:leftChars="0" w:hanging="420" w:firstLineChars="0"/>
+      </w:pPr>
+      <w:r>
+        <w:rPr>
+          <w:rFonts w:hint="default"/>
+        </w:rPr>
+        <w:t>Позволяет клиентскому коду (контексту) работать со стратегиями единообразно</w:t>
+      </w:r>
+    </w:p>
+    <w:p>
+      <w:pPr>
+        <w:numPr>
+          <w:ilvl w:val="0"/>
+          <w:numId w:val="4"/>
+        </w:numPr>
+        <w:tabs>
+          <w:tab w:val="clear" w:pos="420"/>
+        </w:tabs>
+        <w:spacing w:after="160" w:line="259" w:lineRule="auto"/>
+        <w:ind w:left="420" w:leftChars="0" w:hanging="420" w:firstLineChars="0"/>
+        <w:jc w:val="left"/>
+        <w:rPr/>
+      </w:pPr>
+      <w:r>
+        <w:rPr>
+          <w:rFonts w:hint="default"/>
+          <w:lang w:val="ru-RU"/>
+        </w:rPr>
+        <w:t>Создание класса TextFormatStrategy (Конкретная стратегия)</w:t>
+      </w:r>
+    </w:p>
+    <w:p>
+      <w:pPr>
+        <w:numPr>
+          <w:ilvl w:val="0"/>
+          <w:numId w:val="5"/>
+        </w:numPr>
+        <w:spacing w:after="160" w:line="259" w:lineRule="auto"/>
+        <w:ind w:left="840" w:leftChars="0" w:hanging="420" w:firstLineChars="0"/>
+      </w:pPr>
+      <w:r>
+        <w:t>Реализована стратегия форматирования в виде простого текста</w:t>
+      </w:r>
+    </w:p>
+    <w:p>
+      <w:pPr>
+        <w:numPr>
+          <w:ilvl w:val="0"/>
+          <w:numId w:val="4"/>
+        </w:numPr>
+        <w:tabs>
+          <w:tab w:val="clear" w:pos="420"/>
+        </w:tabs>
+        <w:spacing w:after="160" w:line="259" w:lineRule="auto"/>
+        <w:ind w:left="420" w:leftChars="0" w:hanging="420" w:firstLineChars="0"/>
+        <w:jc w:val="left"/>
+      </w:pPr>
+      <w:r>
+        <w:rPr>
+          <w:rFonts w:hint="default"/>
+          <w:lang w:val="ru-RU"/>
+        </w:rPr>
+        <w:t>Аналогично классы JsonFormatStrategy и HtmlFormatStrategy </w:t>
+      </w:r>
+    </w:p>
+    <w:p>
+      <w:pPr>
+        <w:numPr>
+          <w:numId w:val="0"/>
+        </w:numPr>
+        <w:spacing w:after="160" w:line="259" w:lineRule="auto"/>
+      </w:pPr>
+    </w:p>
+    <w:p>
+      <w:pPr>
+        <w:numPr>
+          <w:ilvl w:val="0"/>
+          <w:numId w:val="0"/>
+        </w:numPr>
+        <w:spacing w:after="160" w:line="259" w:lineRule="auto"/>
+        <w:jc w:val="center"/>
+        <w:rPr>
+          <w:rFonts w:hint="default"/>
+          <w:sz w:val="32"/>
+          <w:szCs w:val="32"/>
+        </w:rPr>
+      </w:pPr>
+      <w:r>
+        <w:rPr>
+          <w:rFonts w:hint="default"/>
+          <w:sz w:val="32"/>
+          <w:szCs w:val="32"/>
+        </w:rPr>
+        <w:t xml:space="preserve">Этап </w:t>
+      </w:r>
+      <w:r>
+        <w:rPr>
+          <w:rFonts w:hint="default"/>
+          <w:sz w:val="32"/>
+          <w:szCs w:val="32"/>
+          <w:lang w:val="ru-RU"/>
+        </w:rPr>
+        <w:t>3</w:t>
+      </w:r>
+      <w:r>
+        <w:rPr>
+          <w:rFonts w:hint="default"/>
+          <w:sz w:val="32"/>
+          <w:szCs w:val="32"/>
+        </w:rPr>
+        <w:t>. Паттерн «Шаблонный метод»</w:t>
+      </w:r>
+    </w:p>
+    <w:p>
+      <w:pPr>
+        <w:numPr>
+          <w:ilvl w:val="0"/>
+          <w:numId w:val="4"/>
+        </w:numPr>
+        <w:tabs>
+          <w:tab w:val="clear" w:pos="420"/>
+        </w:tabs>
+        <w:spacing w:after="160" w:line="259" w:lineRule="auto"/>
+        <w:ind w:left="420" w:leftChars="0" w:hanging="420" w:firstLineChars="0"/>
+        <w:jc w:val="left"/>
+        <w:rPr/>
+      </w:pPr>
+      <w:r>
+        <w:t>Создание абстрактного класса EventHandlerBase (Абстрактный класс)</w:t>
+      </w:r>
+    </w:p>
+    <w:p>
+      <w:pPr>
+        <w:numPr>
+          <w:ilvl w:val="0"/>
+          <w:numId w:val="5"/>
+        </w:numPr>
+        <w:spacing w:after="160" w:line="259" w:lineRule="auto"/>
+        <w:ind w:left="840" w:leftChars="0" w:hanging="420" w:firstLineChars="0"/>
+        <w:rPr/>
+      </w:pPr>
+      <w:r>
+        <w:t>Реализован базовый класс, содержащий шаблонный метод </w:t>
+      </w:r>
+      <w:r>
+        <w:rPr>
+          <w:rFonts w:hint="default"/>
+        </w:rPr>
+        <w:t>ProcessEvent</w:t>
+      </w:r>
+    </w:p>
+    <w:p>
+      <w:pPr>
+        <w:numPr>
+          <w:ilvl w:val="0"/>
+          <w:numId w:val="6"/>
+        </w:numPr>
+        <w:tabs>
+          <w:tab w:val="clear" w:pos="1260"/>
+        </w:tabs>
+        <w:spacing w:after="160" w:line="259" w:lineRule="auto"/>
+        <w:ind w:left="1260" w:leftChars="0" w:hanging="420" w:firstLineChars="0"/>
+        <w:rPr/>
+      </w:pPr>
+      <w:r>
+        <w:t>Включает защищённое поле </w:t>
+      </w:r>
+      <w:r>
+        <w:rPr>
+          <w:rFonts w:hint="default"/>
+        </w:rPr>
+        <w:t>_formatStrategy </w:t>
+      </w:r>
+      <w:r>
+        <w:rPr>
+          <w:rFonts w:hint="default"/>
+          <w:lang w:val="ru-RU"/>
+        </w:rPr>
+        <w:t>-</w:t>
+      </w:r>
+      <w:r>
+        <w:rPr>
+          <w:rFonts w:hint="default"/>
+        </w:rPr>
+        <w:t xml:space="preserve"> ссылку на текущую стратегию форматирования (паттерн «Стратегия»)</w:t>
+      </w:r>
+    </w:p>
+    <w:p>
+      <w:pPr>
+        <w:numPr>
+          <w:ilvl w:val="0"/>
+          <w:numId w:val="6"/>
+        </w:numPr>
+        <w:tabs>
+          <w:tab w:val="clear" w:pos="1260"/>
+        </w:tabs>
+        <w:spacing w:after="160" w:line="259" w:lineRule="auto"/>
+        <w:ind w:left="1260" w:leftChars="0" w:hanging="420" w:firstLineChars="0"/>
+        <w:rPr/>
+      </w:pPr>
+      <w:r>
+        <w:rPr>
+          <w:rFonts w:hint="default"/>
+        </w:rPr>
+        <w:t>Предоставляет метод SetStrategy() для динамической смены стратегии во время выполнения</w:t>
+      </w:r>
+    </w:p>
+    <w:p>
+      <w:pPr>
+        <w:numPr>
+          <w:ilvl w:val="0"/>
+          <w:numId w:val="6"/>
+        </w:numPr>
+        <w:tabs>
+          <w:tab w:val="clear" w:pos="1260"/>
+        </w:tabs>
+        <w:spacing w:after="160" w:line="259" w:lineRule="auto"/>
+        <w:ind w:left="1260" w:leftChars="0" w:hanging="420" w:firstLineChars="0"/>
+      </w:pPr>
+      <w:r>
+        <w:t>Методы </w:t>
+      </w:r>
+      <w:r>
+        <w:rPr>
+          <w:rFonts w:hint="default"/>
+        </w:rPr>
+        <w:t>FormatMessage(), SendMessage(), LogResult() объявлены абстрактными для реализации в подклассах</w:t>
+      </w:r>
+    </w:p>
+    <w:p>
+      <w:pPr>
+        <w:numPr>
+          <w:ilvl w:val="0"/>
+          <w:numId w:val="4"/>
+        </w:numPr>
+        <w:tabs>
+          <w:tab w:val="clear" w:pos="420"/>
+        </w:tabs>
+        <w:spacing w:after="160" w:line="259" w:lineRule="auto"/>
+        <w:ind w:left="420" w:leftChars="0" w:hanging="420" w:firstLineChars="0"/>
+        <w:jc w:val="left"/>
+        <w:rPr/>
+      </w:pPr>
+      <w:r>
+        <w:t>Создание класса ConsoleHandler (Конкретный класс)</w:t>
+      </w:r>
+    </w:p>
+    <w:p>
+      <w:pPr>
+        <w:numPr>
+          <w:ilvl w:val="0"/>
+          <w:numId w:val="5"/>
+        </w:numPr>
+        <w:spacing w:after="160" w:line="259" w:lineRule="auto"/>
+        <w:ind w:left="840" w:leftChars="0" w:hanging="420" w:firstLineChars="0"/>
+        <w:rPr/>
+      </w:pPr>
+      <w:r>
+        <w:t>Реализован обработчик, выводящий уведомления в консоль</w:t>
+      </w:r>
+    </w:p>
+    <w:p>
+      <w:pPr>
+        <w:numPr>
+          <w:ilvl w:val="0"/>
+          <w:numId w:val="5"/>
+        </w:numPr>
+        <w:spacing w:after="160" w:line="259" w:lineRule="auto"/>
+        <w:ind w:left="840" w:leftChars="0" w:hanging="420" w:firstLineChars="0"/>
+        <w:rPr/>
+      </w:pPr>
+      <w:r>
+        <w:rPr>
+          <w:rFonts w:hint="default"/>
+        </w:rPr>
+        <w:t>Наследует EventHandlerBase и реализует все абстрактные методы</w:t>
+      </w:r>
+    </w:p>
+    <w:p>
+      <w:pPr>
+        <w:numPr>
+          <w:ilvl w:val="0"/>
+          <w:numId w:val="5"/>
+        </w:numPr>
+        <w:spacing w:after="160" w:line="259" w:lineRule="auto"/>
+        <w:ind w:left="840" w:leftChars="0" w:hanging="420" w:firstLineChars="0"/>
+      </w:pPr>
+      <w:r>
+        <w:rPr>
+          <w:rFonts w:hint="default"/>
+        </w:rPr>
+        <w:t>В методе SendMessage() выводит отформатированное сообщение в консоль</w:t>
+      </w:r>
+    </w:p>
+    <w:p>
+      <w:pPr>
+        <w:numPr>
+          <w:ilvl w:val="0"/>
+          <w:numId w:val="9"/>
+        </w:numPr>
+        <w:spacing w:after="160" w:line="259" w:lineRule="auto"/>
+        <w:ind w:left="420" w:leftChars="0" w:hanging="420" w:firstLineChars="0"/>
+        <w:rPr>
+          <w:rFonts w:hint="default"/>
+          <w:lang w:val="ru-RU"/>
+        </w:rPr>
+      </w:pPr>
+      <w:r>
+        <w:rPr>
+          <w:rFonts w:hint="default"/>
+          <w:lang w:val="ru-RU"/>
+        </w:rPr>
+        <w:t xml:space="preserve">Аналогично в файле FileHandler, но </w:t>
+      </w:r>
+      <w:r>
+        <w:rPr>
+          <w:rFonts w:hint="default"/>
+          <w:lang w:val="ru-RU"/>
+        </w:rPr>
+        <w:t>в</w:t>
+      </w:r>
+      <w:r>
+        <w:rPr>
+          <w:rFonts w:hint="default"/>
+          <w:lang w:val="ru-RU"/>
+        </w:rPr>
+        <w:t xml:space="preserve"> методе SendMessage() добавляет строку в конец указанного файла через File.AppendAllText()</w:t>
+      </w:r>
+    </w:p>
+    <w:p>
+      <w:pPr>
+        <w:numPr>
+          <w:ilvl w:val="0"/>
+          <w:numId w:val="9"/>
+        </w:numPr>
+        <w:spacing w:after="160" w:line="259" w:lineRule="auto"/>
+        <w:ind w:left="420" w:leftChars="0" w:hanging="420" w:firstLineChars="0"/>
+      </w:pPr>
       <w:r>
         <w:br w:type="page"/>
       </w:r>
@@ -1750,7 +2209,7 @@
       <w:pPr>
         <w:numPr>
           <w:ilvl w:val="0"/>
-          <w:numId w:val="8"/>
+          <w:numId w:val="10"/>
         </w:numPr>
         <w:tabs>
           <w:tab w:val="clear" w:pos="420"/>
@@ -1773,7 +2232,7 @@
       <w:pPr>
         <w:numPr>
           <w:ilvl w:val="0"/>
-          <w:numId w:val="9"/>
+          <w:numId w:val="11"/>
         </w:numPr>
         <w:spacing w:after="160" w:line="259" w:lineRule="auto"/>
         <w:ind w:left="840" w:leftChars="0" w:hanging="420" w:firstLineChars="0"/>
@@ -1794,7 +2253,7 @@
       <w:pPr>
         <w:numPr>
           <w:ilvl w:val="0"/>
-          <w:numId w:val="9"/>
+          <w:numId w:val="11"/>
         </w:numPr>
         <w:spacing w:after="160" w:line="259" w:lineRule="auto"/>
         <w:ind w:left="840" w:leftChars="0" w:hanging="420" w:firstLineChars="0"/>
@@ -1815,7 +2274,7 @@
       <w:pPr>
         <w:numPr>
           <w:ilvl w:val="0"/>
-          <w:numId w:val="9"/>
+          <w:numId w:val="11"/>
         </w:numPr>
         <w:spacing w:after="160" w:line="259" w:lineRule="auto"/>
         <w:ind w:left="840" w:leftChars="0" w:hanging="420" w:firstLineChars="0"/>
@@ -1836,7 +2295,7 @@
       <w:pPr>
         <w:numPr>
           <w:ilvl w:val="0"/>
-          <w:numId w:val="9"/>
+          <w:numId w:val="11"/>
         </w:numPr>
         <w:spacing w:after="160" w:line="259" w:lineRule="auto"/>
         <w:ind w:left="840" w:leftChars="0" w:hanging="420" w:firstLineChars="0"/>
@@ -1850,16 +2309,7 @@
           <w:rFonts w:hint="default"/>
           <w:lang w:val="ru-RU"/>
         </w:rPr>
-        <w:t>Класс EventMonitor - издатель, отсле</w:t>
-      </w:r>
-      <w:bookmarkStart w:id="7" w:name="_GoBack"/>
-      <w:bookmarkEnd w:id="7"/>
-      <w:r>
-        <w:rPr>
-          <w:rFonts w:hint="default"/>
-          <w:lang w:val="ru-RU"/>
-        </w:rPr>
-        <w:t>живающий метрики и генерирующий события</w:t>
+        <w:t>Класс EventMonitor - издатель, отслеживающий метрики и генерирующий события</w:t>
       </w:r>
     </w:p>
     <w:p>
@@ -1965,7 +2415,7 @@
       <w:pPr>
         <w:numPr>
           <w:ilvl w:val="0"/>
-          <w:numId w:val="10"/>
+          <w:numId w:val="12"/>
         </w:numPr>
         <w:spacing w:after="160" w:line="259" w:lineRule="auto"/>
         <w:ind w:left="420" w:leftChars="0" w:hanging="420" w:firstLineChars="0"/>
@@ -1991,6 +2441,160 @@
           <w:rFonts w:hint="default" w:ascii="Times New Roman" w:hAnsi="Times New Roman" w:cs="Times New Roman"/>
         </w:rPr>
         <w:t xml:space="preserve"> класс EventMonitor не содержит информации о подписчиках, подписка осуществляется через оператор +=, что позволяет динамически добавлять и удалять обработчиков.</w:t>
+      </w:r>
+    </w:p>
+    <w:p>
+      <w:pPr>
+        <w:numPr>
+          <w:ilvl w:val="0"/>
+          <w:numId w:val="12"/>
+        </w:numPr>
+        <w:spacing w:after="160" w:line="259" w:lineRule="auto"/>
+        <w:ind w:left="420" w:leftChars="0" w:hanging="420" w:firstLineChars="0"/>
+        <w:rPr>
+          <w:rFonts w:hint="default" w:ascii="Times New Roman" w:hAnsi="Times New Roman" w:cs="Times New Roman"/>
+        </w:rPr>
+      </w:pPr>
+      <w:r>
+        <w:rPr>
+          <w:rFonts w:hint="default" w:ascii="Times New Roman" w:hAnsi="Times New Roman" w:cs="Times New Roman"/>
+        </w:rPr>
+        <w:t>Выборочная генерация событий </w:t>
+      </w:r>
+      <w:r>
+        <w:rPr>
+          <w:rFonts w:hint="default" w:cs="Times New Roman"/>
+          <w:lang w:val="ru-RU"/>
+        </w:rPr>
+        <w:t>-</w:t>
+      </w:r>
+      <w:r>
+        <w:rPr>
+          <w:rFonts w:hint="default" w:ascii="Times New Roman" w:hAnsi="Times New Roman" w:cs="Times New Roman"/>
+        </w:rPr>
+        <w:t xml:space="preserve"> событие генерируется только при превышении порогового значения (проверки CPU 45 и Network 50 не привели к вызову события), что соответствует требованию задания.</w:t>
+      </w:r>
+    </w:p>
+    <w:p>
+      <w:pPr>
+        <w:numPr>
+          <w:ilvl w:val="0"/>
+          <w:numId w:val="12"/>
+        </w:numPr>
+        <w:spacing w:after="160" w:line="259" w:lineRule="auto"/>
+        <w:ind w:left="420" w:leftChars="0" w:hanging="420" w:firstLineChars="0"/>
+        <w:rPr>
+          <w:rFonts w:hint="default" w:ascii="Times New Roman" w:hAnsi="Times New Roman" w:cs="Times New Roman"/>
+        </w:rPr>
+      </w:pPr>
+      <w:r>
+        <w:rPr>
+          <w:rFonts w:hint="default" w:ascii="Times New Roman" w:hAnsi="Times New Roman" w:cs="Times New Roman"/>
+        </w:rPr>
+        <w:t>Уведомление всех подписчиков </w:t>
+      </w:r>
+      <w:r>
+        <w:rPr>
+          <w:rFonts w:hint="default" w:cs="Times New Roman"/>
+          <w:lang w:val="ru-RU"/>
+        </w:rPr>
+        <w:t>-</w:t>
+      </w:r>
+      <w:r>
+        <w:rPr>
+          <w:rFonts w:hint="default" w:ascii="Times New Roman" w:hAnsi="Times New Roman" w:cs="Times New Roman"/>
+        </w:rPr>
+        <w:t xml:space="preserve"> при превышении порога оба зарегистрированных подписчика получают уведомление, что демонстрирует механизм «один-ко-многим».</w:t>
+      </w:r>
+    </w:p>
+    <w:p>
+      <w:pPr>
+        <w:numPr>
+          <w:ilvl w:val="0"/>
+          <w:numId w:val="12"/>
+        </w:numPr>
+        <w:spacing w:after="160" w:line="259" w:lineRule="auto"/>
+        <w:ind w:left="420" w:leftChars="0" w:hanging="420" w:firstLineChars="0"/>
+      </w:pPr>
+      <w:r>
+        <w:rPr>
+          <w:rFonts w:hint="default" w:ascii="Times New Roman" w:hAnsi="Times New Roman" w:cs="Times New Roman"/>
+        </w:rPr>
+        <w:t>Использование встроенных средств C# </w:t>
+      </w:r>
+      <w:r>
+        <w:rPr>
+          <w:rFonts w:hint="default" w:cs="Times New Roman"/>
+          <w:lang w:val="ru-RU"/>
+        </w:rPr>
+        <w:t>-</w:t>
+      </w:r>
+      <w:r>
+        <w:rPr>
+          <w:rFonts w:hint="default" w:ascii="Times New Roman" w:hAnsi="Times New Roman" w:cs="Times New Roman"/>
+        </w:rPr>
+        <w:t xml:space="preserve"> вместо классической реализации с интерфейсом IObserver и методами Attach/Detach использовано ключевое слово event, что упрощает код и обеспечивает потокобезопасность операций подписки/отписки.</w:t>
+      </w:r>
+    </w:p>
+    <w:p>
+      <w:pPr>
+        <w:numPr>
+          <w:numId w:val="0"/>
+        </w:numPr>
+        <w:tabs>
+          <w:tab w:val="left" w:pos="420"/>
+        </w:tabs>
+        <w:spacing w:after="160" w:line="259" w:lineRule="auto"/>
+        <w:rPr>
+          <w:rFonts w:hint="default" w:ascii="Times New Roman" w:hAnsi="Times New Roman" w:cs="Times New Roman"/>
+        </w:rPr>
+      </w:pPr>
+    </w:p>
+    <w:p>
+      <w:pPr>
+        <w:spacing w:after="160" w:line="259" w:lineRule="auto"/>
+        <w:ind w:firstLine="0"/>
+        <w:rPr>
+          <w:rFonts w:hint="default" w:ascii="Times New Roman" w:hAnsi="Times New Roman" w:cs="Times New Roman"/>
+        </w:rPr>
+      </w:pPr>
+      <w:r>
+        <w:rPr>
+          <w:rFonts w:hint="default" w:ascii="Times New Roman" w:hAnsi="Times New Roman" w:cs="Times New Roman"/>
+        </w:rPr>
+        <w:t xml:space="preserve">Этап </w:t>
+      </w:r>
+      <w:r>
+        <w:rPr>
+          <w:rFonts w:hint="default" w:cs="Times New Roman"/>
+          <w:lang w:val="ru-RU"/>
+        </w:rPr>
+        <w:t>2</w:t>
+      </w:r>
+      <w:r>
+        <w:rPr>
+          <w:rFonts w:hint="default" w:ascii="Times New Roman" w:hAnsi="Times New Roman" w:cs="Times New Roman"/>
+        </w:rPr>
+        <w:t>. Реализация паттерна «Стратегия» (Strategy)</w:t>
+      </w:r>
+    </w:p>
+    <w:p>
+      <w:pPr>
+        <w:numPr>
+          <w:ilvl w:val="0"/>
+          <w:numId w:val="0"/>
+        </w:numPr>
+        <w:spacing w:after="160" w:line="259" w:lineRule="auto"/>
+        <w:ind w:leftChars="0"/>
+        <w:rPr>
+          <w:rFonts w:hint="default" w:ascii="Times New Roman" w:hAnsi="Times New Roman" w:cs="Times New Roman"/>
+        </w:rPr>
+      </w:pPr>
+      <w:r>
+        <w:rPr>
+          <w:rFonts w:hint="default" w:ascii="Times New Roman" w:hAnsi="Times New Roman" w:cs="Times New Roman"/>
+        </w:rPr>
+        <w:t>На втором этапе была реализована архитектура с использованием паттерна «Стратегия» для обеспечения гибкости в форматировании сообщений уведомлений.</w:t>
       </w:r>
     </w:p>
     <w:p>
@@ -1999,30 +2603,322 @@
           <w:ilvl w:val="0"/>
           <w:numId w:val="10"/>
         </w:numPr>
+        <w:tabs>
+          <w:tab w:val="clear" w:pos="420"/>
+        </w:tabs>
         <w:spacing w:after="160" w:line="259" w:lineRule="auto"/>
         <w:ind w:left="420" w:leftChars="0" w:hanging="420" w:firstLineChars="0"/>
         <w:rPr>
+          <w:rFonts w:hint="default"/>
+          <w:lang w:val="ru-RU"/>
+        </w:rPr>
+      </w:pPr>
+      <w:r>
+        <w:rPr>
           <w:rFonts w:hint="default" w:ascii="Times New Roman" w:hAnsi="Times New Roman" w:cs="Times New Roman"/>
         </w:rPr>
-      </w:pPr>
-      <w:r>
+        <w:t>Созданные компоненты:</w:t>
+      </w:r>
+    </w:p>
+    <w:p>
+      <w:pPr>
+        <w:numPr>
+          <w:ilvl w:val="0"/>
+          <w:numId w:val="11"/>
+        </w:numPr>
+        <w:spacing w:after="160" w:line="259" w:lineRule="auto"/>
+        <w:ind w:left="840" w:leftChars="0" w:hanging="420" w:firstLineChars="0"/>
+        <w:rPr>
+          <w:rFonts w:hint="default"/>
+          <w:lang w:val="ru-RU"/>
+        </w:rPr>
+      </w:pPr>
+      <w:r>
+        <w:rPr>
+          <w:rFonts w:hint="default"/>
+          <w:lang w:val="ru-RU"/>
+        </w:rPr>
+        <w:t>Интерфейс IFormatStrategy - определяет общий контракт для всех алгоритмов форматирования</w:t>
+      </w:r>
+    </w:p>
+    <w:p>
+      <w:pPr>
+        <w:numPr>
+          <w:ilvl w:val="0"/>
+          <w:numId w:val="11"/>
+        </w:numPr>
+        <w:spacing w:after="160" w:line="259" w:lineRule="auto"/>
+        <w:ind w:left="840" w:leftChars="0" w:hanging="420" w:firstLineChars="0"/>
+        <w:rPr>
+          <w:rFonts w:hint="default"/>
+          <w:lang w:val="ru-RU"/>
+        </w:rPr>
+      </w:pPr>
+      <w:r>
+        <w:rPr>
+          <w:rFonts w:hint="default"/>
+          <w:lang w:val="ru-RU"/>
+        </w:rPr>
+        <w:t>Класс TextFormatStrategy - стратегия форматирования в виде простого текста</w:t>
+      </w:r>
+    </w:p>
+    <w:p>
+      <w:pPr>
+        <w:numPr>
+          <w:ilvl w:val="0"/>
+          <w:numId w:val="11"/>
+        </w:numPr>
+        <w:spacing w:after="160" w:line="259" w:lineRule="auto"/>
+        <w:ind w:left="840" w:leftChars="0" w:hanging="420" w:firstLineChars="0"/>
+        <w:rPr>
+          <w:rFonts w:hint="default"/>
+          <w:lang w:val="ru-RU"/>
+        </w:rPr>
+      </w:pPr>
+      <w:r>
+        <w:rPr>
+          <w:rFonts w:hint="default"/>
+          <w:lang w:val="ru-RU"/>
+        </w:rPr>
+        <w:t>Класс JsonFormatStrategy - стратегия форматирования в формате JSON</w:t>
+      </w:r>
+    </w:p>
+    <w:p>
+      <w:pPr>
+        <w:numPr>
+          <w:ilvl w:val="0"/>
+          <w:numId w:val="11"/>
+        </w:numPr>
+        <w:spacing w:after="160" w:line="259" w:lineRule="auto"/>
+        <w:ind w:left="840" w:leftChars="0" w:hanging="420" w:firstLineChars="0"/>
+        <w:rPr>
+          <w:rFonts w:hint="default"/>
+          <w:lang w:val="ru-RU"/>
+        </w:rPr>
+      </w:pPr>
+      <w:r>
+        <w:rPr>
+          <w:rFonts w:hint="default"/>
+          <w:lang w:val="ru-RU"/>
+        </w:rPr>
+        <w:t>Класс HtmlFormatStrategy - стратегия форматирования в формате HTML</w:t>
+      </w:r>
+    </w:p>
+    <w:p>
+      <w:pPr>
+        <w:numPr>
+          <w:ilvl w:val="0"/>
+          <w:numId w:val="0"/>
+        </w:numPr>
+        <w:spacing w:after="160" w:line="259" w:lineRule="auto"/>
         <w:rPr>
           <w:rFonts w:hint="default" w:ascii="Times New Roman" w:hAnsi="Times New Roman" w:cs="Times New Roman"/>
-        </w:rPr>
-        <w:t>Выборочная генерация событий </w:t>
-      </w:r>
+          <w:lang w:val="ru-RU"/>
+        </w:rPr>
+      </w:pPr>
       <w:r>
         <w:rPr>
           <w:rFonts w:hint="default" w:cs="Times New Roman"/>
           <w:lang w:val="ru-RU"/>
         </w:rPr>
+        <w:t>Демонстрация работы приложения:</w:t>
+      </w:r>
+    </w:p>
+    <w:p>
+      <w:pPr>
+        <w:numPr>
+          <w:ilvl w:val="0"/>
+          <w:numId w:val="13"/>
+        </w:numPr>
+        <w:spacing w:after="160" w:line="259" w:lineRule="auto"/>
+        <w:ind w:left="840" w:leftChars="0" w:hanging="420" w:firstLineChars="0"/>
+      </w:pPr>
+      <w:r>
+        <w:t>На данном этапе демонстрация работы стратегий будет выполнена после создания классов-обработчиков (контекста) на этапе 3. Каждая стратегия форматирует сообщение в соответствии со своим форматом</w:t>
+      </w:r>
+    </w:p>
+    <w:p>
+      <w:pPr>
+        <w:spacing w:after="160" w:line="259" w:lineRule="auto"/>
+        <w:ind w:firstLine="0"/>
+        <w:rPr>
+          <w:rFonts w:hint="default" w:ascii="Times New Roman" w:hAnsi="Times New Roman" w:cs="Times New Roman"/>
+        </w:rPr>
+      </w:pPr>
+      <w:r>
+        <w:rPr>
+          <w:rFonts w:hint="default" w:ascii="Times New Roman" w:hAnsi="Times New Roman" w:cs="Times New Roman"/>
+        </w:rPr>
+        <w:t>Сравнение с теоретическими ожиданиями</w:t>
+      </w:r>
+    </w:p>
+    <w:p>
+      <w:pPr>
+        <w:spacing w:after="160" w:line="259" w:lineRule="auto"/>
+        <w:ind w:firstLine="0"/>
+        <w:rPr>
+          <w:rFonts w:hint="default" w:ascii="Times New Roman" w:hAnsi="Times New Roman" w:cs="Times New Roman"/>
+        </w:rPr>
+      </w:pPr>
+      <w:r>
+        <w:rPr>
+          <w:rFonts w:hint="default" w:ascii="Times New Roman" w:hAnsi="Times New Roman" w:cs="Times New Roman"/>
+        </w:rPr>
+        <w:t>Полученные результаты полностью соответствуют теоретическим ожиданиям:</w:t>
+      </w:r>
+    </w:p>
+    <w:p>
+      <w:pPr>
+        <w:numPr>
+          <w:ilvl w:val="0"/>
+          <w:numId w:val="12"/>
+        </w:numPr>
+        <w:spacing w:after="160" w:line="259" w:lineRule="auto"/>
+        <w:ind w:left="420" w:leftChars="0" w:hanging="420" w:firstLineChars="0"/>
+        <w:rPr>
+          <w:rFonts w:hint="default" w:ascii="Times New Roman" w:hAnsi="Times New Roman" w:cs="Times New Roman"/>
+        </w:rPr>
+      </w:pPr>
+      <w:r>
+        <w:rPr>
+          <w:rFonts w:hint="default" w:ascii="Times New Roman" w:hAnsi="Times New Roman" w:cs="Times New Roman"/>
+        </w:rPr>
+        <w:t>Инкапсуляция алгоритмов </w:t>
+      </w:r>
+      <w:r>
+        <w:rPr>
+          <w:rFonts w:hint="default" w:cs="Times New Roman"/>
+          <w:lang w:val="ru-RU"/>
+        </w:rPr>
         <w:t>-</w:t>
       </w:r>
       <w:r>
         <w:rPr>
           <w:rFonts w:hint="default" w:ascii="Times New Roman" w:hAnsi="Times New Roman" w:cs="Times New Roman"/>
         </w:rPr>
-        <w:t xml:space="preserve"> событие генерируется только при превышении порогового значения (проверки CPU 45 и Network 50 не привели к вызову события), что соответствует требованию задания.</w:t>
+        <w:t xml:space="preserve"> каждый алгоритм форматирования выделен в отдельный класс, что позволяет изменять или добавлять новые форматы без модификации существующего кода</w:t>
+      </w:r>
+    </w:p>
+    <w:p>
+      <w:pPr>
+        <w:numPr>
+          <w:ilvl w:val="0"/>
+          <w:numId w:val="12"/>
+        </w:numPr>
+        <w:spacing w:after="160" w:line="259" w:lineRule="auto"/>
+        <w:ind w:left="420" w:leftChars="0" w:hanging="420" w:firstLineChars="0"/>
+        <w:rPr>
+          <w:rFonts w:hint="default" w:ascii="Times New Roman" w:hAnsi="Times New Roman" w:cs="Times New Roman"/>
+        </w:rPr>
+      </w:pPr>
+      <w:r>
+        <w:rPr>
+          <w:rFonts w:hint="default" w:ascii="Times New Roman" w:hAnsi="Times New Roman" w:cs="Times New Roman"/>
+        </w:rPr>
+        <w:t>Единый интерфейс </w:t>
+      </w:r>
+      <w:r>
+        <w:rPr>
+          <w:rFonts w:hint="default" w:cs="Times New Roman"/>
+          <w:lang w:val="ru-RU"/>
+        </w:rPr>
+        <w:t>-</w:t>
+      </w:r>
+      <w:r>
+        <w:rPr>
+          <w:rFonts w:hint="default" w:ascii="Times New Roman" w:hAnsi="Times New Roman" w:cs="Times New Roman"/>
+        </w:rPr>
+        <w:t xml:space="preserve"> все стратегии реализуют общий интерфейс IFormatStrategy, что обеспечивает их взаимозаменяемость</w:t>
+      </w:r>
+    </w:p>
+    <w:p>
+      <w:pPr>
+        <w:numPr>
+          <w:ilvl w:val="0"/>
+          <w:numId w:val="12"/>
+        </w:numPr>
+        <w:spacing w:after="160" w:line="259" w:lineRule="auto"/>
+        <w:ind w:left="420" w:leftChars="0" w:hanging="420" w:firstLineChars="0"/>
+        <w:rPr>
+          <w:rFonts w:hint="default" w:ascii="Times New Roman" w:hAnsi="Times New Roman" w:cs="Times New Roman"/>
+        </w:rPr>
+      </w:pPr>
+      <w:r>
+        <w:rPr>
+          <w:rFonts w:hint="default" w:ascii="Times New Roman" w:hAnsi="Times New Roman" w:cs="Times New Roman"/>
+        </w:rPr>
+        <w:t>Готовность к интеграции </w:t>
+      </w:r>
+      <w:r>
+        <w:rPr>
+          <w:rFonts w:hint="default" w:cs="Times New Roman"/>
+          <w:lang w:val="ru-RU"/>
+        </w:rPr>
+        <w:t>-</w:t>
+      </w:r>
+      <w:r>
+        <w:rPr>
+          <w:rFonts w:hint="default" w:ascii="Times New Roman" w:hAnsi="Times New Roman" w:cs="Times New Roman"/>
+        </w:rPr>
+        <w:t xml:space="preserve"> созданные стратегии подготовлены для использования в контексте (классах-обработчиках) на следующем этапе</w:t>
+      </w:r>
+    </w:p>
+    <w:p>
+      <w:pPr>
+        <w:numPr>
+          <w:numId w:val="0"/>
+        </w:numPr>
+        <w:tabs>
+          <w:tab w:val="left" w:pos="420"/>
+        </w:tabs>
+        <w:spacing w:after="160" w:line="259" w:lineRule="auto"/>
+      </w:pPr>
+    </w:p>
+    <w:p>
+      <w:pPr>
+        <w:spacing w:after="160" w:line="259" w:lineRule="auto"/>
+        <w:ind w:firstLine="0"/>
+        <w:rPr>
+          <w:rFonts w:hint="default" w:ascii="Times New Roman" w:hAnsi="Times New Roman" w:cs="Times New Roman"/>
+        </w:rPr>
+      </w:pPr>
+      <w:r>
+        <w:rPr>
+          <w:rFonts w:hint="default" w:ascii="Times New Roman" w:hAnsi="Times New Roman" w:cs="Times New Roman"/>
+        </w:rPr>
+        <w:t xml:space="preserve">Этап </w:t>
+      </w:r>
+      <w:r>
+        <w:rPr>
+          <w:rFonts w:hint="default" w:cs="Times New Roman"/>
+          <w:lang w:val="ru-RU"/>
+        </w:rPr>
+        <w:t>3</w:t>
+      </w:r>
+      <w:r>
+        <w:rPr>
+          <w:rFonts w:hint="default" w:ascii="Times New Roman" w:hAnsi="Times New Roman" w:cs="Times New Roman"/>
+        </w:rPr>
+        <w:t>. Реализация паттерна «Шаблонный метод» (Template Method)</w:t>
+      </w:r>
+    </w:p>
+    <w:p>
+      <w:pPr>
+        <w:numPr>
+          <w:ilvl w:val="0"/>
+          <w:numId w:val="0"/>
+        </w:numPr>
+        <w:spacing w:after="160" w:line="259" w:lineRule="auto"/>
+        <w:ind w:leftChars="0"/>
+        <w:rPr>
+          <w:rFonts w:hint="default" w:ascii="Times New Roman" w:hAnsi="Times New Roman" w:cs="Times New Roman"/>
+        </w:rPr>
+      </w:pPr>
+      <w:r>
+        <w:rPr>
+          <w:rFonts w:hint="default" w:ascii="Times New Roman" w:hAnsi="Times New Roman" w:cs="Times New Roman"/>
+        </w:rPr>
+        <w:t>На третьем этапе была реализована архитектура с использованием паттерна «Шаблонный метод» и выполнена интеграция всех трёх паттернов.</w:t>
       </w:r>
     </w:p>
     <w:p>
@@ -2031,37 +2927,249 @@
           <w:ilvl w:val="0"/>
           <w:numId w:val="10"/>
         </w:numPr>
+        <w:tabs>
+          <w:tab w:val="clear" w:pos="420"/>
+        </w:tabs>
         <w:spacing w:after="160" w:line="259" w:lineRule="auto"/>
         <w:ind w:left="420" w:leftChars="0" w:hanging="420" w:firstLineChars="0"/>
         <w:rPr>
+          <w:rFonts w:hint="default"/>
+          <w:lang w:val="ru-RU"/>
+        </w:rPr>
+      </w:pPr>
+      <w:r>
+        <w:rPr>
           <w:rFonts w:hint="default" w:ascii="Times New Roman" w:hAnsi="Times New Roman" w:cs="Times New Roman"/>
         </w:rPr>
-      </w:pPr>
-      <w:r>
-        <w:rPr>
-          <w:rFonts w:hint="default" w:ascii="Times New Roman" w:hAnsi="Times New Roman" w:cs="Times New Roman"/>
-        </w:rPr>
-        <w:t>Уведомление всех подписчиков </w:t>
-      </w:r>
-      <w:r>
+        <w:t>Созданные компоненты:</w:t>
+      </w:r>
+    </w:p>
+    <w:p>
+      <w:pPr>
+        <w:numPr>
+          <w:ilvl w:val="0"/>
+          <w:numId w:val="11"/>
+        </w:numPr>
+        <w:spacing w:after="160" w:line="259" w:lineRule="auto"/>
+        <w:ind w:left="840" w:leftChars="0" w:hanging="420" w:firstLineChars="0"/>
+        <w:rPr>
+          <w:rFonts w:hint="default"/>
+          <w:lang w:val="ru-RU"/>
+        </w:rPr>
+      </w:pPr>
+      <w:r>
+        <w:rPr>
+          <w:rFonts w:hint="default"/>
+          <w:lang w:val="ru-RU"/>
+        </w:rPr>
+        <w:t>Абстрактный класс EventHandlerBase - содержит шаблонный метод ProcessEvent и контекст для стратегии</w:t>
+      </w:r>
+    </w:p>
+    <w:p>
+      <w:pPr>
+        <w:numPr>
+          <w:ilvl w:val="0"/>
+          <w:numId w:val="11"/>
+        </w:numPr>
+        <w:spacing w:after="160" w:line="259" w:lineRule="auto"/>
+        <w:ind w:left="840" w:leftChars="0" w:hanging="420" w:firstLineChars="0"/>
+        <w:rPr>
+          <w:rFonts w:hint="default"/>
+          <w:lang w:val="ru-RU"/>
+        </w:rPr>
+      </w:pPr>
+      <w:r>
+        <w:rPr>
+          <w:rFonts w:hint="default"/>
+          <w:lang w:val="ru-RU"/>
+        </w:rPr>
+        <w:t>Класс ConsoleHandler - обработчик для вывода в консоль</w:t>
+      </w:r>
+    </w:p>
+    <w:p>
+      <w:pPr>
+        <w:numPr>
+          <w:ilvl w:val="0"/>
+          <w:numId w:val="11"/>
+        </w:numPr>
+        <w:spacing w:after="160" w:line="259" w:lineRule="auto"/>
+        <w:ind w:left="840" w:leftChars="0" w:hanging="420" w:firstLineChars="0"/>
+        <w:rPr>
+          <w:rFonts w:hint="default"/>
+          <w:lang w:val="ru-RU"/>
+        </w:rPr>
+      </w:pPr>
+      <w:r>
+        <w:rPr>
+          <w:rFonts w:hint="default"/>
+          <w:lang w:val="ru-RU"/>
+        </w:rPr>
+        <w:t>Класс FileHandler - обработчик для записи в файл</w:t>
+      </w:r>
+    </w:p>
+    <w:p>
+      <w:pPr>
+        <w:numPr>
+          <w:ilvl w:val="0"/>
+          <w:numId w:val="0"/>
+        </w:numPr>
+        <w:spacing w:after="160" w:line="259" w:lineRule="auto"/>
         <w:rPr>
           <w:rFonts w:hint="default" w:cs="Times New Roman"/>
           <w:lang w:val="ru-RU"/>
         </w:rPr>
-        <w:t>-</w:t>
-      </w:r>
-      <w:r>
-        <w:rPr>
-          <w:rFonts w:hint="default" w:ascii="Times New Roman" w:hAnsi="Times New Roman" w:cs="Times New Roman"/>
-        </w:rPr>
-        <w:t xml:space="preserve"> при превышении порога оба зарегистрированных подписчика получают уведомление, что демонстрирует механизм «один-ко-многим».</w:t>
+      </w:pPr>
+      <w:r>
+        <w:rPr>
+          <w:rFonts w:hint="default" w:cs="Times New Roman"/>
+          <w:lang w:val="ru-RU"/>
+        </w:rPr>
+        <w:t>Демонстрация работы приложения:</w:t>
       </w:r>
     </w:p>
     <w:p>
       <w:pPr>
         <w:numPr>
           <w:ilvl w:val="0"/>
-          <w:numId w:val="10"/>
+          <w:numId w:val="0"/>
+        </w:numPr>
+        <w:spacing w:after="160" w:line="259" w:lineRule="auto"/>
+      </w:pPr>
+      <w:r>
+        <w:drawing>
+          <wp:inline distT="0" distB="0" distL="114300" distR="114300">
+            <wp:extent cx="5935980" cy="2456815"/>
+            <wp:effectExtent l="0" t="0" r="7620" b="635"/>
+            <wp:docPr id="7" name="Изображение 3"/>
+            <wp:cNvGraphicFramePr>
+              <a:graphicFrameLocks xmlns:a="http://schemas.openxmlformats.org/drawingml/2006/main" noChangeAspect="1"/>
+            </wp:cNvGraphicFramePr>
+            <a:graphic xmlns:a="http://schemas.openxmlformats.org/drawingml/2006/main">
+              <a:graphicData uri="http://schemas.openxmlformats.org/drawingml/2006/picture">
+                <pic:pic xmlns:pic="http://schemas.openxmlformats.org/drawingml/2006/picture">
+                  <pic:nvPicPr>
+                    <pic:cNvPr id="7" name="Изображение 3"/>
+                    <pic:cNvPicPr>
+                      <a:picLocks noChangeAspect="1"/>
+                    </pic:cNvPicPr>
+                  </pic:nvPicPr>
+                  <pic:blipFill>
+                    <a:blip r:embed="rId7"/>
+                    <a:stretch>
+                      <a:fillRect/>
+                    </a:stretch>
+                  </pic:blipFill>
+                  <pic:spPr>
+                    <a:xfrm>
+                      <a:off x="0" y="0"/>
+                      <a:ext cx="5935980" cy="2456815"/>
+                    </a:xfrm>
+                    <a:prstGeom prst="rect">
+                      <a:avLst/>
+                    </a:prstGeom>
+                    <a:noFill/>
+                    <a:ln>
+                      <a:noFill/>
+                    </a:ln>
+                  </pic:spPr>
+                </pic:pic>
+              </a:graphicData>
+            </a:graphic>
+          </wp:inline>
+        </w:drawing>
+      </w:r>
+    </w:p>
+    <w:p>
+      <w:pPr>
+        <w:numPr>
+          <w:ilvl w:val="0"/>
+          <w:numId w:val="0"/>
+        </w:numPr>
+        <w:spacing w:after="160" w:line="259" w:lineRule="auto"/>
+        <w:rPr>
+          <w:rFonts w:hint="default"/>
+          <w:lang w:val="ru-RU"/>
+        </w:rPr>
+      </w:pPr>
+      <w:r>
+        <w:drawing>
+          <wp:inline distT="0" distB="0" distL="114300" distR="114300">
+            <wp:extent cx="5938520" cy="1168400"/>
+            <wp:effectExtent l="0" t="0" r="5080" b="12700"/>
+            <wp:docPr id="8" name="Изображение 4"/>
+            <wp:cNvGraphicFramePr>
+              <a:graphicFrameLocks xmlns:a="http://schemas.openxmlformats.org/drawingml/2006/main" noChangeAspect="1"/>
+            </wp:cNvGraphicFramePr>
+            <a:graphic xmlns:a="http://schemas.openxmlformats.org/drawingml/2006/main">
+              <a:graphicData uri="http://schemas.openxmlformats.org/drawingml/2006/picture">
+                <pic:pic xmlns:pic="http://schemas.openxmlformats.org/drawingml/2006/picture">
+                  <pic:nvPicPr>
+                    <pic:cNvPr id="8" name="Изображение 4"/>
+                    <pic:cNvPicPr>
+                      <a:picLocks noChangeAspect="1"/>
+                    </pic:cNvPicPr>
+                  </pic:nvPicPr>
+                  <pic:blipFill>
+                    <a:blip r:embed="rId8"/>
+                    <a:stretch>
+                      <a:fillRect/>
+                    </a:stretch>
+                  </pic:blipFill>
+                  <pic:spPr>
+                    <a:xfrm>
+                      <a:off x="0" y="0"/>
+                      <a:ext cx="5938520" cy="1168400"/>
+                    </a:xfrm>
+                    <a:prstGeom prst="rect">
+                      <a:avLst/>
+                    </a:prstGeom>
+                    <a:noFill/>
+                    <a:ln>
+                      <a:noFill/>
+                    </a:ln>
+                  </pic:spPr>
+                </pic:pic>
+              </a:graphicData>
+            </a:graphic>
+          </wp:inline>
+        </w:drawing>
+      </w:r>
+    </w:p>
+    <w:p>
+      <w:pPr>
+        <w:spacing w:after="160" w:line="259" w:lineRule="auto"/>
+        <w:ind w:firstLine="0"/>
+        <w:rPr>
+          <w:rFonts w:hint="default" w:ascii="Times New Roman" w:hAnsi="Times New Roman" w:cs="Times New Roman"/>
+        </w:rPr>
+      </w:pPr>
+      <w:r>
+        <w:rPr>
+          <w:rFonts w:hint="default" w:ascii="Times New Roman" w:hAnsi="Times New Roman" w:cs="Times New Roman"/>
+        </w:rPr>
+        <w:t>Сравнение с теоретическими ожиданиями</w:t>
+      </w:r>
+    </w:p>
+    <w:p>
+      <w:pPr>
+        <w:spacing w:after="160" w:line="259" w:lineRule="auto"/>
+        <w:ind w:firstLine="0"/>
+        <w:rPr>
+          <w:rFonts w:hint="default" w:ascii="Times New Roman" w:hAnsi="Times New Roman" w:cs="Times New Roman"/>
+        </w:rPr>
+      </w:pPr>
+      <w:r>
+        <w:rPr>
+          <w:rFonts w:hint="default" w:ascii="Times New Roman" w:hAnsi="Times New Roman" w:cs="Times New Roman"/>
+        </w:rPr>
+        <w:t>Полученные результаты полностью соответствуют теоретическим ожиданиям:</w:t>
+      </w:r>
+    </w:p>
+    <w:p>
+      <w:pPr>
+        <w:numPr>
+          <w:ilvl w:val="0"/>
+          <w:numId w:val="12"/>
         </w:numPr>
         <w:spacing w:after="160" w:line="259" w:lineRule="auto"/>
         <w:ind w:left="420" w:leftChars="0" w:hanging="420" w:firstLineChars="0"/>
@@ -2073,7 +3181,7 @@
         <w:rPr>
           <w:rFonts w:hint="default" w:ascii="Times New Roman" w:hAnsi="Times New Roman" w:cs="Times New Roman"/>
         </w:rPr>
-        <w:t>Использование встроенных средств C# </w:t>
+        <w:t>Шаблонный метод </w:t>
       </w:r>
       <w:r>
         <w:rPr>
@@ -2086,17 +3194,170 @@
         <w:rPr>
           <w:rFonts w:hint="default" w:ascii="Times New Roman" w:hAnsi="Times New Roman" w:cs="Times New Roman"/>
         </w:rPr>
-        <w:t xml:space="preserve"> вместо классической реализации с интерфейсом IObserver и методами Attach/Detach использовано ключевое слово event, что упрощает код и обеспечивает потокобезопасность операций подписки/отписки.</w:t>
+        <w:t xml:space="preserve"> класс EventHandlerBase определяет скелет алгоритма обработки события, а подклассы ConsoleHandler и FileHandler реализуют специфические шаги (SendMessage). Это позволяет избежать дублирования кода и гарантирует соблюдение общей логики обработки.</w:t>
       </w:r>
     </w:p>
     <w:p>
       <w:pPr>
         <w:numPr>
           <w:ilvl w:val="0"/>
-          <w:numId w:val="10"/>
+          <w:numId w:val="12"/>
         </w:numPr>
         <w:spacing w:after="160" w:line="259" w:lineRule="auto"/>
         <w:ind w:left="420" w:leftChars="0" w:hanging="420" w:firstLineChars="0"/>
+        <w:rPr>
+          <w:rFonts w:hint="default" w:ascii="Times New Roman" w:hAnsi="Times New Roman" w:cs="Times New Roman"/>
+        </w:rPr>
+      </w:pPr>
+      <w:r>
+        <w:rPr>
+          <w:rFonts w:hint="default" w:ascii="Times New Roman" w:hAnsi="Times New Roman" w:cs="Times New Roman"/>
+        </w:rPr>
+        <w:t>Совместная работа паттернов </w:t>
+      </w:r>
+      <w:r>
+        <w:rPr>
+          <w:rFonts w:hint="default" w:cs="Times New Roman"/>
+          <w:lang w:val="ru-RU"/>
+        </w:rPr>
+        <w:t>-</w:t>
+      </w:r>
+      <w:r>
+        <w:rPr>
+          <w:rFonts w:hint="default" w:ascii="Times New Roman" w:hAnsi="Times New Roman" w:cs="Times New Roman"/>
+        </w:rPr>
+        <w:t xml:space="preserve"> продемонстрирована успешная интеграция трёх паттернов:</w:t>
+      </w:r>
+    </w:p>
+    <w:p>
+      <w:pPr>
+        <w:numPr>
+          <w:ilvl w:val="0"/>
+          <w:numId w:val="14"/>
+        </w:numPr>
+        <w:spacing w:after="160" w:line="259" w:lineRule="auto"/>
+        <w:ind w:left="840" w:leftChars="0" w:hanging="420" w:firstLineChars="0"/>
+        <w:rPr>
+          <w:rFonts w:hint="default" w:ascii="Times New Roman" w:hAnsi="Times New Roman" w:cs="Times New Roman"/>
+        </w:rPr>
+      </w:pPr>
+      <w:r>
+        <w:rPr>
+          <w:rFonts w:hint="default" w:ascii="Times New Roman" w:hAnsi="Times New Roman" w:cs="Times New Roman"/>
+        </w:rPr>
+        <w:t>Паттерн «Наблюдатель» доставляет событие от EventMonitor к обработчикам</w:t>
+      </w:r>
+    </w:p>
+    <w:p>
+      <w:pPr>
+        <w:numPr>
+          <w:ilvl w:val="0"/>
+          <w:numId w:val="14"/>
+        </w:numPr>
+        <w:spacing w:after="160" w:line="259" w:lineRule="auto"/>
+        <w:ind w:left="840" w:leftChars="0" w:hanging="420" w:firstLineChars="0"/>
+        <w:rPr>
+          <w:rFonts w:hint="default" w:ascii="Times New Roman" w:hAnsi="Times New Roman" w:cs="Times New Roman"/>
+        </w:rPr>
+      </w:pPr>
+      <w:r>
+        <w:rPr>
+          <w:rFonts w:hint="default" w:ascii="Times New Roman" w:hAnsi="Times New Roman" w:cs="Times New Roman"/>
+        </w:rPr>
+        <w:t>Паттерн «Шаблонный метод» определяет последовательность обработки</w:t>
+      </w:r>
+    </w:p>
+    <w:p>
+      <w:pPr>
+        <w:numPr>
+          <w:ilvl w:val="0"/>
+          <w:numId w:val="14"/>
+        </w:numPr>
+        <w:spacing w:after="160" w:line="259" w:lineRule="auto"/>
+        <w:ind w:left="840" w:leftChars="0" w:hanging="420" w:firstLineChars="0"/>
+        <w:rPr>
+          <w:rFonts w:hint="default" w:ascii="Times New Roman" w:hAnsi="Times New Roman" w:cs="Times New Roman"/>
+        </w:rPr>
+      </w:pPr>
+      <w:r>
+        <w:rPr>
+          <w:rFonts w:hint="default" w:ascii="Times New Roman" w:hAnsi="Times New Roman" w:cs="Times New Roman"/>
+        </w:rPr>
+        <w:t>Паттерн «Стратегия» обеспечивает гибкость форматирования сообщений</w:t>
+      </w:r>
+    </w:p>
+    <w:p>
+      <w:pPr>
+        <w:numPr>
+          <w:ilvl w:val="0"/>
+          <w:numId w:val="12"/>
+        </w:numPr>
+        <w:spacing w:after="160" w:line="259" w:lineRule="auto"/>
+        <w:ind w:left="420" w:leftChars="0" w:hanging="420" w:firstLineChars="0"/>
+        <w:rPr>
+          <w:rFonts w:hint="default" w:ascii="Times New Roman" w:hAnsi="Times New Roman" w:cs="Times New Roman"/>
+        </w:rPr>
+      </w:pPr>
+      <w:r>
+        <w:rPr>
+          <w:rFonts w:hint="default" w:ascii="Times New Roman" w:hAnsi="Times New Roman" w:cs="Times New Roman"/>
+        </w:rPr>
+        <w:t>Динамическая смена стратегии </w:t>
+      </w:r>
+      <w:r>
+        <w:rPr>
+          <w:rFonts w:hint="default" w:cs="Times New Roman"/>
+          <w:lang w:val="ru-RU"/>
+        </w:rPr>
+        <w:t>-</w:t>
+      </w:r>
+      <w:r>
+        <w:rPr>
+          <w:rFonts w:hint="default" w:ascii="Times New Roman" w:hAnsi="Times New Roman" w:cs="Times New Roman"/>
+        </w:rPr>
+        <w:t xml:space="preserve"> в ходе выполнения программы стратегия форматирования ConsoleHandler была изменена с текстовой на HTML, что демонстрирует возможность изменения поведения системы во время выполнения без модификации кода обработчика</w:t>
+      </w:r>
+    </w:p>
+    <w:p>
+      <w:pPr>
+        <w:numPr>
+          <w:ilvl w:val="0"/>
+          <w:numId w:val="12"/>
+        </w:numPr>
+        <w:spacing w:after="160" w:line="259" w:lineRule="auto"/>
+        <w:ind w:left="420" w:leftChars="0" w:hanging="420" w:firstLineChars="0"/>
+        <w:rPr>
+          <w:rFonts w:hint="default" w:ascii="Times New Roman" w:hAnsi="Times New Roman" w:cs="Times New Roman"/>
+        </w:rPr>
+      </w:pPr>
+      <w:r>
+        <w:rPr>
+          <w:rFonts w:hint="default" w:ascii="Times New Roman" w:hAnsi="Times New Roman" w:cs="Times New Roman"/>
+        </w:rPr>
+        <w:t>Расширяемость системы </w:t>
+      </w:r>
+      <w:r>
+        <w:rPr>
+          <w:rFonts w:hint="default" w:cs="Times New Roman"/>
+          <w:lang w:val="ru-RU"/>
+        </w:rPr>
+        <w:t>-</w:t>
+      </w:r>
+      <w:r>
+        <w:rPr>
+          <w:rFonts w:hint="default" w:ascii="Times New Roman" w:hAnsi="Times New Roman" w:cs="Times New Roman"/>
+        </w:rPr>
+        <w:t xml:space="preserve"> для добавления нового типа обработчика (например, EmailHandler) достаточно создать класс, наследующий EventHandlerBase, и реализовать его абстрактные методы. Для добавления нового формата сообщений (например, XML) достаточно создать новый класс, реализующий IFormatStrategy. Никакие существующие классы не требуют изменений.</w:t>
+      </w:r>
+    </w:p>
+    <w:p>
+      <w:pPr>
+        <w:numPr>
+          <w:ilvl w:val="0"/>
+          <w:numId w:val="12"/>
+        </w:numPr>
+        <w:spacing w:after="160" w:line="259" w:lineRule="auto"/>
+        <w:ind w:left="420" w:leftChars="0" w:hanging="420" w:firstLineChars="0"/>
       </w:pPr>
       <w:r>
         <w:rPr>
@@ -5963,7 +7224,28 @@
           <w:szCs w:val="24"/>
           <w:highlight w:val="white"/>
         </w:rPr>
-        <w:t>// Не превышает — событие НЕ генерируется</w:t>
+        <w:t xml:space="preserve">// Не превышает </w:t>
+      </w:r>
+      <w:r>
+        <w:rPr>
+          <w:rFonts w:hint="default" w:ascii="Cascadia Mono" w:hAnsi="Cascadia Mono" w:eastAsia="Cascadia Mono"/>
+          <w:color w:val="008000"/>
+          <w:sz w:val="19"/>
+          <w:szCs w:val="24"/>
+          <w:highlight w:val="white"/>
+          <w:lang w:val="ru-RU"/>
+        </w:rPr>
+        <w:t>-</w:t>
+      </w:r>
+      <w:r>
+        <w:rPr>
+          <w:rFonts w:hint="default" w:ascii="Cascadia Mono" w:hAnsi="Cascadia Mono" w:eastAsia="Cascadia Mono"/>
+          <w:color w:val="008000"/>
+          <w:sz w:val="19"/>
+          <w:szCs w:val="24"/>
+          <w:highlight w:val="white"/>
+        </w:rPr>
+        <w:t xml:space="preserve"> событие НЕ генерируется</w:t>
       </w:r>
     </w:p>
     <w:p>
@@ -6112,7 +7394,28 @@
           <w:szCs w:val="24"/>
           <w:highlight w:val="white"/>
         </w:rPr>
-        <w:t>// Превышает — событие генерируется</w:t>
+        <w:t xml:space="preserve">// Превышает </w:t>
+      </w:r>
+      <w:r>
+        <w:rPr>
+          <w:rFonts w:hint="default" w:ascii="Cascadia Mono" w:hAnsi="Cascadia Mono" w:eastAsia="Cascadia Mono"/>
+          <w:color w:val="008000"/>
+          <w:sz w:val="19"/>
+          <w:szCs w:val="24"/>
+          <w:highlight w:val="white"/>
+          <w:lang w:val="ru-RU"/>
+        </w:rPr>
+        <w:t>-</w:t>
+      </w:r>
+      <w:r>
+        <w:rPr>
+          <w:rFonts w:hint="default" w:ascii="Cascadia Mono" w:hAnsi="Cascadia Mono" w:eastAsia="Cascadia Mono"/>
+          <w:color w:val="008000"/>
+          <w:sz w:val="19"/>
+          <w:szCs w:val="24"/>
+          <w:highlight w:val="white"/>
+        </w:rPr>
+        <w:t xml:space="preserve"> событие генерируется</w:t>
       </w:r>
     </w:p>
     <w:p>
@@ -6261,7 +7564,28 @@
           <w:szCs w:val="24"/>
           <w:highlight w:val="white"/>
         </w:rPr>
-        <w:t>// Превышает — событие генерируется</w:t>
+        <w:t xml:space="preserve">// Превышает </w:t>
+      </w:r>
+      <w:r>
+        <w:rPr>
+          <w:rFonts w:hint="default" w:ascii="Cascadia Mono" w:hAnsi="Cascadia Mono" w:eastAsia="Cascadia Mono"/>
+          <w:color w:val="008000"/>
+          <w:sz w:val="19"/>
+          <w:szCs w:val="24"/>
+          <w:highlight w:val="white"/>
+          <w:lang w:val="ru-RU"/>
+        </w:rPr>
+        <w:t>-</w:t>
+      </w:r>
+      <w:r>
+        <w:rPr>
+          <w:rFonts w:hint="default" w:ascii="Cascadia Mono" w:hAnsi="Cascadia Mono" w:eastAsia="Cascadia Mono"/>
+          <w:color w:val="008000"/>
+          <w:sz w:val="19"/>
+          <w:szCs w:val="24"/>
+          <w:highlight w:val="white"/>
+        </w:rPr>
+        <w:t xml:space="preserve"> событие генерируется</w:t>
       </w:r>
     </w:p>
     <w:p>
@@ -6410,7 +7734,28 @@
           <w:szCs w:val="24"/>
           <w:highlight w:val="white"/>
         </w:rPr>
-        <w:t>// Не превышает — событие НЕ генерируется</w:t>
+        <w:t xml:space="preserve">// Не превышает </w:t>
+      </w:r>
+      <w:r>
+        <w:rPr>
+          <w:rFonts w:hint="default" w:ascii="Cascadia Mono" w:hAnsi="Cascadia Mono" w:eastAsia="Cascadia Mono"/>
+          <w:color w:val="008000"/>
+          <w:sz w:val="19"/>
+          <w:szCs w:val="24"/>
+          <w:highlight w:val="white"/>
+          <w:lang w:val="ru-RU"/>
+        </w:rPr>
+        <w:t>-</w:t>
+      </w:r>
+      <w:r>
+        <w:rPr>
+          <w:rFonts w:hint="default" w:ascii="Cascadia Mono" w:hAnsi="Cascadia Mono" w:eastAsia="Cascadia Mono"/>
+          <w:color w:val="008000"/>
+          <w:sz w:val="19"/>
+          <w:szCs w:val="24"/>
+          <w:highlight w:val="white"/>
+        </w:rPr>
+        <w:t xml:space="preserve"> событие НЕ генерируется</w:t>
       </w:r>
     </w:p>
     <w:p>
@@ -6469,6 +7814,7 @@
           <w:sz w:val="19"/>
           <w:szCs w:val="24"/>
           <w:highlight w:val="white"/>
+          <w:lang w:val="ru-RU"/>
         </w:rPr>
       </w:pPr>
       <w:r>
@@ -6494,6 +7840,5315 @@
           <w:lang w:val="en-US"/>
         </w:rPr>
       </w:pPr>
+    </w:p>
+    <w:p>
+      <w:pPr>
+        <w:ind w:left="0" w:leftChars="0" w:firstLine="0" w:firstLineChars="0"/>
+        <w:rPr>
+          <w:rFonts w:hint="default" w:ascii="Cascadia Mono" w:hAnsi="Cascadia Mono" w:eastAsia="Cascadia Mono"/>
+          <w:color w:val="000000"/>
+          <w:sz w:val="19"/>
+          <w:szCs w:val="24"/>
+          <w:highlight w:val="white"/>
+          <w:lang w:val="ru-RU"/>
+        </w:rPr>
+      </w:pPr>
+    </w:p>
+    <w:p>
+      <w:pPr>
+        <w:ind w:left="0" w:leftChars="0" w:firstLine="0" w:firstLineChars="0"/>
+        <w:jc w:val="center"/>
+        <w:rPr>
+          <w:rFonts w:hint="default" w:ascii="Cascadia Mono" w:hAnsi="Cascadia Mono" w:eastAsia="Cascadia Mono"/>
+          <w:color w:val="000000"/>
+          <w:sz w:val="19"/>
+          <w:szCs w:val="24"/>
+          <w:highlight w:val="white"/>
+          <w:lang w:val="ru-RU"/>
+        </w:rPr>
+      </w:pPr>
+      <w:r>
+        <w:rPr>
+          <w:rFonts w:hint="default" w:ascii="Cascadia Mono" w:hAnsi="Cascadia Mono" w:eastAsia="Cascadia Mono"/>
+          <w:color w:val="000000"/>
+          <w:sz w:val="19"/>
+          <w:szCs w:val="24"/>
+          <w:highlight w:val="white"/>
+          <w:lang w:val="ru-RU"/>
+        </w:rPr>
+        <w:t>ЭТАП 2:</w:t>
+      </w:r>
+    </w:p>
+    <w:p>
+      <w:pPr>
+        <w:ind w:left="0" w:leftChars="0" w:firstLine="0" w:firstLineChars="0"/>
+        <w:rPr>
+          <w:rFonts w:hint="default" w:ascii="Cascadia Mono" w:hAnsi="Cascadia Mono" w:eastAsia="Cascadia Mono"/>
+          <w:color w:val="000000"/>
+          <w:sz w:val="19"/>
+          <w:szCs w:val="24"/>
+          <w:highlight w:val="white"/>
+          <w:lang w:val="en-US"/>
+        </w:rPr>
+      </w:pPr>
+      <w:r>
+        <w:rPr>
+          <w:rFonts w:hint="default" w:ascii="Cascadia Mono" w:hAnsi="Cascadia Mono" w:eastAsia="Cascadia Mono"/>
+          <w:color w:val="000000"/>
+          <w:sz w:val="19"/>
+          <w:szCs w:val="24"/>
+          <w:highlight w:val="white"/>
+          <w:lang w:val="en-US"/>
+        </w:rPr>
+        <w:t>FormatsStrategy.cs</w:t>
+      </w:r>
+    </w:p>
+    <w:p>
+      <w:pPr>
+        <w:spacing w:beforeLines="0" w:afterLines="0"/>
+        <w:jc w:val="left"/>
+        <w:rPr>
+          <w:rFonts w:hint="default" w:ascii="Cascadia Mono" w:hAnsi="Cascadia Mono" w:eastAsia="Cascadia Mono"/>
+          <w:color w:val="000000"/>
+          <w:sz w:val="19"/>
+          <w:szCs w:val="24"/>
+          <w:highlight w:val="white"/>
+        </w:rPr>
+      </w:pPr>
+      <w:r>
+        <w:rPr>
+          <w:rFonts w:hint="default" w:ascii="Cascadia Mono" w:hAnsi="Cascadia Mono" w:eastAsia="Cascadia Mono"/>
+          <w:color w:val="0000FF"/>
+          <w:sz w:val="19"/>
+          <w:szCs w:val="24"/>
+          <w:highlight w:val="white"/>
+        </w:rPr>
+        <w:t>namespace</w:t>
+      </w:r>
+      <w:r>
+        <w:rPr>
+          <w:rFonts w:hint="default" w:ascii="Cascadia Mono" w:hAnsi="Cascadia Mono" w:eastAsia="Cascadia Mono"/>
+          <w:color w:val="000000"/>
+          <w:sz w:val="19"/>
+          <w:szCs w:val="24"/>
+          <w:highlight w:val="white"/>
+        </w:rPr>
+        <w:t xml:space="preserve"> ConsoleApp1</w:t>
+      </w:r>
+    </w:p>
+    <w:p>
+      <w:pPr>
+        <w:spacing w:beforeLines="0" w:afterLines="0"/>
+        <w:jc w:val="left"/>
+        <w:rPr>
+          <w:rFonts w:hint="default" w:ascii="Cascadia Mono" w:hAnsi="Cascadia Mono" w:eastAsia="Cascadia Mono"/>
+          <w:color w:val="000000"/>
+          <w:sz w:val="19"/>
+          <w:szCs w:val="24"/>
+          <w:highlight w:val="white"/>
+        </w:rPr>
+      </w:pPr>
+      <w:r>
+        <w:rPr>
+          <w:rFonts w:hint="default" w:ascii="Cascadia Mono" w:hAnsi="Cascadia Mono" w:eastAsia="Cascadia Mono"/>
+          <w:color w:val="000000"/>
+          <w:sz w:val="19"/>
+          <w:szCs w:val="24"/>
+          <w:highlight w:val="white"/>
+        </w:rPr>
+        <w:t>{</w:t>
+      </w:r>
+    </w:p>
+    <w:p>
+      <w:pPr>
+        <w:spacing w:beforeLines="0" w:afterLines="0"/>
+        <w:jc w:val="left"/>
+        <w:rPr>
+          <w:rFonts w:hint="default" w:ascii="Cascadia Mono" w:hAnsi="Cascadia Mono" w:eastAsia="Cascadia Mono"/>
+          <w:color w:val="000000"/>
+          <w:sz w:val="19"/>
+          <w:szCs w:val="24"/>
+          <w:highlight w:val="white"/>
+        </w:rPr>
+      </w:pPr>
+      <w:r>
+        <w:rPr>
+          <w:rFonts w:hint="default" w:ascii="Cascadia Mono" w:hAnsi="Cascadia Mono" w:eastAsia="Cascadia Mono"/>
+          <w:color w:val="000000"/>
+          <w:sz w:val="19"/>
+          <w:szCs w:val="24"/>
+          <w:highlight w:val="white"/>
+        </w:rPr>
+        <w:t xml:space="preserve">    </w:t>
+      </w:r>
+      <w:r>
+        <w:rPr>
+          <w:rFonts w:hint="default" w:ascii="Cascadia Mono" w:hAnsi="Cascadia Mono" w:eastAsia="Cascadia Mono"/>
+          <w:color w:val="0000FF"/>
+          <w:sz w:val="19"/>
+          <w:szCs w:val="24"/>
+          <w:highlight w:val="white"/>
+        </w:rPr>
+        <w:t>public</w:t>
+      </w:r>
+      <w:r>
+        <w:rPr>
+          <w:rFonts w:hint="default" w:ascii="Cascadia Mono" w:hAnsi="Cascadia Mono" w:eastAsia="Cascadia Mono"/>
+          <w:color w:val="000000"/>
+          <w:sz w:val="19"/>
+          <w:szCs w:val="24"/>
+          <w:highlight w:val="white"/>
+        </w:rPr>
+        <w:t xml:space="preserve"> </w:t>
+      </w:r>
+      <w:r>
+        <w:rPr>
+          <w:rFonts w:hint="default" w:ascii="Cascadia Mono" w:hAnsi="Cascadia Mono" w:eastAsia="Cascadia Mono"/>
+          <w:color w:val="0000FF"/>
+          <w:sz w:val="19"/>
+          <w:szCs w:val="24"/>
+          <w:highlight w:val="white"/>
+        </w:rPr>
+        <w:t>interface</w:t>
+      </w:r>
+      <w:r>
+        <w:rPr>
+          <w:rFonts w:hint="default" w:ascii="Cascadia Mono" w:hAnsi="Cascadia Mono" w:eastAsia="Cascadia Mono"/>
+          <w:color w:val="000000"/>
+          <w:sz w:val="19"/>
+          <w:szCs w:val="24"/>
+          <w:highlight w:val="white"/>
+        </w:rPr>
+        <w:t xml:space="preserve"> </w:t>
+      </w:r>
+      <w:r>
+        <w:rPr>
+          <w:rFonts w:hint="default" w:ascii="Cascadia Mono" w:hAnsi="Cascadia Mono" w:eastAsia="Cascadia Mono"/>
+          <w:color w:val="2B91AF"/>
+          <w:sz w:val="19"/>
+          <w:szCs w:val="24"/>
+          <w:highlight w:val="white"/>
+        </w:rPr>
+        <w:t>IFormatStrategy</w:t>
+      </w:r>
+    </w:p>
+    <w:p>
+      <w:pPr>
+        <w:spacing w:beforeLines="0" w:afterLines="0"/>
+        <w:jc w:val="left"/>
+        <w:rPr>
+          <w:rFonts w:hint="default" w:ascii="Cascadia Mono" w:hAnsi="Cascadia Mono" w:eastAsia="Cascadia Mono"/>
+          <w:color w:val="000000"/>
+          <w:sz w:val="19"/>
+          <w:szCs w:val="24"/>
+          <w:highlight w:val="white"/>
+        </w:rPr>
+      </w:pPr>
+      <w:r>
+        <w:rPr>
+          <w:rFonts w:hint="default" w:ascii="Cascadia Mono" w:hAnsi="Cascadia Mono" w:eastAsia="Cascadia Mono"/>
+          <w:color w:val="000000"/>
+          <w:sz w:val="19"/>
+          <w:szCs w:val="24"/>
+          <w:highlight w:val="white"/>
+        </w:rPr>
+        <w:t xml:space="preserve">    {</w:t>
+      </w:r>
+    </w:p>
+    <w:p>
+      <w:pPr>
+        <w:spacing w:beforeLines="0" w:afterLines="0"/>
+        <w:jc w:val="left"/>
+        <w:rPr>
+          <w:rFonts w:hint="default" w:ascii="Cascadia Mono" w:hAnsi="Cascadia Mono" w:eastAsia="Cascadia Mono"/>
+          <w:color w:val="000000"/>
+          <w:sz w:val="19"/>
+          <w:szCs w:val="24"/>
+          <w:highlight w:val="white"/>
+        </w:rPr>
+      </w:pPr>
+      <w:r>
+        <w:rPr>
+          <w:rFonts w:hint="default" w:ascii="Cascadia Mono" w:hAnsi="Cascadia Mono" w:eastAsia="Cascadia Mono"/>
+          <w:color w:val="000000"/>
+          <w:sz w:val="19"/>
+          <w:szCs w:val="24"/>
+          <w:highlight w:val="white"/>
+        </w:rPr>
+        <w:t xml:space="preserve">        </w:t>
+      </w:r>
+      <w:r>
+        <w:rPr>
+          <w:rFonts w:hint="default" w:ascii="Cascadia Mono" w:hAnsi="Cascadia Mono" w:eastAsia="Cascadia Mono"/>
+          <w:color w:val="0000FF"/>
+          <w:sz w:val="19"/>
+          <w:szCs w:val="24"/>
+          <w:highlight w:val="white"/>
+        </w:rPr>
+        <w:t>string</w:t>
+      </w:r>
+      <w:r>
+        <w:rPr>
+          <w:rFonts w:hint="default" w:ascii="Cascadia Mono" w:hAnsi="Cascadia Mono" w:eastAsia="Cascadia Mono"/>
+          <w:color w:val="000000"/>
+          <w:sz w:val="19"/>
+          <w:szCs w:val="24"/>
+          <w:highlight w:val="white"/>
+        </w:rPr>
+        <w:t xml:space="preserve"> Format(</w:t>
+      </w:r>
+      <w:r>
+        <w:rPr>
+          <w:rFonts w:hint="default" w:ascii="Cascadia Mono" w:hAnsi="Cascadia Mono" w:eastAsia="Cascadia Mono"/>
+          <w:color w:val="0000FF"/>
+          <w:sz w:val="19"/>
+          <w:szCs w:val="24"/>
+          <w:highlight w:val="white"/>
+        </w:rPr>
+        <w:t>string</w:t>
+      </w:r>
+      <w:r>
+        <w:rPr>
+          <w:rFonts w:hint="default" w:ascii="Cascadia Mono" w:hAnsi="Cascadia Mono" w:eastAsia="Cascadia Mono"/>
+          <w:color w:val="000000"/>
+          <w:sz w:val="19"/>
+          <w:szCs w:val="24"/>
+          <w:highlight w:val="white"/>
+        </w:rPr>
+        <w:t xml:space="preserve"> message, </w:t>
+      </w:r>
+      <w:r>
+        <w:rPr>
+          <w:rFonts w:hint="default" w:ascii="Cascadia Mono" w:hAnsi="Cascadia Mono" w:eastAsia="Cascadia Mono"/>
+          <w:color w:val="2B91AF"/>
+          <w:sz w:val="19"/>
+          <w:szCs w:val="24"/>
+          <w:highlight w:val="white"/>
+        </w:rPr>
+        <w:t>DateTime</w:t>
+      </w:r>
+      <w:r>
+        <w:rPr>
+          <w:rFonts w:hint="default" w:ascii="Cascadia Mono" w:hAnsi="Cascadia Mono" w:eastAsia="Cascadia Mono"/>
+          <w:color w:val="000000"/>
+          <w:sz w:val="19"/>
+          <w:szCs w:val="24"/>
+          <w:highlight w:val="white"/>
+        </w:rPr>
+        <w:t xml:space="preserve"> timestamp);</w:t>
+      </w:r>
+    </w:p>
+    <w:p>
+      <w:pPr>
+        <w:spacing w:beforeLines="0" w:afterLines="0"/>
+        <w:jc w:val="left"/>
+        <w:rPr>
+          <w:rFonts w:hint="default" w:ascii="Cascadia Mono" w:hAnsi="Cascadia Mono" w:eastAsia="Cascadia Mono"/>
+          <w:color w:val="000000"/>
+          <w:sz w:val="19"/>
+          <w:szCs w:val="24"/>
+          <w:highlight w:val="white"/>
+        </w:rPr>
+      </w:pPr>
+      <w:r>
+        <w:rPr>
+          <w:rFonts w:hint="default" w:ascii="Cascadia Mono" w:hAnsi="Cascadia Mono" w:eastAsia="Cascadia Mono"/>
+          <w:color w:val="000000"/>
+          <w:sz w:val="19"/>
+          <w:szCs w:val="24"/>
+          <w:highlight w:val="white"/>
+        </w:rPr>
+        <w:t xml:space="preserve">    }</w:t>
+      </w:r>
+    </w:p>
+    <w:p>
+      <w:pPr>
+        <w:spacing w:beforeLines="0" w:afterLines="0"/>
+        <w:jc w:val="left"/>
+        <w:rPr>
+          <w:rFonts w:hint="default" w:ascii="Cascadia Mono" w:hAnsi="Cascadia Mono" w:eastAsia="Cascadia Mono"/>
+          <w:color w:val="000000"/>
+          <w:sz w:val="19"/>
+          <w:szCs w:val="24"/>
+          <w:highlight w:val="white"/>
+        </w:rPr>
+      </w:pPr>
+    </w:p>
+    <w:p>
+      <w:pPr>
+        <w:spacing w:beforeLines="0" w:afterLines="0"/>
+        <w:jc w:val="left"/>
+        <w:rPr>
+          <w:rFonts w:hint="default" w:ascii="Cascadia Mono" w:hAnsi="Cascadia Mono" w:eastAsia="Cascadia Mono"/>
+          <w:color w:val="000000"/>
+          <w:sz w:val="19"/>
+          <w:szCs w:val="24"/>
+          <w:highlight w:val="white"/>
+        </w:rPr>
+      </w:pPr>
+    </w:p>
+    <w:p>
+      <w:pPr>
+        <w:spacing w:beforeLines="0" w:afterLines="0"/>
+        <w:jc w:val="left"/>
+        <w:rPr>
+          <w:rFonts w:hint="default" w:ascii="Cascadia Mono" w:hAnsi="Cascadia Mono" w:eastAsia="Cascadia Mono"/>
+          <w:color w:val="000000"/>
+          <w:sz w:val="19"/>
+          <w:szCs w:val="24"/>
+          <w:highlight w:val="white"/>
+        </w:rPr>
+      </w:pPr>
+      <w:r>
+        <w:rPr>
+          <w:rFonts w:hint="default" w:ascii="Cascadia Mono" w:hAnsi="Cascadia Mono" w:eastAsia="Cascadia Mono"/>
+          <w:color w:val="000000"/>
+          <w:sz w:val="19"/>
+          <w:szCs w:val="24"/>
+          <w:highlight w:val="white"/>
+        </w:rPr>
+        <w:t xml:space="preserve">    </w:t>
+      </w:r>
+      <w:r>
+        <w:rPr>
+          <w:rFonts w:hint="default" w:ascii="Cascadia Mono" w:hAnsi="Cascadia Mono" w:eastAsia="Cascadia Mono"/>
+          <w:color w:val="0000FF"/>
+          <w:sz w:val="19"/>
+          <w:szCs w:val="24"/>
+          <w:highlight w:val="white"/>
+        </w:rPr>
+        <w:t>public</w:t>
+      </w:r>
+      <w:r>
+        <w:rPr>
+          <w:rFonts w:hint="default" w:ascii="Cascadia Mono" w:hAnsi="Cascadia Mono" w:eastAsia="Cascadia Mono"/>
+          <w:color w:val="000000"/>
+          <w:sz w:val="19"/>
+          <w:szCs w:val="24"/>
+          <w:highlight w:val="white"/>
+        </w:rPr>
+        <w:t xml:space="preserve"> </w:t>
+      </w:r>
+      <w:r>
+        <w:rPr>
+          <w:rFonts w:hint="default" w:ascii="Cascadia Mono" w:hAnsi="Cascadia Mono" w:eastAsia="Cascadia Mono"/>
+          <w:color w:val="0000FF"/>
+          <w:sz w:val="19"/>
+          <w:szCs w:val="24"/>
+          <w:highlight w:val="white"/>
+        </w:rPr>
+        <w:t>class</w:t>
+      </w:r>
+      <w:r>
+        <w:rPr>
+          <w:rFonts w:hint="default" w:ascii="Cascadia Mono" w:hAnsi="Cascadia Mono" w:eastAsia="Cascadia Mono"/>
+          <w:color w:val="000000"/>
+          <w:sz w:val="19"/>
+          <w:szCs w:val="24"/>
+          <w:highlight w:val="white"/>
+        </w:rPr>
+        <w:t xml:space="preserve"> </w:t>
+      </w:r>
+      <w:r>
+        <w:rPr>
+          <w:rFonts w:hint="default" w:ascii="Cascadia Mono" w:hAnsi="Cascadia Mono" w:eastAsia="Cascadia Mono"/>
+          <w:color w:val="2B91AF"/>
+          <w:sz w:val="19"/>
+          <w:szCs w:val="24"/>
+          <w:highlight w:val="white"/>
+        </w:rPr>
+        <w:t>TextFormatStrategy</w:t>
+      </w:r>
+      <w:r>
+        <w:rPr>
+          <w:rFonts w:hint="default" w:ascii="Cascadia Mono" w:hAnsi="Cascadia Mono" w:eastAsia="Cascadia Mono"/>
+          <w:color w:val="000000"/>
+          <w:sz w:val="19"/>
+          <w:szCs w:val="24"/>
+          <w:highlight w:val="white"/>
+        </w:rPr>
+        <w:t xml:space="preserve"> : </w:t>
+      </w:r>
+      <w:r>
+        <w:rPr>
+          <w:rFonts w:hint="default" w:ascii="Cascadia Mono" w:hAnsi="Cascadia Mono" w:eastAsia="Cascadia Mono"/>
+          <w:color w:val="2B91AF"/>
+          <w:sz w:val="19"/>
+          <w:szCs w:val="24"/>
+          <w:highlight w:val="white"/>
+        </w:rPr>
+        <w:t>IFormatStrategy</w:t>
+      </w:r>
+    </w:p>
+    <w:p>
+      <w:pPr>
+        <w:spacing w:beforeLines="0" w:afterLines="0"/>
+        <w:jc w:val="left"/>
+        <w:rPr>
+          <w:rFonts w:hint="default" w:ascii="Cascadia Mono" w:hAnsi="Cascadia Mono" w:eastAsia="Cascadia Mono"/>
+          <w:color w:val="000000"/>
+          <w:sz w:val="19"/>
+          <w:szCs w:val="24"/>
+          <w:highlight w:val="white"/>
+        </w:rPr>
+      </w:pPr>
+      <w:r>
+        <w:rPr>
+          <w:rFonts w:hint="default" w:ascii="Cascadia Mono" w:hAnsi="Cascadia Mono" w:eastAsia="Cascadia Mono"/>
+          <w:color w:val="000000"/>
+          <w:sz w:val="19"/>
+          <w:szCs w:val="24"/>
+          <w:highlight w:val="white"/>
+        </w:rPr>
+        <w:t xml:space="preserve">    {</w:t>
+      </w:r>
+    </w:p>
+    <w:p>
+      <w:pPr>
+        <w:spacing w:beforeLines="0" w:afterLines="0"/>
+        <w:jc w:val="left"/>
+        <w:rPr>
+          <w:rFonts w:hint="default" w:ascii="Cascadia Mono" w:hAnsi="Cascadia Mono" w:eastAsia="Cascadia Mono"/>
+          <w:color w:val="000000"/>
+          <w:sz w:val="19"/>
+          <w:szCs w:val="24"/>
+          <w:highlight w:val="white"/>
+        </w:rPr>
+      </w:pPr>
+      <w:r>
+        <w:rPr>
+          <w:rFonts w:hint="default" w:ascii="Cascadia Mono" w:hAnsi="Cascadia Mono" w:eastAsia="Cascadia Mono"/>
+          <w:color w:val="000000"/>
+          <w:sz w:val="19"/>
+          <w:szCs w:val="24"/>
+          <w:highlight w:val="white"/>
+        </w:rPr>
+        <w:t xml:space="preserve">        </w:t>
+      </w:r>
+      <w:r>
+        <w:rPr>
+          <w:rFonts w:hint="default" w:ascii="Cascadia Mono" w:hAnsi="Cascadia Mono" w:eastAsia="Cascadia Mono"/>
+          <w:color w:val="0000FF"/>
+          <w:sz w:val="19"/>
+          <w:szCs w:val="24"/>
+          <w:highlight w:val="white"/>
+        </w:rPr>
+        <w:t>public</w:t>
+      </w:r>
+      <w:r>
+        <w:rPr>
+          <w:rFonts w:hint="default" w:ascii="Cascadia Mono" w:hAnsi="Cascadia Mono" w:eastAsia="Cascadia Mono"/>
+          <w:color w:val="000000"/>
+          <w:sz w:val="19"/>
+          <w:szCs w:val="24"/>
+          <w:highlight w:val="white"/>
+        </w:rPr>
+        <w:t xml:space="preserve"> </w:t>
+      </w:r>
+      <w:r>
+        <w:rPr>
+          <w:rFonts w:hint="default" w:ascii="Cascadia Mono" w:hAnsi="Cascadia Mono" w:eastAsia="Cascadia Mono"/>
+          <w:color w:val="0000FF"/>
+          <w:sz w:val="19"/>
+          <w:szCs w:val="24"/>
+          <w:highlight w:val="white"/>
+        </w:rPr>
+        <w:t>string</w:t>
+      </w:r>
+      <w:r>
+        <w:rPr>
+          <w:rFonts w:hint="default" w:ascii="Cascadia Mono" w:hAnsi="Cascadia Mono" w:eastAsia="Cascadia Mono"/>
+          <w:color w:val="000000"/>
+          <w:sz w:val="19"/>
+          <w:szCs w:val="24"/>
+          <w:highlight w:val="white"/>
+        </w:rPr>
+        <w:t xml:space="preserve"> Format(</w:t>
+      </w:r>
+      <w:r>
+        <w:rPr>
+          <w:rFonts w:hint="default" w:ascii="Cascadia Mono" w:hAnsi="Cascadia Mono" w:eastAsia="Cascadia Mono"/>
+          <w:color w:val="0000FF"/>
+          <w:sz w:val="19"/>
+          <w:szCs w:val="24"/>
+          <w:highlight w:val="white"/>
+        </w:rPr>
+        <w:t>string</w:t>
+      </w:r>
+      <w:r>
+        <w:rPr>
+          <w:rFonts w:hint="default" w:ascii="Cascadia Mono" w:hAnsi="Cascadia Mono" w:eastAsia="Cascadia Mono"/>
+          <w:color w:val="000000"/>
+          <w:sz w:val="19"/>
+          <w:szCs w:val="24"/>
+          <w:highlight w:val="white"/>
+        </w:rPr>
+        <w:t xml:space="preserve"> message, </w:t>
+      </w:r>
+      <w:r>
+        <w:rPr>
+          <w:rFonts w:hint="default" w:ascii="Cascadia Mono" w:hAnsi="Cascadia Mono" w:eastAsia="Cascadia Mono"/>
+          <w:color w:val="2B91AF"/>
+          <w:sz w:val="19"/>
+          <w:szCs w:val="24"/>
+          <w:highlight w:val="white"/>
+        </w:rPr>
+        <w:t>DateTime</w:t>
+      </w:r>
+      <w:r>
+        <w:rPr>
+          <w:rFonts w:hint="default" w:ascii="Cascadia Mono" w:hAnsi="Cascadia Mono" w:eastAsia="Cascadia Mono"/>
+          <w:color w:val="000000"/>
+          <w:sz w:val="19"/>
+          <w:szCs w:val="24"/>
+          <w:highlight w:val="white"/>
+        </w:rPr>
+        <w:t xml:space="preserve"> timestamp) =&gt; </w:t>
+      </w:r>
+      <w:r>
+        <w:rPr>
+          <w:rFonts w:hint="default" w:ascii="Cascadia Mono" w:hAnsi="Cascadia Mono" w:eastAsia="Cascadia Mono"/>
+          <w:color w:val="A31515"/>
+          <w:sz w:val="19"/>
+          <w:szCs w:val="24"/>
+          <w:highlight w:val="white"/>
+        </w:rPr>
+        <w:t>$"[</w:t>
+      </w:r>
+      <w:r>
+        <w:rPr>
+          <w:rFonts w:hint="default" w:ascii="Cascadia Mono" w:hAnsi="Cascadia Mono" w:eastAsia="Cascadia Mono"/>
+          <w:color w:val="000000"/>
+          <w:sz w:val="19"/>
+          <w:szCs w:val="24"/>
+          <w:highlight w:val="white"/>
+        </w:rPr>
+        <w:t>{timestamp:</w:t>
+      </w:r>
+      <w:r>
+        <w:rPr>
+          <w:rFonts w:hint="default" w:ascii="Cascadia Mono" w:hAnsi="Cascadia Mono" w:eastAsia="Cascadia Mono"/>
+          <w:color w:val="A31515"/>
+          <w:sz w:val="19"/>
+          <w:szCs w:val="24"/>
+          <w:highlight w:val="white"/>
+        </w:rPr>
+        <w:t>yyyy-MM-dd HH:mm:ss</w:t>
+      </w:r>
+      <w:r>
+        <w:rPr>
+          <w:rFonts w:hint="default" w:ascii="Cascadia Mono" w:hAnsi="Cascadia Mono" w:eastAsia="Cascadia Mono"/>
+          <w:color w:val="000000"/>
+          <w:sz w:val="19"/>
+          <w:szCs w:val="24"/>
+          <w:highlight w:val="white"/>
+        </w:rPr>
+        <w:t>}</w:t>
+      </w:r>
+      <w:r>
+        <w:rPr>
+          <w:rFonts w:hint="default" w:ascii="Cascadia Mono" w:hAnsi="Cascadia Mono" w:eastAsia="Cascadia Mono"/>
+          <w:color w:val="A31515"/>
+          <w:sz w:val="19"/>
+          <w:szCs w:val="24"/>
+          <w:highlight w:val="white"/>
+        </w:rPr>
+        <w:t xml:space="preserve">] </w:t>
+      </w:r>
+      <w:r>
+        <w:rPr>
+          <w:rFonts w:hint="default" w:ascii="Cascadia Mono" w:hAnsi="Cascadia Mono" w:eastAsia="Cascadia Mono"/>
+          <w:color w:val="000000"/>
+          <w:sz w:val="19"/>
+          <w:szCs w:val="24"/>
+          <w:highlight w:val="white"/>
+        </w:rPr>
+        <w:t>{message}</w:t>
+      </w:r>
+      <w:r>
+        <w:rPr>
+          <w:rFonts w:hint="default" w:ascii="Cascadia Mono" w:hAnsi="Cascadia Mono" w:eastAsia="Cascadia Mono"/>
+          <w:color w:val="A31515"/>
+          <w:sz w:val="19"/>
+          <w:szCs w:val="24"/>
+          <w:highlight w:val="white"/>
+        </w:rPr>
+        <w:t>"</w:t>
+      </w:r>
+      <w:r>
+        <w:rPr>
+          <w:rFonts w:hint="default" w:ascii="Cascadia Mono" w:hAnsi="Cascadia Mono" w:eastAsia="Cascadia Mono"/>
+          <w:color w:val="000000"/>
+          <w:sz w:val="19"/>
+          <w:szCs w:val="24"/>
+          <w:highlight w:val="white"/>
+        </w:rPr>
+        <w:t>;</w:t>
+      </w:r>
+    </w:p>
+    <w:p>
+      <w:pPr>
+        <w:spacing w:beforeLines="0" w:afterLines="0"/>
+        <w:jc w:val="left"/>
+        <w:rPr>
+          <w:rFonts w:hint="default" w:ascii="Cascadia Mono" w:hAnsi="Cascadia Mono" w:eastAsia="Cascadia Mono"/>
+          <w:color w:val="000000"/>
+          <w:sz w:val="19"/>
+          <w:szCs w:val="24"/>
+          <w:highlight w:val="white"/>
+        </w:rPr>
+      </w:pPr>
+      <w:r>
+        <w:rPr>
+          <w:rFonts w:hint="default" w:ascii="Cascadia Mono" w:hAnsi="Cascadia Mono" w:eastAsia="Cascadia Mono"/>
+          <w:color w:val="000000"/>
+          <w:sz w:val="19"/>
+          <w:szCs w:val="24"/>
+          <w:highlight w:val="white"/>
+        </w:rPr>
+        <w:t xml:space="preserve">    }</w:t>
+      </w:r>
+    </w:p>
+    <w:p>
+      <w:pPr>
+        <w:spacing w:beforeLines="0" w:afterLines="0"/>
+        <w:jc w:val="left"/>
+        <w:rPr>
+          <w:rFonts w:hint="default" w:ascii="Cascadia Mono" w:hAnsi="Cascadia Mono" w:eastAsia="Cascadia Mono"/>
+          <w:color w:val="000000"/>
+          <w:sz w:val="19"/>
+          <w:szCs w:val="24"/>
+          <w:highlight w:val="white"/>
+        </w:rPr>
+      </w:pPr>
+    </w:p>
+    <w:p>
+      <w:pPr>
+        <w:spacing w:beforeLines="0" w:afterLines="0"/>
+        <w:jc w:val="left"/>
+        <w:rPr>
+          <w:rFonts w:hint="default" w:ascii="Cascadia Mono" w:hAnsi="Cascadia Mono" w:eastAsia="Cascadia Mono"/>
+          <w:color w:val="000000"/>
+          <w:sz w:val="19"/>
+          <w:szCs w:val="24"/>
+          <w:highlight w:val="white"/>
+        </w:rPr>
+      </w:pPr>
+    </w:p>
+    <w:p>
+      <w:pPr>
+        <w:spacing w:beforeLines="0" w:afterLines="0"/>
+        <w:jc w:val="left"/>
+        <w:rPr>
+          <w:rFonts w:hint="default" w:ascii="Cascadia Mono" w:hAnsi="Cascadia Mono" w:eastAsia="Cascadia Mono"/>
+          <w:color w:val="000000"/>
+          <w:sz w:val="19"/>
+          <w:szCs w:val="24"/>
+          <w:highlight w:val="white"/>
+        </w:rPr>
+      </w:pPr>
+      <w:r>
+        <w:rPr>
+          <w:rFonts w:hint="default" w:ascii="Cascadia Mono" w:hAnsi="Cascadia Mono" w:eastAsia="Cascadia Mono"/>
+          <w:color w:val="000000"/>
+          <w:sz w:val="19"/>
+          <w:szCs w:val="24"/>
+          <w:highlight w:val="white"/>
+        </w:rPr>
+        <w:t xml:space="preserve">    </w:t>
+      </w:r>
+      <w:r>
+        <w:rPr>
+          <w:rFonts w:hint="default" w:ascii="Cascadia Mono" w:hAnsi="Cascadia Mono" w:eastAsia="Cascadia Mono"/>
+          <w:color w:val="0000FF"/>
+          <w:sz w:val="19"/>
+          <w:szCs w:val="24"/>
+          <w:highlight w:val="white"/>
+        </w:rPr>
+        <w:t>public</w:t>
+      </w:r>
+      <w:r>
+        <w:rPr>
+          <w:rFonts w:hint="default" w:ascii="Cascadia Mono" w:hAnsi="Cascadia Mono" w:eastAsia="Cascadia Mono"/>
+          <w:color w:val="000000"/>
+          <w:sz w:val="19"/>
+          <w:szCs w:val="24"/>
+          <w:highlight w:val="white"/>
+        </w:rPr>
+        <w:t xml:space="preserve"> </w:t>
+      </w:r>
+      <w:r>
+        <w:rPr>
+          <w:rFonts w:hint="default" w:ascii="Cascadia Mono" w:hAnsi="Cascadia Mono" w:eastAsia="Cascadia Mono"/>
+          <w:color w:val="0000FF"/>
+          <w:sz w:val="19"/>
+          <w:szCs w:val="24"/>
+          <w:highlight w:val="white"/>
+        </w:rPr>
+        <w:t>class</w:t>
+      </w:r>
+      <w:r>
+        <w:rPr>
+          <w:rFonts w:hint="default" w:ascii="Cascadia Mono" w:hAnsi="Cascadia Mono" w:eastAsia="Cascadia Mono"/>
+          <w:color w:val="000000"/>
+          <w:sz w:val="19"/>
+          <w:szCs w:val="24"/>
+          <w:highlight w:val="white"/>
+        </w:rPr>
+        <w:t xml:space="preserve"> </w:t>
+      </w:r>
+      <w:r>
+        <w:rPr>
+          <w:rFonts w:hint="default" w:ascii="Cascadia Mono" w:hAnsi="Cascadia Mono" w:eastAsia="Cascadia Mono"/>
+          <w:color w:val="2B91AF"/>
+          <w:sz w:val="19"/>
+          <w:szCs w:val="24"/>
+          <w:highlight w:val="white"/>
+        </w:rPr>
+        <w:t>JsonFormatStrategy</w:t>
+      </w:r>
+      <w:r>
+        <w:rPr>
+          <w:rFonts w:hint="default" w:ascii="Cascadia Mono" w:hAnsi="Cascadia Mono" w:eastAsia="Cascadia Mono"/>
+          <w:color w:val="000000"/>
+          <w:sz w:val="19"/>
+          <w:szCs w:val="24"/>
+          <w:highlight w:val="white"/>
+        </w:rPr>
+        <w:t xml:space="preserve"> : </w:t>
+      </w:r>
+      <w:r>
+        <w:rPr>
+          <w:rFonts w:hint="default" w:ascii="Cascadia Mono" w:hAnsi="Cascadia Mono" w:eastAsia="Cascadia Mono"/>
+          <w:color w:val="2B91AF"/>
+          <w:sz w:val="19"/>
+          <w:szCs w:val="24"/>
+          <w:highlight w:val="white"/>
+        </w:rPr>
+        <w:t>IFormatStrategy</w:t>
+      </w:r>
+    </w:p>
+    <w:p>
+      <w:pPr>
+        <w:spacing w:beforeLines="0" w:afterLines="0"/>
+        <w:jc w:val="left"/>
+        <w:rPr>
+          <w:rFonts w:hint="default" w:ascii="Cascadia Mono" w:hAnsi="Cascadia Mono" w:eastAsia="Cascadia Mono"/>
+          <w:color w:val="000000"/>
+          <w:sz w:val="19"/>
+          <w:szCs w:val="24"/>
+          <w:highlight w:val="white"/>
+        </w:rPr>
+      </w:pPr>
+      <w:r>
+        <w:rPr>
+          <w:rFonts w:hint="default" w:ascii="Cascadia Mono" w:hAnsi="Cascadia Mono" w:eastAsia="Cascadia Mono"/>
+          <w:color w:val="000000"/>
+          <w:sz w:val="19"/>
+          <w:szCs w:val="24"/>
+          <w:highlight w:val="white"/>
+        </w:rPr>
+        <w:t xml:space="preserve">    {</w:t>
+      </w:r>
+    </w:p>
+    <w:p>
+      <w:pPr>
+        <w:spacing w:beforeLines="0" w:afterLines="0"/>
+        <w:jc w:val="left"/>
+        <w:rPr>
+          <w:rFonts w:hint="default" w:ascii="Cascadia Mono" w:hAnsi="Cascadia Mono" w:eastAsia="Cascadia Mono"/>
+          <w:color w:val="000000"/>
+          <w:sz w:val="19"/>
+          <w:szCs w:val="24"/>
+          <w:highlight w:val="white"/>
+        </w:rPr>
+      </w:pPr>
+      <w:r>
+        <w:rPr>
+          <w:rFonts w:hint="default" w:ascii="Cascadia Mono" w:hAnsi="Cascadia Mono" w:eastAsia="Cascadia Mono"/>
+          <w:color w:val="000000"/>
+          <w:sz w:val="19"/>
+          <w:szCs w:val="24"/>
+          <w:highlight w:val="white"/>
+        </w:rPr>
+        <w:t xml:space="preserve">        </w:t>
+      </w:r>
+      <w:r>
+        <w:rPr>
+          <w:rFonts w:hint="default" w:ascii="Cascadia Mono" w:hAnsi="Cascadia Mono" w:eastAsia="Cascadia Mono"/>
+          <w:color w:val="0000FF"/>
+          <w:sz w:val="19"/>
+          <w:szCs w:val="24"/>
+          <w:highlight w:val="white"/>
+        </w:rPr>
+        <w:t>public</w:t>
+      </w:r>
+      <w:r>
+        <w:rPr>
+          <w:rFonts w:hint="default" w:ascii="Cascadia Mono" w:hAnsi="Cascadia Mono" w:eastAsia="Cascadia Mono"/>
+          <w:color w:val="000000"/>
+          <w:sz w:val="19"/>
+          <w:szCs w:val="24"/>
+          <w:highlight w:val="white"/>
+        </w:rPr>
+        <w:t xml:space="preserve"> </w:t>
+      </w:r>
+      <w:r>
+        <w:rPr>
+          <w:rFonts w:hint="default" w:ascii="Cascadia Mono" w:hAnsi="Cascadia Mono" w:eastAsia="Cascadia Mono"/>
+          <w:color w:val="0000FF"/>
+          <w:sz w:val="19"/>
+          <w:szCs w:val="24"/>
+          <w:highlight w:val="white"/>
+        </w:rPr>
+        <w:t>string</w:t>
+      </w:r>
+      <w:r>
+        <w:rPr>
+          <w:rFonts w:hint="default" w:ascii="Cascadia Mono" w:hAnsi="Cascadia Mono" w:eastAsia="Cascadia Mono"/>
+          <w:color w:val="000000"/>
+          <w:sz w:val="19"/>
+          <w:szCs w:val="24"/>
+          <w:highlight w:val="white"/>
+        </w:rPr>
+        <w:t xml:space="preserve"> Format(</w:t>
+      </w:r>
+      <w:r>
+        <w:rPr>
+          <w:rFonts w:hint="default" w:ascii="Cascadia Mono" w:hAnsi="Cascadia Mono" w:eastAsia="Cascadia Mono"/>
+          <w:color w:val="0000FF"/>
+          <w:sz w:val="19"/>
+          <w:szCs w:val="24"/>
+          <w:highlight w:val="white"/>
+        </w:rPr>
+        <w:t>string</w:t>
+      </w:r>
+      <w:r>
+        <w:rPr>
+          <w:rFonts w:hint="default" w:ascii="Cascadia Mono" w:hAnsi="Cascadia Mono" w:eastAsia="Cascadia Mono"/>
+          <w:color w:val="000000"/>
+          <w:sz w:val="19"/>
+          <w:szCs w:val="24"/>
+          <w:highlight w:val="white"/>
+        </w:rPr>
+        <w:t xml:space="preserve"> message, </w:t>
+      </w:r>
+      <w:r>
+        <w:rPr>
+          <w:rFonts w:hint="default" w:ascii="Cascadia Mono" w:hAnsi="Cascadia Mono" w:eastAsia="Cascadia Mono"/>
+          <w:color w:val="2B91AF"/>
+          <w:sz w:val="19"/>
+          <w:szCs w:val="24"/>
+          <w:highlight w:val="white"/>
+        </w:rPr>
+        <w:t>DateTime</w:t>
+      </w:r>
+      <w:r>
+        <w:rPr>
+          <w:rFonts w:hint="default" w:ascii="Cascadia Mono" w:hAnsi="Cascadia Mono" w:eastAsia="Cascadia Mono"/>
+          <w:color w:val="000000"/>
+          <w:sz w:val="19"/>
+          <w:szCs w:val="24"/>
+          <w:highlight w:val="white"/>
+        </w:rPr>
+        <w:t xml:space="preserve"> timestamp) =&gt; </w:t>
+      </w:r>
+      <w:r>
+        <w:rPr>
+          <w:rFonts w:hint="default" w:ascii="Cascadia Mono" w:hAnsi="Cascadia Mono" w:eastAsia="Cascadia Mono"/>
+          <w:color w:val="A31515"/>
+          <w:sz w:val="19"/>
+          <w:szCs w:val="24"/>
+          <w:highlight w:val="white"/>
+        </w:rPr>
+        <w:t>$"</w:t>
+      </w:r>
+      <w:r>
+        <w:rPr>
+          <w:rFonts w:hint="default" w:ascii="Cascadia Mono" w:hAnsi="Cascadia Mono" w:eastAsia="Cascadia Mono"/>
+          <w:color w:val="9E5B71"/>
+          <w:sz w:val="19"/>
+          <w:szCs w:val="24"/>
+          <w:highlight w:val="white"/>
+        </w:rPr>
+        <w:t>{{\"</w:t>
+      </w:r>
+      <w:r>
+        <w:rPr>
+          <w:rFonts w:hint="default" w:ascii="Cascadia Mono" w:hAnsi="Cascadia Mono" w:eastAsia="Cascadia Mono"/>
+          <w:color w:val="A31515"/>
+          <w:sz w:val="19"/>
+          <w:szCs w:val="24"/>
+          <w:highlight w:val="white"/>
+        </w:rPr>
+        <w:t>timestamp</w:t>
+      </w:r>
+      <w:r>
+        <w:rPr>
+          <w:rFonts w:hint="default" w:ascii="Cascadia Mono" w:hAnsi="Cascadia Mono" w:eastAsia="Cascadia Mono"/>
+          <w:color w:val="9E5B71"/>
+          <w:sz w:val="19"/>
+          <w:szCs w:val="24"/>
+          <w:highlight w:val="white"/>
+        </w:rPr>
+        <w:t>\"</w:t>
+      </w:r>
+      <w:r>
+        <w:rPr>
+          <w:rFonts w:hint="default" w:ascii="Cascadia Mono" w:hAnsi="Cascadia Mono" w:eastAsia="Cascadia Mono"/>
+          <w:color w:val="A31515"/>
+          <w:sz w:val="19"/>
+          <w:szCs w:val="24"/>
+          <w:highlight w:val="white"/>
+        </w:rPr>
+        <w:t>:</w:t>
+      </w:r>
+      <w:r>
+        <w:rPr>
+          <w:rFonts w:hint="default" w:ascii="Cascadia Mono" w:hAnsi="Cascadia Mono" w:eastAsia="Cascadia Mono"/>
+          <w:color w:val="9E5B71"/>
+          <w:sz w:val="19"/>
+          <w:szCs w:val="24"/>
+          <w:highlight w:val="white"/>
+        </w:rPr>
+        <w:t>\"</w:t>
+      </w:r>
+      <w:r>
+        <w:rPr>
+          <w:rFonts w:hint="default" w:ascii="Cascadia Mono" w:hAnsi="Cascadia Mono" w:eastAsia="Cascadia Mono"/>
+          <w:color w:val="000000"/>
+          <w:sz w:val="19"/>
+          <w:szCs w:val="24"/>
+          <w:highlight w:val="white"/>
+        </w:rPr>
+        <w:t>{timestamp:</w:t>
+      </w:r>
+      <w:r>
+        <w:rPr>
+          <w:rFonts w:hint="default" w:ascii="Cascadia Mono" w:hAnsi="Cascadia Mono" w:eastAsia="Cascadia Mono"/>
+          <w:color w:val="A31515"/>
+          <w:sz w:val="19"/>
+          <w:szCs w:val="24"/>
+          <w:highlight w:val="white"/>
+        </w:rPr>
+        <w:t>O</w:t>
+      </w:r>
+      <w:r>
+        <w:rPr>
+          <w:rFonts w:hint="default" w:ascii="Cascadia Mono" w:hAnsi="Cascadia Mono" w:eastAsia="Cascadia Mono"/>
+          <w:color w:val="000000"/>
+          <w:sz w:val="19"/>
+          <w:szCs w:val="24"/>
+          <w:highlight w:val="white"/>
+        </w:rPr>
+        <w:t>}</w:t>
+      </w:r>
+      <w:r>
+        <w:rPr>
+          <w:rFonts w:hint="default" w:ascii="Cascadia Mono" w:hAnsi="Cascadia Mono" w:eastAsia="Cascadia Mono"/>
+          <w:color w:val="9E5B71"/>
+          <w:sz w:val="19"/>
+          <w:szCs w:val="24"/>
+          <w:highlight w:val="white"/>
+        </w:rPr>
+        <w:t>\"</w:t>
+      </w:r>
+      <w:r>
+        <w:rPr>
+          <w:rFonts w:hint="default" w:ascii="Cascadia Mono" w:hAnsi="Cascadia Mono" w:eastAsia="Cascadia Mono"/>
+          <w:color w:val="A31515"/>
+          <w:sz w:val="19"/>
+          <w:szCs w:val="24"/>
+          <w:highlight w:val="white"/>
+        </w:rPr>
+        <w:t>,</w:t>
+      </w:r>
+      <w:r>
+        <w:rPr>
+          <w:rFonts w:hint="default" w:ascii="Cascadia Mono" w:hAnsi="Cascadia Mono" w:eastAsia="Cascadia Mono"/>
+          <w:color w:val="9E5B71"/>
+          <w:sz w:val="19"/>
+          <w:szCs w:val="24"/>
+          <w:highlight w:val="white"/>
+        </w:rPr>
+        <w:t>\"</w:t>
+      </w:r>
+      <w:r>
+        <w:rPr>
+          <w:rFonts w:hint="default" w:ascii="Cascadia Mono" w:hAnsi="Cascadia Mono" w:eastAsia="Cascadia Mono"/>
+          <w:color w:val="A31515"/>
+          <w:sz w:val="19"/>
+          <w:szCs w:val="24"/>
+          <w:highlight w:val="white"/>
+        </w:rPr>
+        <w:t>message</w:t>
+      </w:r>
+      <w:r>
+        <w:rPr>
+          <w:rFonts w:hint="default" w:ascii="Cascadia Mono" w:hAnsi="Cascadia Mono" w:eastAsia="Cascadia Mono"/>
+          <w:color w:val="9E5B71"/>
+          <w:sz w:val="19"/>
+          <w:szCs w:val="24"/>
+          <w:highlight w:val="white"/>
+        </w:rPr>
+        <w:t>\"</w:t>
+      </w:r>
+      <w:r>
+        <w:rPr>
+          <w:rFonts w:hint="default" w:ascii="Cascadia Mono" w:hAnsi="Cascadia Mono" w:eastAsia="Cascadia Mono"/>
+          <w:color w:val="A31515"/>
+          <w:sz w:val="19"/>
+          <w:szCs w:val="24"/>
+          <w:highlight w:val="white"/>
+        </w:rPr>
+        <w:t>:</w:t>
+      </w:r>
+      <w:r>
+        <w:rPr>
+          <w:rFonts w:hint="default" w:ascii="Cascadia Mono" w:hAnsi="Cascadia Mono" w:eastAsia="Cascadia Mono"/>
+          <w:color w:val="9E5B71"/>
+          <w:sz w:val="19"/>
+          <w:szCs w:val="24"/>
+          <w:highlight w:val="white"/>
+        </w:rPr>
+        <w:t>\"</w:t>
+      </w:r>
+      <w:r>
+        <w:rPr>
+          <w:rFonts w:hint="default" w:ascii="Cascadia Mono" w:hAnsi="Cascadia Mono" w:eastAsia="Cascadia Mono"/>
+          <w:color w:val="000000"/>
+          <w:sz w:val="19"/>
+          <w:szCs w:val="24"/>
+          <w:highlight w:val="white"/>
+        </w:rPr>
+        <w:t>{message}</w:t>
+      </w:r>
+      <w:r>
+        <w:rPr>
+          <w:rFonts w:hint="default" w:ascii="Cascadia Mono" w:hAnsi="Cascadia Mono" w:eastAsia="Cascadia Mono"/>
+          <w:color w:val="9E5B71"/>
+          <w:sz w:val="19"/>
+          <w:szCs w:val="24"/>
+          <w:highlight w:val="white"/>
+        </w:rPr>
+        <w:t>\"}}</w:t>
+      </w:r>
+      <w:r>
+        <w:rPr>
+          <w:rFonts w:hint="default" w:ascii="Cascadia Mono" w:hAnsi="Cascadia Mono" w:eastAsia="Cascadia Mono"/>
+          <w:color w:val="A31515"/>
+          <w:sz w:val="19"/>
+          <w:szCs w:val="24"/>
+          <w:highlight w:val="white"/>
+        </w:rPr>
+        <w:t>"</w:t>
+      </w:r>
+      <w:r>
+        <w:rPr>
+          <w:rFonts w:hint="default" w:ascii="Cascadia Mono" w:hAnsi="Cascadia Mono" w:eastAsia="Cascadia Mono"/>
+          <w:color w:val="000000"/>
+          <w:sz w:val="19"/>
+          <w:szCs w:val="24"/>
+          <w:highlight w:val="white"/>
+        </w:rPr>
+        <w:t>;</w:t>
+      </w:r>
+    </w:p>
+    <w:p>
+      <w:pPr>
+        <w:spacing w:beforeLines="0" w:afterLines="0"/>
+        <w:jc w:val="left"/>
+        <w:rPr>
+          <w:rFonts w:hint="default" w:ascii="Cascadia Mono" w:hAnsi="Cascadia Mono" w:eastAsia="Cascadia Mono"/>
+          <w:color w:val="000000"/>
+          <w:sz w:val="19"/>
+          <w:szCs w:val="24"/>
+          <w:highlight w:val="white"/>
+        </w:rPr>
+      </w:pPr>
+      <w:r>
+        <w:rPr>
+          <w:rFonts w:hint="default" w:ascii="Cascadia Mono" w:hAnsi="Cascadia Mono" w:eastAsia="Cascadia Mono"/>
+          <w:color w:val="000000"/>
+          <w:sz w:val="19"/>
+          <w:szCs w:val="24"/>
+          <w:highlight w:val="white"/>
+        </w:rPr>
+        <w:t xml:space="preserve">    }</w:t>
+      </w:r>
+    </w:p>
+    <w:p>
+      <w:pPr>
+        <w:spacing w:beforeLines="0" w:afterLines="0"/>
+        <w:jc w:val="left"/>
+        <w:rPr>
+          <w:rFonts w:hint="default" w:ascii="Cascadia Mono" w:hAnsi="Cascadia Mono" w:eastAsia="Cascadia Mono"/>
+          <w:color w:val="000000"/>
+          <w:sz w:val="19"/>
+          <w:szCs w:val="24"/>
+          <w:highlight w:val="white"/>
+        </w:rPr>
+      </w:pPr>
+    </w:p>
+    <w:p>
+      <w:pPr>
+        <w:spacing w:beforeLines="0" w:afterLines="0"/>
+        <w:jc w:val="left"/>
+        <w:rPr>
+          <w:rFonts w:hint="default" w:ascii="Cascadia Mono" w:hAnsi="Cascadia Mono" w:eastAsia="Cascadia Mono"/>
+          <w:color w:val="000000"/>
+          <w:sz w:val="19"/>
+          <w:szCs w:val="24"/>
+          <w:highlight w:val="white"/>
+        </w:rPr>
+      </w:pPr>
+    </w:p>
+    <w:p>
+      <w:pPr>
+        <w:spacing w:beforeLines="0" w:afterLines="0"/>
+        <w:jc w:val="left"/>
+        <w:rPr>
+          <w:rFonts w:hint="default" w:ascii="Cascadia Mono" w:hAnsi="Cascadia Mono" w:eastAsia="Cascadia Mono"/>
+          <w:color w:val="000000"/>
+          <w:sz w:val="19"/>
+          <w:szCs w:val="24"/>
+          <w:highlight w:val="white"/>
+        </w:rPr>
+      </w:pPr>
+      <w:r>
+        <w:rPr>
+          <w:rFonts w:hint="default" w:ascii="Cascadia Mono" w:hAnsi="Cascadia Mono" w:eastAsia="Cascadia Mono"/>
+          <w:color w:val="000000"/>
+          <w:sz w:val="19"/>
+          <w:szCs w:val="24"/>
+          <w:highlight w:val="white"/>
+        </w:rPr>
+        <w:t xml:space="preserve">    </w:t>
+      </w:r>
+      <w:r>
+        <w:rPr>
+          <w:rFonts w:hint="default" w:ascii="Cascadia Mono" w:hAnsi="Cascadia Mono" w:eastAsia="Cascadia Mono"/>
+          <w:color w:val="0000FF"/>
+          <w:sz w:val="19"/>
+          <w:szCs w:val="24"/>
+          <w:highlight w:val="white"/>
+        </w:rPr>
+        <w:t>public</w:t>
+      </w:r>
+      <w:r>
+        <w:rPr>
+          <w:rFonts w:hint="default" w:ascii="Cascadia Mono" w:hAnsi="Cascadia Mono" w:eastAsia="Cascadia Mono"/>
+          <w:color w:val="000000"/>
+          <w:sz w:val="19"/>
+          <w:szCs w:val="24"/>
+          <w:highlight w:val="white"/>
+        </w:rPr>
+        <w:t xml:space="preserve"> </w:t>
+      </w:r>
+      <w:r>
+        <w:rPr>
+          <w:rFonts w:hint="default" w:ascii="Cascadia Mono" w:hAnsi="Cascadia Mono" w:eastAsia="Cascadia Mono"/>
+          <w:color w:val="0000FF"/>
+          <w:sz w:val="19"/>
+          <w:szCs w:val="24"/>
+          <w:highlight w:val="white"/>
+        </w:rPr>
+        <w:t>class</w:t>
+      </w:r>
+      <w:r>
+        <w:rPr>
+          <w:rFonts w:hint="default" w:ascii="Cascadia Mono" w:hAnsi="Cascadia Mono" w:eastAsia="Cascadia Mono"/>
+          <w:color w:val="000000"/>
+          <w:sz w:val="19"/>
+          <w:szCs w:val="24"/>
+          <w:highlight w:val="white"/>
+        </w:rPr>
+        <w:t xml:space="preserve"> </w:t>
+      </w:r>
+      <w:r>
+        <w:rPr>
+          <w:rFonts w:hint="default" w:ascii="Cascadia Mono" w:hAnsi="Cascadia Mono" w:eastAsia="Cascadia Mono"/>
+          <w:color w:val="2B91AF"/>
+          <w:sz w:val="19"/>
+          <w:szCs w:val="24"/>
+          <w:highlight w:val="white"/>
+        </w:rPr>
+        <w:t>HtmlFormatStrategy</w:t>
+      </w:r>
+      <w:r>
+        <w:rPr>
+          <w:rFonts w:hint="default" w:ascii="Cascadia Mono" w:hAnsi="Cascadia Mono" w:eastAsia="Cascadia Mono"/>
+          <w:color w:val="000000"/>
+          <w:sz w:val="19"/>
+          <w:szCs w:val="24"/>
+          <w:highlight w:val="white"/>
+        </w:rPr>
+        <w:t xml:space="preserve"> : </w:t>
+      </w:r>
+      <w:r>
+        <w:rPr>
+          <w:rFonts w:hint="default" w:ascii="Cascadia Mono" w:hAnsi="Cascadia Mono" w:eastAsia="Cascadia Mono"/>
+          <w:color w:val="2B91AF"/>
+          <w:sz w:val="19"/>
+          <w:szCs w:val="24"/>
+          <w:highlight w:val="white"/>
+        </w:rPr>
+        <w:t>IFormatStrategy</w:t>
+      </w:r>
+    </w:p>
+    <w:p>
+      <w:pPr>
+        <w:spacing w:beforeLines="0" w:afterLines="0"/>
+        <w:jc w:val="left"/>
+        <w:rPr>
+          <w:rFonts w:hint="default" w:ascii="Cascadia Mono" w:hAnsi="Cascadia Mono" w:eastAsia="Cascadia Mono"/>
+          <w:color w:val="000000"/>
+          <w:sz w:val="19"/>
+          <w:szCs w:val="24"/>
+          <w:highlight w:val="white"/>
+        </w:rPr>
+      </w:pPr>
+      <w:r>
+        <w:rPr>
+          <w:rFonts w:hint="default" w:ascii="Cascadia Mono" w:hAnsi="Cascadia Mono" w:eastAsia="Cascadia Mono"/>
+          <w:color w:val="000000"/>
+          <w:sz w:val="19"/>
+          <w:szCs w:val="24"/>
+          <w:highlight w:val="white"/>
+        </w:rPr>
+        <w:t xml:space="preserve">    {</w:t>
+      </w:r>
+    </w:p>
+    <w:p>
+      <w:pPr>
+        <w:spacing w:beforeLines="0" w:afterLines="0"/>
+        <w:jc w:val="left"/>
+        <w:rPr>
+          <w:rFonts w:hint="default" w:ascii="Cascadia Mono" w:hAnsi="Cascadia Mono" w:eastAsia="Cascadia Mono"/>
+          <w:color w:val="000000"/>
+          <w:sz w:val="19"/>
+          <w:szCs w:val="24"/>
+          <w:highlight w:val="white"/>
+        </w:rPr>
+      </w:pPr>
+      <w:r>
+        <w:rPr>
+          <w:rFonts w:hint="default" w:ascii="Cascadia Mono" w:hAnsi="Cascadia Mono" w:eastAsia="Cascadia Mono"/>
+          <w:color w:val="000000"/>
+          <w:sz w:val="19"/>
+          <w:szCs w:val="24"/>
+          <w:highlight w:val="white"/>
+        </w:rPr>
+        <w:t xml:space="preserve">        </w:t>
+      </w:r>
+      <w:r>
+        <w:rPr>
+          <w:rFonts w:hint="default" w:ascii="Cascadia Mono" w:hAnsi="Cascadia Mono" w:eastAsia="Cascadia Mono"/>
+          <w:color w:val="0000FF"/>
+          <w:sz w:val="19"/>
+          <w:szCs w:val="24"/>
+          <w:highlight w:val="white"/>
+        </w:rPr>
+        <w:t>public</w:t>
+      </w:r>
+      <w:r>
+        <w:rPr>
+          <w:rFonts w:hint="default" w:ascii="Cascadia Mono" w:hAnsi="Cascadia Mono" w:eastAsia="Cascadia Mono"/>
+          <w:color w:val="000000"/>
+          <w:sz w:val="19"/>
+          <w:szCs w:val="24"/>
+          <w:highlight w:val="white"/>
+        </w:rPr>
+        <w:t xml:space="preserve"> </w:t>
+      </w:r>
+      <w:r>
+        <w:rPr>
+          <w:rFonts w:hint="default" w:ascii="Cascadia Mono" w:hAnsi="Cascadia Mono" w:eastAsia="Cascadia Mono"/>
+          <w:color w:val="0000FF"/>
+          <w:sz w:val="19"/>
+          <w:szCs w:val="24"/>
+          <w:highlight w:val="white"/>
+        </w:rPr>
+        <w:t>string</w:t>
+      </w:r>
+      <w:r>
+        <w:rPr>
+          <w:rFonts w:hint="default" w:ascii="Cascadia Mono" w:hAnsi="Cascadia Mono" w:eastAsia="Cascadia Mono"/>
+          <w:color w:val="000000"/>
+          <w:sz w:val="19"/>
+          <w:szCs w:val="24"/>
+          <w:highlight w:val="white"/>
+        </w:rPr>
+        <w:t xml:space="preserve"> Format(</w:t>
+      </w:r>
+      <w:r>
+        <w:rPr>
+          <w:rFonts w:hint="default" w:ascii="Cascadia Mono" w:hAnsi="Cascadia Mono" w:eastAsia="Cascadia Mono"/>
+          <w:color w:val="0000FF"/>
+          <w:sz w:val="19"/>
+          <w:szCs w:val="24"/>
+          <w:highlight w:val="white"/>
+        </w:rPr>
+        <w:t>string</w:t>
+      </w:r>
+      <w:r>
+        <w:rPr>
+          <w:rFonts w:hint="default" w:ascii="Cascadia Mono" w:hAnsi="Cascadia Mono" w:eastAsia="Cascadia Mono"/>
+          <w:color w:val="000000"/>
+          <w:sz w:val="19"/>
+          <w:szCs w:val="24"/>
+          <w:highlight w:val="white"/>
+        </w:rPr>
+        <w:t xml:space="preserve"> message, </w:t>
+      </w:r>
+      <w:r>
+        <w:rPr>
+          <w:rFonts w:hint="default" w:ascii="Cascadia Mono" w:hAnsi="Cascadia Mono" w:eastAsia="Cascadia Mono"/>
+          <w:color w:val="2B91AF"/>
+          <w:sz w:val="19"/>
+          <w:szCs w:val="24"/>
+          <w:highlight w:val="white"/>
+        </w:rPr>
+        <w:t>DateTime</w:t>
+      </w:r>
+      <w:r>
+        <w:rPr>
+          <w:rFonts w:hint="default" w:ascii="Cascadia Mono" w:hAnsi="Cascadia Mono" w:eastAsia="Cascadia Mono"/>
+          <w:color w:val="000000"/>
+          <w:sz w:val="19"/>
+          <w:szCs w:val="24"/>
+          <w:highlight w:val="white"/>
+        </w:rPr>
+        <w:t xml:space="preserve"> timestamp)</w:t>
+      </w:r>
+    </w:p>
+    <w:p>
+      <w:pPr>
+        <w:spacing w:beforeLines="0" w:afterLines="0"/>
+        <w:jc w:val="left"/>
+        <w:rPr>
+          <w:rFonts w:hint="default" w:ascii="Cascadia Mono" w:hAnsi="Cascadia Mono" w:eastAsia="Cascadia Mono"/>
+          <w:color w:val="000000"/>
+          <w:sz w:val="19"/>
+          <w:szCs w:val="24"/>
+          <w:highlight w:val="white"/>
+        </w:rPr>
+      </w:pPr>
+      <w:r>
+        <w:rPr>
+          <w:rFonts w:hint="default" w:ascii="Cascadia Mono" w:hAnsi="Cascadia Mono" w:eastAsia="Cascadia Mono"/>
+          <w:color w:val="000000"/>
+          <w:sz w:val="19"/>
+          <w:szCs w:val="24"/>
+          <w:highlight w:val="white"/>
+        </w:rPr>
+        <w:t xml:space="preserve">        {</w:t>
+      </w:r>
+    </w:p>
+    <w:p>
+      <w:pPr>
+        <w:spacing w:beforeLines="0" w:afterLines="0"/>
+        <w:jc w:val="left"/>
+        <w:rPr>
+          <w:rFonts w:hint="default" w:ascii="Cascadia Mono" w:hAnsi="Cascadia Mono" w:eastAsia="Cascadia Mono"/>
+          <w:color w:val="000000"/>
+          <w:sz w:val="19"/>
+          <w:szCs w:val="24"/>
+          <w:highlight w:val="white"/>
+        </w:rPr>
+      </w:pPr>
+      <w:r>
+        <w:rPr>
+          <w:rFonts w:hint="default" w:ascii="Cascadia Mono" w:hAnsi="Cascadia Mono" w:eastAsia="Cascadia Mono"/>
+          <w:color w:val="000000"/>
+          <w:sz w:val="19"/>
+          <w:szCs w:val="24"/>
+          <w:highlight w:val="white"/>
+        </w:rPr>
+        <w:t xml:space="preserve">            </w:t>
+      </w:r>
+      <w:r>
+        <w:rPr>
+          <w:rFonts w:hint="default" w:ascii="Cascadia Mono" w:hAnsi="Cascadia Mono" w:eastAsia="Cascadia Mono"/>
+          <w:color w:val="0000FF"/>
+          <w:sz w:val="19"/>
+          <w:szCs w:val="24"/>
+          <w:highlight w:val="white"/>
+        </w:rPr>
+        <w:t>return</w:t>
+      </w:r>
+      <w:r>
+        <w:rPr>
+          <w:rFonts w:hint="default" w:ascii="Cascadia Mono" w:hAnsi="Cascadia Mono" w:eastAsia="Cascadia Mono"/>
+          <w:color w:val="000000"/>
+          <w:sz w:val="19"/>
+          <w:szCs w:val="24"/>
+          <w:highlight w:val="white"/>
+        </w:rPr>
+        <w:t xml:space="preserve"> </w:t>
+      </w:r>
+      <w:r>
+        <w:rPr>
+          <w:rFonts w:hint="default" w:ascii="Cascadia Mono" w:hAnsi="Cascadia Mono" w:eastAsia="Cascadia Mono"/>
+          <w:color w:val="A31515"/>
+          <w:sz w:val="19"/>
+          <w:szCs w:val="24"/>
+          <w:highlight w:val="white"/>
+        </w:rPr>
+        <w:t>$"&lt;div class='event'&gt;&lt;span class='time'&gt;[</w:t>
+      </w:r>
+      <w:r>
+        <w:rPr>
+          <w:rFonts w:hint="default" w:ascii="Cascadia Mono" w:hAnsi="Cascadia Mono" w:eastAsia="Cascadia Mono"/>
+          <w:color w:val="000000"/>
+          <w:sz w:val="19"/>
+          <w:szCs w:val="24"/>
+          <w:highlight w:val="white"/>
+        </w:rPr>
+        <w:t>{</w:t>
+      </w:r>
+      <w:r>
+        <w:rPr>
+          <w:rFonts w:hint="default" w:ascii="Cascadia Mono" w:hAnsi="Cascadia Mono" w:eastAsia="Cascadia Mono"/>
+          <w:color w:val="0000FF"/>
+          <w:sz w:val="19"/>
+          <w:szCs w:val="24"/>
+          <w:highlight w:val="white"/>
+        </w:rPr>
+        <w:t>timestamp</w:t>
+      </w:r>
+      <w:r>
+        <w:rPr>
+          <w:rFonts w:hint="default" w:ascii="Cascadia Mono" w:hAnsi="Cascadia Mono" w:eastAsia="Cascadia Mono"/>
+          <w:color w:val="000000"/>
+          <w:sz w:val="19"/>
+          <w:szCs w:val="24"/>
+          <w:highlight w:val="white"/>
+        </w:rPr>
+        <w:t>:</w:t>
+      </w:r>
+      <w:r>
+        <w:rPr>
+          <w:rFonts w:hint="default" w:ascii="Cascadia Mono" w:hAnsi="Cascadia Mono" w:eastAsia="Cascadia Mono"/>
+          <w:color w:val="A31515"/>
+          <w:sz w:val="19"/>
+          <w:szCs w:val="24"/>
+          <w:highlight w:val="white"/>
+        </w:rPr>
+        <w:t>HH:mm:ss</w:t>
+      </w:r>
+      <w:r>
+        <w:rPr>
+          <w:rFonts w:hint="default" w:ascii="Cascadia Mono" w:hAnsi="Cascadia Mono" w:eastAsia="Cascadia Mono"/>
+          <w:color w:val="000000"/>
+          <w:sz w:val="19"/>
+          <w:szCs w:val="24"/>
+          <w:highlight w:val="white"/>
+        </w:rPr>
+        <w:t>}</w:t>
+      </w:r>
+      <w:r>
+        <w:rPr>
+          <w:rFonts w:hint="default" w:ascii="Cascadia Mono" w:hAnsi="Cascadia Mono" w:eastAsia="Cascadia Mono"/>
+          <w:color w:val="A31515"/>
+          <w:sz w:val="19"/>
+          <w:szCs w:val="24"/>
+          <w:highlight w:val="white"/>
+        </w:rPr>
+        <w:t>]&lt;/span&gt; &lt;span class='message'&gt;</w:t>
+      </w:r>
+      <w:r>
+        <w:rPr>
+          <w:rFonts w:hint="default" w:ascii="Cascadia Mono" w:hAnsi="Cascadia Mono" w:eastAsia="Cascadia Mono"/>
+          <w:color w:val="000000"/>
+          <w:sz w:val="19"/>
+          <w:szCs w:val="24"/>
+          <w:highlight w:val="white"/>
+        </w:rPr>
+        <w:t>{message}</w:t>
+      </w:r>
+      <w:r>
+        <w:rPr>
+          <w:rFonts w:hint="default" w:ascii="Cascadia Mono" w:hAnsi="Cascadia Mono" w:eastAsia="Cascadia Mono"/>
+          <w:color w:val="A31515"/>
+          <w:sz w:val="19"/>
+          <w:szCs w:val="24"/>
+          <w:highlight w:val="white"/>
+        </w:rPr>
+        <w:t>&lt;/span&gt;&lt;/div&gt;"</w:t>
+      </w:r>
+      <w:r>
+        <w:rPr>
+          <w:rFonts w:hint="default" w:ascii="Cascadia Mono" w:hAnsi="Cascadia Mono" w:eastAsia="Cascadia Mono"/>
+          <w:color w:val="000000"/>
+          <w:sz w:val="19"/>
+          <w:szCs w:val="24"/>
+          <w:highlight w:val="white"/>
+        </w:rPr>
+        <w:t>;</w:t>
+      </w:r>
+    </w:p>
+    <w:p>
+      <w:pPr>
+        <w:spacing w:beforeLines="0" w:afterLines="0"/>
+        <w:jc w:val="left"/>
+        <w:rPr>
+          <w:rFonts w:hint="default" w:ascii="Cascadia Mono" w:hAnsi="Cascadia Mono" w:eastAsia="Cascadia Mono"/>
+          <w:color w:val="000000"/>
+          <w:sz w:val="19"/>
+          <w:szCs w:val="24"/>
+          <w:highlight w:val="white"/>
+        </w:rPr>
+      </w:pPr>
+      <w:r>
+        <w:rPr>
+          <w:rFonts w:hint="default" w:ascii="Cascadia Mono" w:hAnsi="Cascadia Mono" w:eastAsia="Cascadia Mono"/>
+          <w:color w:val="000000"/>
+          <w:sz w:val="19"/>
+          <w:szCs w:val="24"/>
+          <w:highlight w:val="white"/>
+        </w:rPr>
+        <w:t xml:space="preserve">        }</w:t>
+      </w:r>
+    </w:p>
+    <w:p>
+      <w:pPr>
+        <w:spacing w:beforeLines="0" w:afterLines="0"/>
+        <w:jc w:val="left"/>
+        <w:rPr>
+          <w:rFonts w:hint="default" w:ascii="Cascadia Mono" w:hAnsi="Cascadia Mono" w:eastAsia="Cascadia Mono"/>
+          <w:color w:val="000000"/>
+          <w:sz w:val="19"/>
+          <w:szCs w:val="24"/>
+          <w:highlight w:val="white"/>
+        </w:rPr>
+      </w:pPr>
+      <w:r>
+        <w:rPr>
+          <w:rFonts w:hint="default" w:ascii="Cascadia Mono" w:hAnsi="Cascadia Mono" w:eastAsia="Cascadia Mono"/>
+          <w:color w:val="000000"/>
+          <w:sz w:val="19"/>
+          <w:szCs w:val="24"/>
+          <w:highlight w:val="white"/>
+        </w:rPr>
+        <w:t xml:space="preserve">    }</w:t>
+      </w:r>
+    </w:p>
+    <w:p>
+      <w:pPr>
+        <w:spacing w:beforeLines="0" w:afterLines="0"/>
+        <w:jc w:val="left"/>
+        <w:rPr>
+          <w:rFonts w:hint="default" w:ascii="Cascadia Mono" w:hAnsi="Cascadia Mono" w:eastAsia="Cascadia Mono"/>
+          <w:color w:val="000000"/>
+          <w:sz w:val="19"/>
+          <w:szCs w:val="24"/>
+          <w:highlight w:val="white"/>
+        </w:rPr>
+      </w:pPr>
+      <w:r>
+        <w:rPr>
+          <w:rFonts w:hint="default" w:ascii="Cascadia Mono" w:hAnsi="Cascadia Mono" w:eastAsia="Cascadia Mono"/>
+          <w:color w:val="000000"/>
+          <w:sz w:val="19"/>
+          <w:szCs w:val="24"/>
+          <w:highlight w:val="white"/>
+        </w:rPr>
+        <w:t>}</w:t>
+      </w:r>
+    </w:p>
+    <w:p>
+      <w:pPr>
+        <w:ind w:left="0" w:leftChars="0" w:firstLine="0" w:firstLineChars="0"/>
+        <w:rPr>
+          <w:rFonts w:hint="default" w:ascii="Cascadia Mono" w:hAnsi="Cascadia Mono" w:eastAsia="Cascadia Mono"/>
+          <w:color w:val="000000"/>
+          <w:sz w:val="19"/>
+          <w:szCs w:val="24"/>
+          <w:highlight w:val="white"/>
+          <w:lang w:val="ru-RU"/>
+        </w:rPr>
+      </w:pPr>
+    </w:p>
+    <w:p>
+      <w:pPr>
+        <w:ind w:left="0" w:leftChars="0" w:firstLine="0" w:firstLineChars="0"/>
+        <w:jc w:val="center"/>
+        <w:rPr>
+          <w:rFonts w:hint="default" w:ascii="Cascadia Mono" w:hAnsi="Cascadia Mono" w:eastAsia="Cascadia Mono"/>
+          <w:color w:val="000000"/>
+          <w:sz w:val="19"/>
+          <w:szCs w:val="24"/>
+          <w:highlight w:val="white"/>
+          <w:lang w:val="ru-RU"/>
+        </w:rPr>
+      </w:pPr>
+      <w:r>
+        <w:rPr>
+          <w:rFonts w:hint="default" w:ascii="Cascadia Mono" w:hAnsi="Cascadia Mono" w:eastAsia="Cascadia Mono"/>
+          <w:color w:val="000000"/>
+          <w:sz w:val="19"/>
+          <w:szCs w:val="24"/>
+          <w:highlight w:val="white"/>
+          <w:lang w:val="ru-RU"/>
+        </w:rPr>
+        <w:t>ЭТАП 3:</w:t>
+      </w:r>
+    </w:p>
+    <w:p>
+      <w:pPr>
+        <w:ind w:left="0" w:leftChars="0" w:firstLine="0" w:firstLineChars="0"/>
+        <w:rPr>
+          <w:rFonts w:hint="default" w:ascii="Cascadia Mono" w:hAnsi="Cascadia Mono" w:eastAsia="Cascadia Mono"/>
+          <w:color w:val="000000"/>
+          <w:sz w:val="19"/>
+          <w:szCs w:val="24"/>
+          <w:highlight w:val="white"/>
+          <w:lang w:val="en-US"/>
+        </w:rPr>
+      </w:pPr>
+      <w:r>
+        <w:rPr>
+          <w:rFonts w:hint="default" w:ascii="Cascadia Mono" w:hAnsi="Cascadia Mono" w:eastAsia="Cascadia Mono"/>
+          <w:color w:val="000000"/>
+          <w:sz w:val="19"/>
+          <w:szCs w:val="24"/>
+          <w:highlight w:val="white"/>
+          <w:lang w:val="ru-RU"/>
+        </w:rPr>
+        <w:t>EventHandlerBase</w:t>
+      </w:r>
+      <w:r>
+        <w:rPr>
+          <w:rFonts w:hint="default" w:ascii="Cascadia Mono" w:hAnsi="Cascadia Mono" w:eastAsia="Cascadia Mono"/>
+          <w:color w:val="000000"/>
+          <w:sz w:val="19"/>
+          <w:szCs w:val="24"/>
+          <w:highlight w:val="white"/>
+          <w:lang w:val="en-US"/>
+        </w:rPr>
+        <w:t>.cs</w:t>
+      </w:r>
+    </w:p>
+    <w:p>
+      <w:pPr>
+        <w:spacing w:beforeLines="0" w:afterLines="0"/>
+        <w:jc w:val="left"/>
+        <w:rPr>
+          <w:rFonts w:hint="default" w:ascii="Cascadia Mono" w:hAnsi="Cascadia Mono" w:eastAsia="Cascadia Mono"/>
+          <w:color w:val="000000"/>
+          <w:sz w:val="19"/>
+          <w:szCs w:val="24"/>
+          <w:highlight w:val="white"/>
+        </w:rPr>
+      </w:pPr>
+      <w:r>
+        <w:rPr>
+          <w:rFonts w:hint="default" w:ascii="Cascadia Mono" w:hAnsi="Cascadia Mono" w:eastAsia="Cascadia Mono"/>
+          <w:color w:val="0000FF"/>
+          <w:sz w:val="19"/>
+          <w:szCs w:val="24"/>
+          <w:highlight w:val="white"/>
+        </w:rPr>
+        <w:t>namespace</w:t>
+      </w:r>
+      <w:r>
+        <w:rPr>
+          <w:rFonts w:hint="default" w:ascii="Cascadia Mono" w:hAnsi="Cascadia Mono" w:eastAsia="Cascadia Mono"/>
+          <w:color w:val="000000"/>
+          <w:sz w:val="19"/>
+          <w:szCs w:val="24"/>
+          <w:highlight w:val="white"/>
+        </w:rPr>
+        <w:t xml:space="preserve"> ConsoleApp1</w:t>
+      </w:r>
+    </w:p>
+    <w:p>
+      <w:pPr>
+        <w:spacing w:beforeLines="0" w:afterLines="0"/>
+        <w:jc w:val="left"/>
+        <w:rPr>
+          <w:rFonts w:hint="default" w:ascii="Cascadia Mono" w:hAnsi="Cascadia Mono" w:eastAsia="Cascadia Mono"/>
+          <w:color w:val="000000"/>
+          <w:sz w:val="19"/>
+          <w:szCs w:val="24"/>
+          <w:highlight w:val="white"/>
+        </w:rPr>
+      </w:pPr>
+      <w:r>
+        <w:rPr>
+          <w:rFonts w:hint="default" w:ascii="Cascadia Mono" w:hAnsi="Cascadia Mono" w:eastAsia="Cascadia Mono"/>
+          <w:color w:val="000000"/>
+          <w:sz w:val="19"/>
+          <w:szCs w:val="24"/>
+          <w:highlight w:val="white"/>
+        </w:rPr>
+        <w:t>{</w:t>
+      </w:r>
+    </w:p>
+    <w:p>
+      <w:pPr>
+        <w:spacing w:beforeLines="0" w:afterLines="0"/>
+        <w:jc w:val="left"/>
+        <w:rPr>
+          <w:rFonts w:hint="default" w:ascii="Cascadia Mono" w:hAnsi="Cascadia Mono" w:eastAsia="Cascadia Mono"/>
+          <w:color w:val="000000"/>
+          <w:sz w:val="19"/>
+          <w:szCs w:val="24"/>
+          <w:highlight w:val="white"/>
+        </w:rPr>
+      </w:pPr>
+      <w:r>
+        <w:rPr>
+          <w:rFonts w:hint="default" w:ascii="Cascadia Mono" w:hAnsi="Cascadia Mono" w:eastAsia="Cascadia Mono"/>
+          <w:color w:val="000000"/>
+          <w:sz w:val="19"/>
+          <w:szCs w:val="24"/>
+          <w:highlight w:val="white"/>
+        </w:rPr>
+        <w:t xml:space="preserve">    </w:t>
+      </w:r>
+      <w:r>
+        <w:rPr>
+          <w:rFonts w:hint="default" w:ascii="Cascadia Mono" w:hAnsi="Cascadia Mono" w:eastAsia="Cascadia Mono"/>
+          <w:color w:val="0000FF"/>
+          <w:sz w:val="19"/>
+          <w:szCs w:val="24"/>
+          <w:highlight w:val="white"/>
+        </w:rPr>
+        <w:t>public</w:t>
+      </w:r>
+      <w:r>
+        <w:rPr>
+          <w:rFonts w:hint="default" w:ascii="Cascadia Mono" w:hAnsi="Cascadia Mono" w:eastAsia="Cascadia Mono"/>
+          <w:color w:val="000000"/>
+          <w:sz w:val="19"/>
+          <w:szCs w:val="24"/>
+          <w:highlight w:val="white"/>
+        </w:rPr>
+        <w:t xml:space="preserve"> </w:t>
+      </w:r>
+      <w:r>
+        <w:rPr>
+          <w:rFonts w:hint="default" w:ascii="Cascadia Mono" w:hAnsi="Cascadia Mono" w:eastAsia="Cascadia Mono"/>
+          <w:color w:val="0000FF"/>
+          <w:sz w:val="19"/>
+          <w:szCs w:val="24"/>
+          <w:highlight w:val="white"/>
+        </w:rPr>
+        <w:t>abstract</w:t>
+      </w:r>
+      <w:r>
+        <w:rPr>
+          <w:rFonts w:hint="default" w:ascii="Cascadia Mono" w:hAnsi="Cascadia Mono" w:eastAsia="Cascadia Mono"/>
+          <w:color w:val="000000"/>
+          <w:sz w:val="19"/>
+          <w:szCs w:val="24"/>
+          <w:highlight w:val="white"/>
+        </w:rPr>
+        <w:t xml:space="preserve"> </w:t>
+      </w:r>
+      <w:r>
+        <w:rPr>
+          <w:rFonts w:hint="default" w:ascii="Cascadia Mono" w:hAnsi="Cascadia Mono" w:eastAsia="Cascadia Mono"/>
+          <w:color w:val="0000FF"/>
+          <w:sz w:val="19"/>
+          <w:szCs w:val="24"/>
+          <w:highlight w:val="white"/>
+        </w:rPr>
+        <w:t>class</w:t>
+      </w:r>
+      <w:r>
+        <w:rPr>
+          <w:rFonts w:hint="default" w:ascii="Cascadia Mono" w:hAnsi="Cascadia Mono" w:eastAsia="Cascadia Mono"/>
+          <w:color w:val="000000"/>
+          <w:sz w:val="19"/>
+          <w:szCs w:val="24"/>
+          <w:highlight w:val="white"/>
+        </w:rPr>
+        <w:t xml:space="preserve"> </w:t>
+      </w:r>
+      <w:r>
+        <w:rPr>
+          <w:rFonts w:hint="default" w:ascii="Cascadia Mono" w:hAnsi="Cascadia Mono" w:eastAsia="Cascadia Mono"/>
+          <w:color w:val="2B91AF"/>
+          <w:sz w:val="19"/>
+          <w:szCs w:val="24"/>
+          <w:highlight w:val="white"/>
+        </w:rPr>
+        <w:t>EventHandlerBase</w:t>
+      </w:r>
+    </w:p>
+    <w:p>
+      <w:pPr>
+        <w:spacing w:beforeLines="0" w:afterLines="0"/>
+        <w:jc w:val="left"/>
+        <w:rPr>
+          <w:rFonts w:hint="default" w:ascii="Cascadia Mono" w:hAnsi="Cascadia Mono" w:eastAsia="Cascadia Mono"/>
+          <w:color w:val="000000"/>
+          <w:sz w:val="19"/>
+          <w:szCs w:val="24"/>
+          <w:highlight w:val="white"/>
+        </w:rPr>
+      </w:pPr>
+      <w:r>
+        <w:rPr>
+          <w:rFonts w:hint="default" w:ascii="Cascadia Mono" w:hAnsi="Cascadia Mono" w:eastAsia="Cascadia Mono"/>
+          <w:color w:val="000000"/>
+          <w:sz w:val="19"/>
+          <w:szCs w:val="24"/>
+          <w:highlight w:val="white"/>
+        </w:rPr>
+        <w:t xml:space="preserve">    {</w:t>
+      </w:r>
+    </w:p>
+    <w:p>
+      <w:pPr>
+        <w:spacing w:beforeLines="0" w:afterLines="0"/>
+        <w:jc w:val="left"/>
+        <w:rPr>
+          <w:rFonts w:hint="default" w:ascii="Cascadia Mono" w:hAnsi="Cascadia Mono" w:eastAsia="Cascadia Mono"/>
+          <w:color w:val="000000"/>
+          <w:sz w:val="19"/>
+          <w:szCs w:val="24"/>
+          <w:highlight w:val="white"/>
+        </w:rPr>
+      </w:pPr>
+      <w:r>
+        <w:rPr>
+          <w:rFonts w:hint="default" w:ascii="Cascadia Mono" w:hAnsi="Cascadia Mono" w:eastAsia="Cascadia Mono"/>
+          <w:color w:val="000000"/>
+          <w:sz w:val="19"/>
+          <w:szCs w:val="24"/>
+          <w:highlight w:val="white"/>
+        </w:rPr>
+        <w:t xml:space="preserve">        </w:t>
+      </w:r>
+      <w:r>
+        <w:rPr>
+          <w:rFonts w:hint="default" w:ascii="Cascadia Mono" w:hAnsi="Cascadia Mono" w:eastAsia="Cascadia Mono"/>
+          <w:color w:val="0000FF"/>
+          <w:sz w:val="19"/>
+          <w:szCs w:val="24"/>
+          <w:highlight w:val="white"/>
+        </w:rPr>
+        <w:t>public</w:t>
+      </w:r>
+      <w:r>
+        <w:rPr>
+          <w:rFonts w:hint="default" w:ascii="Cascadia Mono" w:hAnsi="Cascadia Mono" w:eastAsia="Cascadia Mono"/>
+          <w:color w:val="000000"/>
+          <w:sz w:val="19"/>
+          <w:szCs w:val="24"/>
+          <w:highlight w:val="white"/>
+        </w:rPr>
+        <w:t xml:space="preserve"> </w:t>
+      </w:r>
+      <w:r>
+        <w:rPr>
+          <w:rFonts w:hint="default" w:ascii="Cascadia Mono" w:hAnsi="Cascadia Mono" w:eastAsia="Cascadia Mono"/>
+          <w:color w:val="2B91AF"/>
+          <w:sz w:val="19"/>
+          <w:szCs w:val="24"/>
+          <w:highlight w:val="white"/>
+        </w:rPr>
+        <w:t>IFormatStrategy</w:t>
+      </w:r>
+      <w:r>
+        <w:rPr>
+          <w:rFonts w:hint="default" w:ascii="Cascadia Mono" w:hAnsi="Cascadia Mono" w:eastAsia="Cascadia Mono"/>
+          <w:color w:val="000000"/>
+          <w:sz w:val="19"/>
+          <w:szCs w:val="24"/>
+          <w:highlight w:val="white"/>
+        </w:rPr>
+        <w:t xml:space="preserve"> _formatStrategy;</w:t>
+      </w:r>
+    </w:p>
+    <w:p>
+      <w:pPr>
+        <w:spacing w:beforeLines="0" w:afterLines="0"/>
+        <w:jc w:val="left"/>
+        <w:rPr>
+          <w:rFonts w:hint="default" w:ascii="Cascadia Mono" w:hAnsi="Cascadia Mono" w:eastAsia="Cascadia Mono"/>
+          <w:color w:val="000000"/>
+          <w:sz w:val="19"/>
+          <w:szCs w:val="24"/>
+          <w:highlight w:val="white"/>
+        </w:rPr>
+      </w:pPr>
+    </w:p>
+    <w:p>
+      <w:pPr>
+        <w:spacing w:beforeLines="0" w:afterLines="0"/>
+        <w:jc w:val="left"/>
+        <w:rPr>
+          <w:rFonts w:hint="default" w:ascii="Cascadia Mono" w:hAnsi="Cascadia Mono" w:eastAsia="Cascadia Mono"/>
+          <w:color w:val="000000"/>
+          <w:sz w:val="19"/>
+          <w:szCs w:val="24"/>
+          <w:highlight w:val="white"/>
+        </w:rPr>
+      </w:pPr>
+      <w:r>
+        <w:rPr>
+          <w:rFonts w:hint="default" w:ascii="Cascadia Mono" w:hAnsi="Cascadia Mono" w:eastAsia="Cascadia Mono"/>
+          <w:color w:val="000000"/>
+          <w:sz w:val="19"/>
+          <w:szCs w:val="24"/>
+          <w:highlight w:val="white"/>
+        </w:rPr>
+        <w:t xml:space="preserve">        </w:t>
+      </w:r>
+      <w:r>
+        <w:rPr>
+          <w:rFonts w:hint="default" w:ascii="Cascadia Mono" w:hAnsi="Cascadia Mono" w:eastAsia="Cascadia Mono"/>
+          <w:color w:val="0000FF"/>
+          <w:sz w:val="19"/>
+          <w:szCs w:val="24"/>
+          <w:highlight w:val="white"/>
+        </w:rPr>
+        <w:t>public</w:t>
+      </w:r>
+      <w:r>
+        <w:rPr>
+          <w:rFonts w:hint="default" w:ascii="Cascadia Mono" w:hAnsi="Cascadia Mono" w:eastAsia="Cascadia Mono"/>
+          <w:color w:val="000000"/>
+          <w:sz w:val="19"/>
+          <w:szCs w:val="24"/>
+          <w:highlight w:val="white"/>
+        </w:rPr>
+        <w:t xml:space="preserve"> </w:t>
+      </w:r>
+      <w:r>
+        <w:rPr>
+          <w:rFonts w:hint="default" w:ascii="Cascadia Mono" w:hAnsi="Cascadia Mono" w:eastAsia="Cascadia Mono"/>
+          <w:color w:val="2B91AF"/>
+          <w:sz w:val="19"/>
+          <w:szCs w:val="24"/>
+          <w:highlight w:val="white"/>
+        </w:rPr>
+        <w:t>EventHandlerBase</w:t>
+      </w:r>
+      <w:r>
+        <w:rPr>
+          <w:rFonts w:hint="default" w:ascii="Cascadia Mono" w:hAnsi="Cascadia Mono" w:eastAsia="Cascadia Mono"/>
+          <w:color w:val="000000"/>
+          <w:sz w:val="19"/>
+          <w:szCs w:val="24"/>
+          <w:highlight w:val="white"/>
+        </w:rPr>
+        <w:t>(</w:t>
+      </w:r>
+      <w:r>
+        <w:rPr>
+          <w:rFonts w:hint="default" w:ascii="Cascadia Mono" w:hAnsi="Cascadia Mono" w:eastAsia="Cascadia Mono"/>
+          <w:color w:val="2B91AF"/>
+          <w:sz w:val="19"/>
+          <w:szCs w:val="24"/>
+          <w:highlight w:val="white"/>
+        </w:rPr>
+        <w:t>IFormatStrategy</w:t>
+      </w:r>
+      <w:r>
+        <w:rPr>
+          <w:rFonts w:hint="default" w:ascii="Cascadia Mono" w:hAnsi="Cascadia Mono" w:eastAsia="Cascadia Mono"/>
+          <w:color w:val="000000"/>
+          <w:sz w:val="19"/>
+          <w:szCs w:val="24"/>
+          <w:highlight w:val="white"/>
+        </w:rPr>
+        <w:t xml:space="preserve"> strategy)</w:t>
+      </w:r>
+    </w:p>
+    <w:p>
+      <w:pPr>
+        <w:spacing w:beforeLines="0" w:afterLines="0"/>
+        <w:jc w:val="left"/>
+        <w:rPr>
+          <w:rFonts w:hint="default" w:ascii="Cascadia Mono" w:hAnsi="Cascadia Mono" w:eastAsia="Cascadia Mono"/>
+          <w:color w:val="000000"/>
+          <w:sz w:val="19"/>
+          <w:szCs w:val="24"/>
+          <w:highlight w:val="white"/>
+        </w:rPr>
+      </w:pPr>
+      <w:r>
+        <w:rPr>
+          <w:rFonts w:hint="default" w:ascii="Cascadia Mono" w:hAnsi="Cascadia Mono" w:eastAsia="Cascadia Mono"/>
+          <w:color w:val="000000"/>
+          <w:sz w:val="19"/>
+          <w:szCs w:val="24"/>
+          <w:highlight w:val="white"/>
+        </w:rPr>
+        <w:t xml:space="preserve">        {</w:t>
+      </w:r>
+    </w:p>
+    <w:p>
+      <w:pPr>
+        <w:spacing w:beforeLines="0" w:afterLines="0"/>
+        <w:jc w:val="left"/>
+        <w:rPr>
+          <w:rFonts w:hint="default" w:ascii="Cascadia Mono" w:hAnsi="Cascadia Mono" w:eastAsia="Cascadia Mono"/>
+          <w:color w:val="000000"/>
+          <w:sz w:val="19"/>
+          <w:szCs w:val="24"/>
+          <w:highlight w:val="white"/>
+        </w:rPr>
+      </w:pPr>
+      <w:r>
+        <w:rPr>
+          <w:rFonts w:hint="default" w:ascii="Cascadia Mono" w:hAnsi="Cascadia Mono" w:eastAsia="Cascadia Mono"/>
+          <w:color w:val="000000"/>
+          <w:sz w:val="19"/>
+          <w:szCs w:val="24"/>
+          <w:highlight w:val="white"/>
+        </w:rPr>
+        <w:t xml:space="preserve">            _formatStrategy = strategy;</w:t>
+      </w:r>
+    </w:p>
+    <w:p>
+      <w:pPr>
+        <w:spacing w:beforeLines="0" w:afterLines="0"/>
+        <w:jc w:val="left"/>
+        <w:rPr>
+          <w:rFonts w:hint="default" w:ascii="Cascadia Mono" w:hAnsi="Cascadia Mono" w:eastAsia="Cascadia Mono"/>
+          <w:color w:val="000000"/>
+          <w:sz w:val="19"/>
+          <w:szCs w:val="24"/>
+          <w:highlight w:val="white"/>
+        </w:rPr>
+      </w:pPr>
+      <w:r>
+        <w:rPr>
+          <w:rFonts w:hint="default" w:ascii="Cascadia Mono" w:hAnsi="Cascadia Mono" w:eastAsia="Cascadia Mono"/>
+          <w:color w:val="000000"/>
+          <w:sz w:val="19"/>
+          <w:szCs w:val="24"/>
+          <w:highlight w:val="white"/>
+        </w:rPr>
+        <w:t xml:space="preserve">        }</w:t>
+      </w:r>
+    </w:p>
+    <w:p>
+      <w:pPr>
+        <w:spacing w:beforeLines="0" w:afterLines="0"/>
+        <w:jc w:val="left"/>
+        <w:rPr>
+          <w:rFonts w:hint="default" w:ascii="Cascadia Mono" w:hAnsi="Cascadia Mono" w:eastAsia="Cascadia Mono"/>
+          <w:color w:val="000000"/>
+          <w:sz w:val="19"/>
+          <w:szCs w:val="24"/>
+          <w:highlight w:val="white"/>
+        </w:rPr>
+      </w:pPr>
+    </w:p>
+    <w:p>
+      <w:pPr>
+        <w:spacing w:beforeLines="0" w:afterLines="0"/>
+        <w:jc w:val="left"/>
+        <w:rPr>
+          <w:rFonts w:hint="default" w:ascii="Cascadia Mono" w:hAnsi="Cascadia Mono" w:eastAsia="Cascadia Mono"/>
+          <w:color w:val="000000"/>
+          <w:sz w:val="19"/>
+          <w:szCs w:val="24"/>
+          <w:highlight w:val="white"/>
+        </w:rPr>
+      </w:pPr>
+      <w:r>
+        <w:rPr>
+          <w:rFonts w:hint="default" w:ascii="Cascadia Mono" w:hAnsi="Cascadia Mono" w:eastAsia="Cascadia Mono"/>
+          <w:color w:val="000000"/>
+          <w:sz w:val="19"/>
+          <w:szCs w:val="24"/>
+          <w:highlight w:val="white"/>
+        </w:rPr>
+        <w:t xml:space="preserve">        </w:t>
+      </w:r>
+      <w:r>
+        <w:rPr>
+          <w:rFonts w:hint="default" w:ascii="Cascadia Mono" w:hAnsi="Cascadia Mono" w:eastAsia="Cascadia Mono"/>
+          <w:color w:val="0000FF"/>
+          <w:sz w:val="19"/>
+          <w:szCs w:val="24"/>
+          <w:highlight w:val="white"/>
+        </w:rPr>
+        <w:t>public</w:t>
+      </w:r>
+      <w:r>
+        <w:rPr>
+          <w:rFonts w:hint="default" w:ascii="Cascadia Mono" w:hAnsi="Cascadia Mono" w:eastAsia="Cascadia Mono"/>
+          <w:color w:val="000000"/>
+          <w:sz w:val="19"/>
+          <w:szCs w:val="24"/>
+          <w:highlight w:val="white"/>
+        </w:rPr>
+        <w:t xml:space="preserve"> </w:t>
+      </w:r>
+      <w:r>
+        <w:rPr>
+          <w:rFonts w:hint="default" w:ascii="Cascadia Mono" w:hAnsi="Cascadia Mono" w:eastAsia="Cascadia Mono"/>
+          <w:color w:val="0000FF"/>
+          <w:sz w:val="19"/>
+          <w:szCs w:val="24"/>
+          <w:highlight w:val="white"/>
+        </w:rPr>
+        <w:t>void</w:t>
+      </w:r>
+      <w:r>
+        <w:rPr>
+          <w:rFonts w:hint="default" w:ascii="Cascadia Mono" w:hAnsi="Cascadia Mono" w:eastAsia="Cascadia Mono"/>
+          <w:color w:val="000000"/>
+          <w:sz w:val="19"/>
+          <w:szCs w:val="24"/>
+          <w:highlight w:val="white"/>
+        </w:rPr>
+        <w:t xml:space="preserve"> SetStrategy(</w:t>
+      </w:r>
+      <w:r>
+        <w:rPr>
+          <w:rFonts w:hint="default" w:ascii="Cascadia Mono" w:hAnsi="Cascadia Mono" w:eastAsia="Cascadia Mono"/>
+          <w:color w:val="2B91AF"/>
+          <w:sz w:val="19"/>
+          <w:szCs w:val="24"/>
+          <w:highlight w:val="white"/>
+        </w:rPr>
+        <w:t>IFormatStrategy</w:t>
+      </w:r>
+      <w:r>
+        <w:rPr>
+          <w:rFonts w:hint="default" w:ascii="Cascadia Mono" w:hAnsi="Cascadia Mono" w:eastAsia="Cascadia Mono"/>
+          <w:color w:val="000000"/>
+          <w:sz w:val="19"/>
+          <w:szCs w:val="24"/>
+          <w:highlight w:val="white"/>
+        </w:rPr>
+        <w:t xml:space="preserve"> strategy)</w:t>
+      </w:r>
+    </w:p>
+    <w:p>
+      <w:pPr>
+        <w:spacing w:beforeLines="0" w:afterLines="0"/>
+        <w:jc w:val="left"/>
+        <w:rPr>
+          <w:rFonts w:hint="default" w:ascii="Cascadia Mono" w:hAnsi="Cascadia Mono" w:eastAsia="Cascadia Mono"/>
+          <w:color w:val="000000"/>
+          <w:sz w:val="19"/>
+          <w:szCs w:val="24"/>
+          <w:highlight w:val="white"/>
+        </w:rPr>
+      </w:pPr>
+      <w:r>
+        <w:rPr>
+          <w:rFonts w:hint="default" w:ascii="Cascadia Mono" w:hAnsi="Cascadia Mono" w:eastAsia="Cascadia Mono"/>
+          <w:color w:val="000000"/>
+          <w:sz w:val="19"/>
+          <w:szCs w:val="24"/>
+          <w:highlight w:val="white"/>
+        </w:rPr>
+        <w:t xml:space="preserve">        {</w:t>
+      </w:r>
+    </w:p>
+    <w:p>
+      <w:pPr>
+        <w:spacing w:beforeLines="0" w:afterLines="0"/>
+        <w:jc w:val="left"/>
+        <w:rPr>
+          <w:rFonts w:hint="default" w:ascii="Cascadia Mono" w:hAnsi="Cascadia Mono" w:eastAsia="Cascadia Mono"/>
+          <w:color w:val="000000"/>
+          <w:sz w:val="19"/>
+          <w:szCs w:val="24"/>
+          <w:highlight w:val="white"/>
+        </w:rPr>
+      </w:pPr>
+      <w:r>
+        <w:rPr>
+          <w:rFonts w:hint="default" w:ascii="Cascadia Mono" w:hAnsi="Cascadia Mono" w:eastAsia="Cascadia Mono"/>
+          <w:color w:val="000000"/>
+          <w:sz w:val="19"/>
+          <w:szCs w:val="24"/>
+          <w:highlight w:val="white"/>
+        </w:rPr>
+        <w:t xml:space="preserve">            _formatStrategy = strategy;</w:t>
+      </w:r>
+    </w:p>
+    <w:p>
+      <w:pPr>
+        <w:spacing w:beforeLines="0" w:afterLines="0"/>
+        <w:jc w:val="left"/>
+        <w:rPr>
+          <w:rFonts w:hint="default" w:ascii="Cascadia Mono" w:hAnsi="Cascadia Mono" w:eastAsia="Cascadia Mono"/>
+          <w:color w:val="000000"/>
+          <w:sz w:val="19"/>
+          <w:szCs w:val="24"/>
+          <w:highlight w:val="white"/>
+        </w:rPr>
+      </w:pPr>
+      <w:r>
+        <w:rPr>
+          <w:rFonts w:hint="default" w:ascii="Cascadia Mono" w:hAnsi="Cascadia Mono" w:eastAsia="Cascadia Mono"/>
+          <w:color w:val="000000"/>
+          <w:sz w:val="19"/>
+          <w:szCs w:val="24"/>
+          <w:highlight w:val="white"/>
+        </w:rPr>
+        <w:t xml:space="preserve">        }</w:t>
+      </w:r>
+    </w:p>
+    <w:p>
+      <w:pPr>
+        <w:spacing w:beforeLines="0" w:afterLines="0"/>
+        <w:jc w:val="left"/>
+        <w:rPr>
+          <w:rFonts w:hint="default" w:ascii="Cascadia Mono" w:hAnsi="Cascadia Mono" w:eastAsia="Cascadia Mono"/>
+          <w:color w:val="000000"/>
+          <w:sz w:val="19"/>
+          <w:szCs w:val="24"/>
+          <w:highlight w:val="white"/>
+        </w:rPr>
+      </w:pPr>
+    </w:p>
+    <w:p>
+      <w:pPr>
+        <w:spacing w:beforeLines="0" w:afterLines="0"/>
+        <w:jc w:val="left"/>
+        <w:rPr>
+          <w:rFonts w:hint="default" w:ascii="Cascadia Mono" w:hAnsi="Cascadia Mono" w:eastAsia="Cascadia Mono"/>
+          <w:color w:val="000000"/>
+          <w:sz w:val="19"/>
+          <w:szCs w:val="24"/>
+          <w:highlight w:val="white"/>
+        </w:rPr>
+      </w:pPr>
+    </w:p>
+    <w:p>
+      <w:pPr>
+        <w:spacing w:beforeLines="0" w:afterLines="0"/>
+        <w:jc w:val="left"/>
+        <w:rPr>
+          <w:rFonts w:hint="default" w:ascii="Cascadia Mono" w:hAnsi="Cascadia Mono" w:eastAsia="Cascadia Mono"/>
+          <w:color w:val="000000"/>
+          <w:sz w:val="19"/>
+          <w:szCs w:val="24"/>
+          <w:highlight w:val="white"/>
+        </w:rPr>
+      </w:pPr>
+      <w:r>
+        <w:rPr>
+          <w:rFonts w:hint="default" w:ascii="Cascadia Mono" w:hAnsi="Cascadia Mono" w:eastAsia="Cascadia Mono"/>
+          <w:color w:val="000000"/>
+          <w:sz w:val="19"/>
+          <w:szCs w:val="24"/>
+          <w:highlight w:val="white"/>
+        </w:rPr>
+        <w:t xml:space="preserve">        </w:t>
+      </w:r>
+      <w:r>
+        <w:rPr>
+          <w:rFonts w:hint="default" w:ascii="Cascadia Mono" w:hAnsi="Cascadia Mono" w:eastAsia="Cascadia Mono"/>
+          <w:color w:val="0000FF"/>
+          <w:sz w:val="19"/>
+          <w:szCs w:val="24"/>
+          <w:highlight w:val="white"/>
+        </w:rPr>
+        <w:t>public</w:t>
+      </w:r>
+      <w:r>
+        <w:rPr>
+          <w:rFonts w:hint="default" w:ascii="Cascadia Mono" w:hAnsi="Cascadia Mono" w:eastAsia="Cascadia Mono"/>
+          <w:color w:val="000000"/>
+          <w:sz w:val="19"/>
+          <w:szCs w:val="24"/>
+          <w:highlight w:val="white"/>
+        </w:rPr>
+        <w:t xml:space="preserve"> </w:t>
+      </w:r>
+      <w:r>
+        <w:rPr>
+          <w:rFonts w:hint="default" w:ascii="Cascadia Mono" w:hAnsi="Cascadia Mono" w:eastAsia="Cascadia Mono"/>
+          <w:color w:val="0000FF"/>
+          <w:sz w:val="19"/>
+          <w:szCs w:val="24"/>
+          <w:highlight w:val="white"/>
+        </w:rPr>
+        <w:t>void</w:t>
+      </w:r>
+      <w:r>
+        <w:rPr>
+          <w:rFonts w:hint="default" w:ascii="Cascadia Mono" w:hAnsi="Cascadia Mono" w:eastAsia="Cascadia Mono"/>
+          <w:color w:val="000000"/>
+          <w:sz w:val="19"/>
+          <w:szCs w:val="24"/>
+          <w:highlight w:val="white"/>
+        </w:rPr>
+        <w:t xml:space="preserve"> ProcessEvent(</w:t>
+      </w:r>
+      <w:r>
+        <w:rPr>
+          <w:rFonts w:hint="default" w:ascii="Cascadia Mono" w:hAnsi="Cascadia Mono" w:eastAsia="Cascadia Mono"/>
+          <w:color w:val="2B91AF"/>
+          <w:sz w:val="19"/>
+          <w:szCs w:val="24"/>
+          <w:highlight w:val="white"/>
+        </w:rPr>
+        <w:t>MetricEventArgs</w:t>
+      </w:r>
+      <w:r>
+        <w:rPr>
+          <w:rFonts w:hint="default" w:ascii="Cascadia Mono" w:hAnsi="Cascadia Mono" w:eastAsia="Cascadia Mono"/>
+          <w:color w:val="000000"/>
+          <w:sz w:val="19"/>
+          <w:szCs w:val="24"/>
+          <w:highlight w:val="white"/>
+        </w:rPr>
+        <w:t xml:space="preserve"> e)</w:t>
+      </w:r>
+    </w:p>
+    <w:p>
+      <w:pPr>
+        <w:spacing w:beforeLines="0" w:afterLines="0"/>
+        <w:jc w:val="left"/>
+        <w:rPr>
+          <w:rFonts w:hint="default" w:ascii="Cascadia Mono" w:hAnsi="Cascadia Mono" w:eastAsia="Cascadia Mono"/>
+          <w:color w:val="000000"/>
+          <w:sz w:val="19"/>
+          <w:szCs w:val="24"/>
+          <w:highlight w:val="white"/>
+        </w:rPr>
+      </w:pPr>
+      <w:r>
+        <w:rPr>
+          <w:rFonts w:hint="default" w:ascii="Cascadia Mono" w:hAnsi="Cascadia Mono" w:eastAsia="Cascadia Mono"/>
+          <w:color w:val="000000"/>
+          <w:sz w:val="19"/>
+          <w:szCs w:val="24"/>
+          <w:highlight w:val="white"/>
+        </w:rPr>
+        <w:t xml:space="preserve">        {</w:t>
+      </w:r>
+    </w:p>
+    <w:p>
+      <w:pPr>
+        <w:spacing w:beforeLines="0" w:afterLines="0"/>
+        <w:jc w:val="left"/>
+        <w:rPr>
+          <w:rFonts w:hint="default" w:ascii="Cascadia Mono" w:hAnsi="Cascadia Mono" w:eastAsia="Cascadia Mono"/>
+          <w:color w:val="000000"/>
+          <w:sz w:val="19"/>
+          <w:szCs w:val="24"/>
+          <w:highlight w:val="white"/>
+        </w:rPr>
+      </w:pPr>
+      <w:r>
+        <w:rPr>
+          <w:rFonts w:hint="default" w:ascii="Cascadia Mono" w:hAnsi="Cascadia Mono" w:eastAsia="Cascadia Mono"/>
+          <w:color w:val="000000"/>
+          <w:sz w:val="19"/>
+          <w:szCs w:val="24"/>
+          <w:highlight w:val="white"/>
+        </w:rPr>
+        <w:t xml:space="preserve">            </w:t>
+      </w:r>
+      <w:r>
+        <w:rPr>
+          <w:rFonts w:hint="default" w:ascii="Cascadia Mono" w:hAnsi="Cascadia Mono" w:eastAsia="Cascadia Mono"/>
+          <w:color w:val="0000FF"/>
+          <w:sz w:val="19"/>
+          <w:szCs w:val="24"/>
+          <w:highlight w:val="white"/>
+        </w:rPr>
+        <w:t>var</w:t>
+      </w:r>
+      <w:r>
+        <w:rPr>
+          <w:rFonts w:hint="default" w:ascii="Cascadia Mono" w:hAnsi="Cascadia Mono" w:eastAsia="Cascadia Mono"/>
+          <w:color w:val="000000"/>
+          <w:sz w:val="19"/>
+          <w:szCs w:val="24"/>
+          <w:highlight w:val="white"/>
+        </w:rPr>
+        <w:t xml:space="preserve"> message = FormatMessage(e.EventType, e.Data);</w:t>
+      </w:r>
+    </w:p>
+    <w:p>
+      <w:pPr>
+        <w:spacing w:beforeLines="0" w:afterLines="0"/>
+        <w:jc w:val="left"/>
+        <w:rPr>
+          <w:rFonts w:hint="default" w:ascii="Cascadia Mono" w:hAnsi="Cascadia Mono" w:eastAsia="Cascadia Mono"/>
+          <w:color w:val="000000"/>
+          <w:sz w:val="19"/>
+          <w:szCs w:val="24"/>
+          <w:highlight w:val="white"/>
+        </w:rPr>
+      </w:pPr>
+      <w:r>
+        <w:rPr>
+          <w:rFonts w:hint="default" w:ascii="Cascadia Mono" w:hAnsi="Cascadia Mono" w:eastAsia="Cascadia Mono"/>
+          <w:color w:val="000000"/>
+          <w:sz w:val="19"/>
+          <w:szCs w:val="24"/>
+          <w:highlight w:val="white"/>
+        </w:rPr>
+        <w:t xml:space="preserve">            SendMessage(message);</w:t>
+      </w:r>
+    </w:p>
+    <w:p>
+      <w:pPr>
+        <w:spacing w:beforeLines="0" w:afterLines="0"/>
+        <w:jc w:val="left"/>
+        <w:rPr>
+          <w:rFonts w:hint="default" w:ascii="Cascadia Mono" w:hAnsi="Cascadia Mono" w:eastAsia="Cascadia Mono"/>
+          <w:color w:val="000000"/>
+          <w:sz w:val="19"/>
+          <w:szCs w:val="24"/>
+          <w:highlight w:val="white"/>
+        </w:rPr>
+      </w:pPr>
+      <w:r>
+        <w:rPr>
+          <w:rFonts w:hint="default" w:ascii="Cascadia Mono" w:hAnsi="Cascadia Mono" w:eastAsia="Cascadia Mono"/>
+          <w:color w:val="000000"/>
+          <w:sz w:val="19"/>
+          <w:szCs w:val="24"/>
+          <w:highlight w:val="white"/>
+        </w:rPr>
+        <w:t xml:space="preserve">            LogResult();</w:t>
+      </w:r>
+    </w:p>
+    <w:p>
+      <w:pPr>
+        <w:spacing w:beforeLines="0" w:afterLines="0"/>
+        <w:jc w:val="left"/>
+        <w:rPr>
+          <w:rFonts w:hint="default" w:ascii="Cascadia Mono" w:hAnsi="Cascadia Mono" w:eastAsia="Cascadia Mono"/>
+          <w:color w:val="000000"/>
+          <w:sz w:val="19"/>
+          <w:szCs w:val="24"/>
+          <w:highlight w:val="white"/>
+        </w:rPr>
+      </w:pPr>
+      <w:r>
+        <w:rPr>
+          <w:rFonts w:hint="default" w:ascii="Cascadia Mono" w:hAnsi="Cascadia Mono" w:eastAsia="Cascadia Mono"/>
+          <w:color w:val="000000"/>
+          <w:sz w:val="19"/>
+          <w:szCs w:val="24"/>
+          <w:highlight w:val="white"/>
+        </w:rPr>
+        <w:t xml:space="preserve">        }</w:t>
+      </w:r>
+    </w:p>
+    <w:p>
+      <w:pPr>
+        <w:spacing w:beforeLines="0" w:afterLines="0"/>
+        <w:jc w:val="left"/>
+        <w:rPr>
+          <w:rFonts w:hint="default" w:ascii="Cascadia Mono" w:hAnsi="Cascadia Mono" w:eastAsia="Cascadia Mono"/>
+          <w:color w:val="000000"/>
+          <w:sz w:val="19"/>
+          <w:szCs w:val="24"/>
+          <w:highlight w:val="white"/>
+        </w:rPr>
+      </w:pPr>
+    </w:p>
+    <w:p>
+      <w:pPr>
+        <w:spacing w:beforeLines="0" w:afterLines="0"/>
+        <w:jc w:val="left"/>
+        <w:rPr>
+          <w:rFonts w:hint="default" w:ascii="Cascadia Mono" w:hAnsi="Cascadia Mono" w:eastAsia="Cascadia Mono"/>
+          <w:color w:val="000000"/>
+          <w:sz w:val="19"/>
+          <w:szCs w:val="24"/>
+          <w:highlight w:val="white"/>
+        </w:rPr>
+      </w:pPr>
+      <w:r>
+        <w:rPr>
+          <w:rFonts w:hint="default" w:ascii="Cascadia Mono" w:hAnsi="Cascadia Mono" w:eastAsia="Cascadia Mono"/>
+          <w:color w:val="000000"/>
+          <w:sz w:val="19"/>
+          <w:szCs w:val="24"/>
+          <w:highlight w:val="white"/>
+        </w:rPr>
+        <w:t xml:space="preserve">        </w:t>
+      </w:r>
+      <w:r>
+        <w:rPr>
+          <w:rFonts w:hint="default" w:ascii="Cascadia Mono" w:hAnsi="Cascadia Mono" w:eastAsia="Cascadia Mono"/>
+          <w:color w:val="0000FF"/>
+          <w:sz w:val="19"/>
+          <w:szCs w:val="24"/>
+          <w:highlight w:val="white"/>
+        </w:rPr>
+        <w:t>public</w:t>
+      </w:r>
+      <w:r>
+        <w:rPr>
+          <w:rFonts w:hint="default" w:ascii="Cascadia Mono" w:hAnsi="Cascadia Mono" w:eastAsia="Cascadia Mono"/>
+          <w:color w:val="000000"/>
+          <w:sz w:val="19"/>
+          <w:szCs w:val="24"/>
+          <w:highlight w:val="white"/>
+        </w:rPr>
+        <w:t xml:space="preserve"> </w:t>
+      </w:r>
+      <w:r>
+        <w:rPr>
+          <w:rFonts w:hint="default" w:ascii="Cascadia Mono" w:hAnsi="Cascadia Mono" w:eastAsia="Cascadia Mono"/>
+          <w:color w:val="0000FF"/>
+          <w:sz w:val="19"/>
+          <w:szCs w:val="24"/>
+          <w:highlight w:val="white"/>
+        </w:rPr>
+        <w:t>abstract</w:t>
+      </w:r>
+      <w:r>
+        <w:rPr>
+          <w:rFonts w:hint="default" w:ascii="Cascadia Mono" w:hAnsi="Cascadia Mono" w:eastAsia="Cascadia Mono"/>
+          <w:color w:val="000000"/>
+          <w:sz w:val="19"/>
+          <w:szCs w:val="24"/>
+          <w:highlight w:val="white"/>
+        </w:rPr>
+        <w:t xml:space="preserve"> </w:t>
+      </w:r>
+      <w:r>
+        <w:rPr>
+          <w:rFonts w:hint="default" w:ascii="Cascadia Mono" w:hAnsi="Cascadia Mono" w:eastAsia="Cascadia Mono"/>
+          <w:color w:val="0000FF"/>
+          <w:sz w:val="19"/>
+          <w:szCs w:val="24"/>
+          <w:highlight w:val="white"/>
+        </w:rPr>
+        <w:t>string</w:t>
+      </w:r>
+      <w:r>
+        <w:rPr>
+          <w:rFonts w:hint="default" w:ascii="Cascadia Mono" w:hAnsi="Cascadia Mono" w:eastAsia="Cascadia Mono"/>
+          <w:color w:val="000000"/>
+          <w:sz w:val="19"/>
+          <w:szCs w:val="24"/>
+          <w:highlight w:val="white"/>
+        </w:rPr>
+        <w:t xml:space="preserve"> FormatMessage(</w:t>
+      </w:r>
+      <w:r>
+        <w:rPr>
+          <w:rFonts w:hint="default" w:ascii="Cascadia Mono" w:hAnsi="Cascadia Mono" w:eastAsia="Cascadia Mono"/>
+          <w:color w:val="0000FF"/>
+          <w:sz w:val="19"/>
+          <w:szCs w:val="24"/>
+          <w:highlight w:val="white"/>
+        </w:rPr>
+        <w:t>string</w:t>
+      </w:r>
+      <w:r>
+        <w:rPr>
+          <w:rFonts w:hint="default" w:ascii="Cascadia Mono" w:hAnsi="Cascadia Mono" w:eastAsia="Cascadia Mono"/>
+          <w:color w:val="000000"/>
+          <w:sz w:val="19"/>
+          <w:szCs w:val="24"/>
+          <w:highlight w:val="white"/>
+        </w:rPr>
+        <w:t xml:space="preserve"> eventType, </w:t>
+      </w:r>
+      <w:r>
+        <w:rPr>
+          <w:rFonts w:hint="default" w:ascii="Cascadia Mono" w:hAnsi="Cascadia Mono" w:eastAsia="Cascadia Mono"/>
+          <w:color w:val="2B91AF"/>
+          <w:sz w:val="19"/>
+          <w:szCs w:val="24"/>
+          <w:highlight w:val="white"/>
+        </w:rPr>
+        <w:t>MetricData</w:t>
+      </w:r>
+      <w:r>
+        <w:rPr>
+          <w:rFonts w:hint="default" w:ascii="Cascadia Mono" w:hAnsi="Cascadia Mono" w:eastAsia="Cascadia Mono"/>
+          <w:color w:val="000000"/>
+          <w:sz w:val="19"/>
+          <w:szCs w:val="24"/>
+          <w:highlight w:val="white"/>
+        </w:rPr>
+        <w:t xml:space="preserve"> data);</w:t>
+      </w:r>
+    </w:p>
+    <w:p>
+      <w:pPr>
+        <w:spacing w:beforeLines="0" w:afterLines="0"/>
+        <w:jc w:val="left"/>
+        <w:rPr>
+          <w:rFonts w:hint="default" w:ascii="Cascadia Mono" w:hAnsi="Cascadia Mono" w:eastAsia="Cascadia Mono"/>
+          <w:color w:val="000000"/>
+          <w:sz w:val="19"/>
+          <w:szCs w:val="24"/>
+          <w:highlight w:val="white"/>
+        </w:rPr>
+      </w:pPr>
+      <w:r>
+        <w:rPr>
+          <w:rFonts w:hint="default" w:ascii="Cascadia Mono" w:hAnsi="Cascadia Mono" w:eastAsia="Cascadia Mono"/>
+          <w:color w:val="000000"/>
+          <w:sz w:val="19"/>
+          <w:szCs w:val="24"/>
+          <w:highlight w:val="white"/>
+        </w:rPr>
+        <w:t xml:space="preserve">        </w:t>
+      </w:r>
+      <w:r>
+        <w:rPr>
+          <w:rFonts w:hint="default" w:ascii="Cascadia Mono" w:hAnsi="Cascadia Mono" w:eastAsia="Cascadia Mono"/>
+          <w:color w:val="0000FF"/>
+          <w:sz w:val="19"/>
+          <w:szCs w:val="24"/>
+          <w:highlight w:val="white"/>
+        </w:rPr>
+        <w:t>public</w:t>
+      </w:r>
+      <w:r>
+        <w:rPr>
+          <w:rFonts w:hint="default" w:ascii="Cascadia Mono" w:hAnsi="Cascadia Mono" w:eastAsia="Cascadia Mono"/>
+          <w:color w:val="000000"/>
+          <w:sz w:val="19"/>
+          <w:szCs w:val="24"/>
+          <w:highlight w:val="white"/>
+        </w:rPr>
+        <w:t xml:space="preserve"> </w:t>
+      </w:r>
+      <w:r>
+        <w:rPr>
+          <w:rFonts w:hint="default" w:ascii="Cascadia Mono" w:hAnsi="Cascadia Mono" w:eastAsia="Cascadia Mono"/>
+          <w:color w:val="0000FF"/>
+          <w:sz w:val="19"/>
+          <w:szCs w:val="24"/>
+          <w:highlight w:val="white"/>
+        </w:rPr>
+        <w:t>abstract</w:t>
+      </w:r>
+      <w:r>
+        <w:rPr>
+          <w:rFonts w:hint="default" w:ascii="Cascadia Mono" w:hAnsi="Cascadia Mono" w:eastAsia="Cascadia Mono"/>
+          <w:color w:val="000000"/>
+          <w:sz w:val="19"/>
+          <w:szCs w:val="24"/>
+          <w:highlight w:val="white"/>
+        </w:rPr>
+        <w:t xml:space="preserve"> </w:t>
+      </w:r>
+      <w:r>
+        <w:rPr>
+          <w:rFonts w:hint="default" w:ascii="Cascadia Mono" w:hAnsi="Cascadia Mono" w:eastAsia="Cascadia Mono"/>
+          <w:color w:val="0000FF"/>
+          <w:sz w:val="19"/>
+          <w:szCs w:val="24"/>
+          <w:highlight w:val="white"/>
+        </w:rPr>
+        <w:t>void</w:t>
+      </w:r>
+      <w:r>
+        <w:rPr>
+          <w:rFonts w:hint="default" w:ascii="Cascadia Mono" w:hAnsi="Cascadia Mono" w:eastAsia="Cascadia Mono"/>
+          <w:color w:val="000000"/>
+          <w:sz w:val="19"/>
+          <w:szCs w:val="24"/>
+          <w:highlight w:val="white"/>
+        </w:rPr>
+        <w:t xml:space="preserve"> SendMessage(</w:t>
+      </w:r>
+      <w:r>
+        <w:rPr>
+          <w:rFonts w:hint="default" w:ascii="Cascadia Mono" w:hAnsi="Cascadia Mono" w:eastAsia="Cascadia Mono"/>
+          <w:color w:val="0000FF"/>
+          <w:sz w:val="19"/>
+          <w:szCs w:val="24"/>
+          <w:highlight w:val="white"/>
+        </w:rPr>
+        <w:t>string</w:t>
+      </w:r>
+      <w:r>
+        <w:rPr>
+          <w:rFonts w:hint="default" w:ascii="Cascadia Mono" w:hAnsi="Cascadia Mono" w:eastAsia="Cascadia Mono"/>
+          <w:color w:val="000000"/>
+          <w:sz w:val="19"/>
+          <w:szCs w:val="24"/>
+          <w:highlight w:val="white"/>
+        </w:rPr>
+        <w:t xml:space="preserve"> message);</w:t>
+      </w:r>
+    </w:p>
+    <w:p>
+      <w:pPr>
+        <w:spacing w:beforeLines="0" w:afterLines="0"/>
+        <w:jc w:val="left"/>
+        <w:rPr>
+          <w:rFonts w:hint="default" w:ascii="Cascadia Mono" w:hAnsi="Cascadia Mono" w:eastAsia="Cascadia Mono"/>
+          <w:color w:val="000000"/>
+          <w:sz w:val="19"/>
+          <w:szCs w:val="24"/>
+          <w:highlight w:val="white"/>
+        </w:rPr>
+      </w:pPr>
+      <w:r>
+        <w:rPr>
+          <w:rFonts w:hint="default" w:ascii="Cascadia Mono" w:hAnsi="Cascadia Mono" w:eastAsia="Cascadia Mono"/>
+          <w:color w:val="000000"/>
+          <w:sz w:val="19"/>
+          <w:szCs w:val="24"/>
+          <w:highlight w:val="white"/>
+        </w:rPr>
+        <w:t xml:space="preserve">        </w:t>
+      </w:r>
+      <w:r>
+        <w:rPr>
+          <w:rFonts w:hint="default" w:ascii="Cascadia Mono" w:hAnsi="Cascadia Mono" w:eastAsia="Cascadia Mono"/>
+          <w:color w:val="0000FF"/>
+          <w:sz w:val="19"/>
+          <w:szCs w:val="24"/>
+          <w:highlight w:val="white"/>
+        </w:rPr>
+        <w:t>public</w:t>
+      </w:r>
+      <w:r>
+        <w:rPr>
+          <w:rFonts w:hint="default" w:ascii="Cascadia Mono" w:hAnsi="Cascadia Mono" w:eastAsia="Cascadia Mono"/>
+          <w:color w:val="000000"/>
+          <w:sz w:val="19"/>
+          <w:szCs w:val="24"/>
+          <w:highlight w:val="white"/>
+        </w:rPr>
+        <w:t xml:space="preserve"> </w:t>
+      </w:r>
+      <w:r>
+        <w:rPr>
+          <w:rFonts w:hint="default" w:ascii="Cascadia Mono" w:hAnsi="Cascadia Mono" w:eastAsia="Cascadia Mono"/>
+          <w:color w:val="0000FF"/>
+          <w:sz w:val="19"/>
+          <w:szCs w:val="24"/>
+          <w:highlight w:val="white"/>
+        </w:rPr>
+        <w:t>abstract</w:t>
+      </w:r>
+      <w:r>
+        <w:rPr>
+          <w:rFonts w:hint="default" w:ascii="Cascadia Mono" w:hAnsi="Cascadia Mono" w:eastAsia="Cascadia Mono"/>
+          <w:color w:val="000000"/>
+          <w:sz w:val="19"/>
+          <w:szCs w:val="24"/>
+          <w:highlight w:val="white"/>
+        </w:rPr>
+        <w:t xml:space="preserve"> </w:t>
+      </w:r>
+      <w:r>
+        <w:rPr>
+          <w:rFonts w:hint="default" w:ascii="Cascadia Mono" w:hAnsi="Cascadia Mono" w:eastAsia="Cascadia Mono"/>
+          <w:color w:val="0000FF"/>
+          <w:sz w:val="19"/>
+          <w:szCs w:val="24"/>
+          <w:highlight w:val="white"/>
+        </w:rPr>
+        <w:t>void</w:t>
+      </w:r>
+      <w:r>
+        <w:rPr>
+          <w:rFonts w:hint="default" w:ascii="Cascadia Mono" w:hAnsi="Cascadia Mono" w:eastAsia="Cascadia Mono"/>
+          <w:color w:val="000000"/>
+          <w:sz w:val="19"/>
+          <w:szCs w:val="24"/>
+          <w:highlight w:val="white"/>
+        </w:rPr>
+        <w:t xml:space="preserve"> LogResult();</w:t>
+      </w:r>
+    </w:p>
+    <w:p>
+      <w:pPr>
+        <w:spacing w:beforeLines="0" w:afterLines="0"/>
+        <w:jc w:val="left"/>
+        <w:rPr>
+          <w:rFonts w:hint="default" w:ascii="Cascadia Mono" w:hAnsi="Cascadia Mono" w:eastAsia="Cascadia Mono"/>
+          <w:color w:val="000000"/>
+          <w:sz w:val="19"/>
+          <w:szCs w:val="24"/>
+          <w:highlight w:val="white"/>
+        </w:rPr>
+      </w:pPr>
+      <w:r>
+        <w:rPr>
+          <w:rFonts w:hint="default" w:ascii="Cascadia Mono" w:hAnsi="Cascadia Mono" w:eastAsia="Cascadia Mono"/>
+          <w:color w:val="000000"/>
+          <w:sz w:val="19"/>
+          <w:szCs w:val="24"/>
+          <w:highlight w:val="white"/>
+        </w:rPr>
+        <w:t xml:space="preserve">    }</w:t>
+      </w:r>
+    </w:p>
+    <w:p>
+      <w:pPr>
+        <w:spacing w:beforeLines="0" w:afterLines="0"/>
+        <w:jc w:val="left"/>
+        <w:rPr>
+          <w:rFonts w:hint="default" w:ascii="Cascadia Mono" w:hAnsi="Cascadia Mono" w:eastAsia="Cascadia Mono"/>
+          <w:color w:val="000000"/>
+          <w:sz w:val="19"/>
+          <w:szCs w:val="24"/>
+          <w:highlight w:val="white"/>
+        </w:rPr>
+      </w:pPr>
+      <w:r>
+        <w:rPr>
+          <w:rFonts w:hint="default" w:ascii="Cascadia Mono" w:hAnsi="Cascadia Mono" w:eastAsia="Cascadia Mono"/>
+          <w:color w:val="000000"/>
+          <w:sz w:val="19"/>
+          <w:szCs w:val="24"/>
+          <w:highlight w:val="white"/>
+        </w:rPr>
+        <w:t>}</w:t>
+      </w:r>
+    </w:p>
+    <w:p>
+      <w:pPr>
+        <w:ind w:left="0" w:leftChars="0" w:firstLine="0" w:firstLineChars="0"/>
+        <w:rPr>
+          <w:rFonts w:hint="default" w:ascii="Cascadia Mono" w:hAnsi="Cascadia Mono" w:eastAsia="Cascadia Mono"/>
+          <w:color w:val="000000"/>
+          <w:sz w:val="19"/>
+          <w:szCs w:val="24"/>
+          <w:highlight w:val="white"/>
+          <w:lang w:val="en-US"/>
+        </w:rPr>
+      </w:pPr>
+    </w:p>
+    <w:p>
+      <w:pPr>
+        <w:ind w:left="0" w:leftChars="0" w:firstLine="0" w:firstLineChars="0"/>
+        <w:rPr>
+          <w:rFonts w:hint="default" w:ascii="Cascadia Mono" w:hAnsi="Cascadia Mono" w:eastAsia="Cascadia Mono"/>
+          <w:color w:val="000000"/>
+          <w:sz w:val="19"/>
+          <w:szCs w:val="24"/>
+          <w:highlight w:val="white"/>
+          <w:lang w:val="en-US"/>
+        </w:rPr>
+      </w:pPr>
+      <w:r>
+        <w:rPr>
+          <w:rFonts w:hint="default" w:ascii="Cascadia Mono" w:hAnsi="Cascadia Mono" w:eastAsia="Cascadia Mono"/>
+          <w:color w:val="000000"/>
+          <w:sz w:val="19"/>
+          <w:szCs w:val="24"/>
+          <w:highlight w:val="white"/>
+          <w:lang w:val="en-US"/>
+        </w:rPr>
+        <w:t>ConsoleHandler.cs</w:t>
+      </w:r>
+    </w:p>
+    <w:p>
+      <w:pPr>
+        <w:spacing w:beforeLines="0" w:afterLines="0"/>
+        <w:jc w:val="left"/>
+        <w:rPr>
+          <w:rFonts w:hint="default" w:ascii="Cascadia Mono" w:hAnsi="Cascadia Mono" w:eastAsia="Cascadia Mono"/>
+          <w:color w:val="000000"/>
+          <w:sz w:val="19"/>
+          <w:szCs w:val="24"/>
+          <w:highlight w:val="white"/>
+        </w:rPr>
+      </w:pPr>
+      <w:r>
+        <w:rPr>
+          <w:rFonts w:hint="default" w:ascii="Cascadia Mono" w:hAnsi="Cascadia Mono" w:eastAsia="Cascadia Mono"/>
+          <w:color w:val="0000FF"/>
+          <w:sz w:val="19"/>
+          <w:szCs w:val="24"/>
+          <w:highlight w:val="white"/>
+        </w:rPr>
+        <w:t>namespace</w:t>
+      </w:r>
+      <w:r>
+        <w:rPr>
+          <w:rFonts w:hint="default" w:ascii="Cascadia Mono" w:hAnsi="Cascadia Mono" w:eastAsia="Cascadia Mono"/>
+          <w:color w:val="000000"/>
+          <w:sz w:val="19"/>
+          <w:szCs w:val="24"/>
+          <w:highlight w:val="white"/>
+        </w:rPr>
+        <w:t xml:space="preserve"> ConsoleApp1</w:t>
+      </w:r>
+    </w:p>
+    <w:p>
+      <w:pPr>
+        <w:spacing w:beforeLines="0" w:afterLines="0"/>
+        <w:jc w:val="left"/>
+        <w:rPr>
+          <w:rFonts w:hint="default" w:ascii="Cascadia Mono" w:hAnsi="Cascadia Mono" w:eastAsia="Cascadia Mono"/>
+          <w:color w:val="000000"/>
+          <w:sz w:val="19"/>
+          <w:szCs w:val="24"/>
+          <w:highlight w:val="white"/>
+        </w:rPr>
+      </w:pPr>
+      <w:r>
+        <w:rPr>
+          <w:rFonts w:hint="default" w:ascii="Cascadia Mono" w:hAnsi="Cascadia Mono" w:eastAsia="Cascadia Mono"/>
+          <w:color w:val="000000"/>
+          <w:sz w:val="19"/>
+          <w:szCs w:val="24"/>
+          <w:highlight w:val="white"/>
+        </w:rPr>
+        <w:t>{</w:t>
+      </w:r>
+    </w:p>
+    <w:p>
+      <w:pPr>
+        <w:spacing w:beforeLines="0" w:afterLines="0"/>
+        <w:jc w:val="left"/>
+        <w:rPr>
+          <w:rFonts w:hint="default" w:ascii="Cascadia Mono" w:hAnsi="Cascadia Mono" w:eastAsia="Cascadia Mono"/>
+          <w:color w:val="000000"/>
+          <w:sz w:val="19"/>
+          <w:szCs w:val="24"/>
+          <w:highlight w:val="white"/>
+        </w:rPr>
+      </w:pPr>
+      <w:r>
+        <w:rPr>
+          <w:rFonts w:hint="default" w:ascii="Cascadia Mono" w:hAnsi="Cascadia Mono" w:eastAsia="Cascadia Mono"/>
+          <w:color w:val="000000"/>
+          <w:sz w:val="19"/>
+          <w:szCs w:val="24"/>
+          <w:highlight w:val="white"/>
+        </w:rPr>
+        <w:t xml:space="preserve">    </w:t>
+      </w:r>
+      <w:r>
+        <w:rPr>
+          <w:rFonts w:hint="default" w:ascii="Cascadia Mono" w:hAnsi="Cascadia Mono" w:eastAsia="Cascadia Mono"/>
+          <w:color w:val="0000FF"/>
+          <w:sz w:val="19"/>
+          <w:szCs w:val="24"/>
+          <w:highlight w:val="white"/>
+        </w:rPr>
+        <w:t>public</w:t>
+      </w:r>
+      <w:r>
+        <w:rPr>
+          <w:rFonts w:hint="default" w:ascii="Cascadia Mono" w:hAnsi="Cascadia Mono" w:eastAsia="Cascadia Mono"/>
+          <w:color w:val="000000"/>
+          <w:sz w:val="19"/>
+          <w:szCs w:val="24"/>
+          <w:highlight w:val="white"/>
+        </w:rPr>
+        <w:t xml:space="preserve"> </w:t>
+      </w:r>
+      <w:r>
+        <w:rPr>
+          <w:rFonts w:hint="default" w:ascii="Cascadia Mono" w:hAnsi="Cascadia Mono" w:eastAsia="Cascadia Mono"/>
+          <w:color w:val="0000FF"/>
+          <w:sz w:val="19"/>
+          <w:szCs w:val="24"/>
+          <w:highlight w:val="white"/>
+        </w:rPr>
+        <w:t>class</w:t>
+      </w:r>
+      <w:r>
+        <w:rPr>
+          <w:rFonts w:hint="default" w:ascii="Cascadia Mono" w:hAnsi="Cascadia Mono" w:eastAsia="Cascadia Mono"/>
+          <w:color w:val="000000"/>
+          <w:sz w:val="19"/>
+          <w:szCs w:val="24"/>
+          <w:highlight w:val="white"/>
+        </w:rPr>
+        <w:t xml:space="preserve"> </w:t>
+      </w:r>
+      <w:r>
+        <w:rPr>
+          <w:rFonts w:hint="default" w:ascii="Cascadia Mono" w:hAnsi="Cascadia Mono" w:eastAsia="Cascadia Mono"/>
+          <w:color w:val="2B91AF"/>
+          <w:sz w:val="19"/>
+          <w:szCs w:val="24"/>
+          <w:highlight w:val="white"/>
+        </w:rPr>
+        <w:t>ConsoleHandler</w:t>
+      </w:r>
+      <w:r>
+        <w:rPr>
+          <w:rFonts w:hint="default" w:ascii="Cascadia Mono" w:hAnsi="Cascadia Mono" w:eastAsia="Cascadia Mono"/>
+          <w:color w:val="000000"/>
+          <w:sz w:val="19"/>
+          <w:szCs w:val="24"/>
+          <w:highlight w:val="white"/>
+        </w:rPr>
+        <w:t xml:space="preserve"> : </w:t>
+      </w:r>
+      <w:r>
+        <w:rPr>
+          <w:rFonts w:hint="default" w:ascii="Cascadia Mono" w:hAnsi="Cascadia Mono" w:eastAsia="Cascadia Mono"/>
+          <w:color w:val="2B91AF"/>
+          <w:sz w:val="19"/>
+          <w:szCs w:val="24"/>
+          <w:highlight w:val="white"/>
+        </w:rPr>
+        <w:t>EventHandlerBase</w:t>
+      </w:r>
+    </w:p>
+    <w:p>
+      <w:pPr>
+        <w:spacing w:beforeLines="0" w:afterLines="0"/>
+        <w:jc w:val="left"/>
+        <w:rPr>
+          <w:rFonts w:hint="default" w:ascii="Cascadia Mono" w:hAnsi="Cascadia Mono" w:eastAsia="Cascadia Mono"/>
+          <w:color w:val="000000"/>
+          <w:sz w:val="19"/>
+          <w:szCs w:val="24"/>
+          <w:highlight w:val="white"/>
+        </w:rPr>
+      </w:pPr>
+      <w:r>
+        <w:rPr>
+          <w:rFonts w:hint="default" w:ascii="Cascadia Mono" w:hAnsi="Cascadia Mono" w:eastAsia="Cascadia Mono"/>
+          <w:color w:val="000000"/>
+          <w:sz w:val="19"/>
+          <w:szCs w:val="24"/>
+          <w:highlight w:val="white"/>
+        </w:rPr>
+        <w:t xml:space="preserve">    {</w:t>
+      </w:r>
+    </w:p>
+    <w:p>
+      <w:pPr>
+        <w:spacing w:beforeLines="0" w:afterLines="0"/>
+        <w:jc w:val="left"/>
+        <w:rPr>
+          <w:rFonts w:hint="default" w:ascii="Cascadia Mono" w:hAnsi="Cascadia Mono" w:eastAsia="Cascadia Mono"/>
+          <w:color w:val="000000"/>
+          <w:sz w:val="19"/>
+          <w:szCs w:val="24"/>
+          <w:highlight w:val="white"/>
+        </w:rPr>
+      </w:pPr>
+      <w:r>
+        <w:rPr>
+          <w:rFonts w:hint="default" w:ascii="Cascadia Mono" w:hAnsi="Cascadia Mono" w:eastAsia="Cascadia Mono"/>
+          <w:color w:val="000000"/>
+          <w:sz w:val="19"/>
+          <w:szCs w:val="24"/>
+          <w:highlight w:val="white"/>
+        </w:rPr>
+        <w:t xml:space="preserve">        </w:t>
+      </w:r>
+      <w:r>
+        <w:rPr>
+          <w:rFonts w:hint="default" w:ascii="Cascadia Mono" w:hAnsi="Cascadia Mono" w:eastAsia="Cascadia Mono"/>
+          <w:color w:val="0000FF"/>
+          <w:sz w:val="19"/>
+          <w:szCs w:val="24"/>
+          <w:highlight w:val="white"/>
+        </w:rPr>
+        <w:t>public</w:t>
+      </w:r>
+      <w:r>
+        <w:rPr>
+          <w:rFonts w:hint="default" w:ascii="Cascadia Mono" w:hAnsi="Cascadia Mono" w:eastAsia="Cascadia Mono"/>
+          <w:color w:val="000000"/>
+          <w:sz w:val="19"/>
+          <w:szCs w:val="24"/>
+          <w:highlight w:val="white"/>
+        </w:rPr>
+        <w:t xml:space="preserve"> </w:t>
+      </w:r>
+      <w:r>
+        <w:rPr>
+          <w:rFonts w:hint="default" w:ascii="Cascadia Mono" w:hAnsi="Cascadia Mono" w:eastAsia="Cascadia Mono"/>
+          <w:color w:val="2B91AF"/>
+          <w:sz w:val="19"/>
+          <w:szCs w:val="24"/>
+          <w:highlight w:val="white"/>
+        </w:rPr>
+        <w:t>ConsoleHandler</w:t>
+      </w:r>
+      <w:r>
+        <w:rPr>
+          <w:rFonts w:hint="default" w:ascii="Cascadia Mono" w:hAnsi="Cascadia Mono" w:eastAsia="Cascadia Mono"/>
+          <w:color w:val="000000"/>
+          <w:sz w:val="19"/>
+          <w:szCs w:val="24"/>
+          <w:highlight w:val="white"/>
+        </w:rPr>
+        <w:t>(</w:t>
+      </w:r>
+      <w:r>
+        <w:rPr>
+          <w:rFonts w:hint="default" w:ascii="Cascadia Mono" w:hAnsi="Cascadia Mono" w:eastAsia="Cascadia Mono"/>
+          <w:color w:val="2B91AF"/>
+          <w:sz w:val="19"/>
+          <w:szCs w:val="24"/>
+          <w:highlight w:val="white"/>
+        </w:rPr>
+        <w:t>IFormatStrategy</w:t>
+      </w:r>
+      <w:r>
+        <w:rPr>
+          <w:rFonts w:hint="default" w:ascii="Cascadia Mono" w:hAnsi="Cascadia Mono" w:eastAsia="Cascadia Mono"/>
+          <w:color w:val="000000"/>
+          <w:sz w:val="19"/>
+          <w:szCs w:val="24"/>
+          <w:highlight w:val="white"/>
+        </w:rPr>
+        <w:t xml:space="preserve"> strategy) : </w:t>
+      </w:r>
+      <w:r>
+        <w:rPr>
+          <w:rFonts w:hint="default" w:ascii="Cascadia Mono" w:hAnsi="Cascadia Mono" w:eastAsia="Cascadia Mono"/>
+          <w:color w:val="0000FF"/>
+          <w:sz w:val="19"/>
+          <w:szCs w:val="24"/>
+          <w:highlight w:val="white"/>
+        </w:rPr>
+        <w:t>base</w:t>
+      </w:r>
+      <w:r>
+        <w:rPr>
+          <w:rFonts w:hint="default" w:ascii="Cascadia Mono" w:hAnsi="Cascadia Mono" w:eastAsia="Cascadia Mono"/>
+          <w:color w:val="000000"/>
+          <w:sz w:val="19"/>
+          <w:szCs w:val="24"/>
+          <w:highlight w:val="white"/>
+        </w:rPr>
+        <w:t>(strategy)</w:t>
+      </w:r>
+    </w:p>
+    <w:p>
+      <w:pPr>
+        <w:spacing w:beforeLines="0" w:afterLines="0"/>
+        <w:jc w:val="left"/>
+        <w:rPr>
+          <w:rFonts w:hint="default" w:ascii="Cascadia Mono" w:hAnsi="Cascadia Mono" w:eastAsia="Cascadia Mono"/>
+          <w:color w:val="000000"/>
+          <w:sz w:val="19"/>
+          <w:szCs w:val="24"/>
+          <w:highlight w:val="white"/>
+        </w:rPr>
+      </w:pPr>
+      <w:r>
+        <w:rPr>
+          <w:rFonts w:hint="default" w:ascii="Cascadia Mono" w:hAnsi="Cascadia Mono" w:eastAsia="Cascadia Mono"/>
+          <w:color w:val="000000"/>
+          <w:sz w:val="19"/>
+          <w:szCs w:val="24"/>
+          <w:highlight w:val="white"/>
+        </w:rPr>
+        <w:t xml:space="preserve">        {</w:t>
+      </w:r>
+    </w:p>
+    <w:p>
+      <w:pPr>
+        <w:spacing w:beforeLines="0" w:afterLines="0"/>
+        <w:jc w:val="left"/>
+        <w:rPr>
+          <w:rFonts w:hint="default" w:ascii="Cascadia Mono" w:hAnsi="Cascadia Mono" w:eastAsia="Cascadia Mono"/>
+          <w:color w:val="000000"/>
+          <w:sz w:val="19"/>
+          <w:szCs w:val="24"/>
+          <w:highlight w:val="white"/>
+        </w:rPr>
+      </w:pPr>
+      <w:r>
+        <w:rPr>
+          <w:rFonts w:hint="default" w:ascii="Cascadia Mono" w:hAnsi="Cascadia Mono" w:eastAsia="Cascadia Mono"/>
+          <w:color w:val="000000"/>
+          <w:sz w:val="19"/>
+          <w:szCs w:val="24"/>
+          <w:highlight w:val="white"/>
+        </w:rPr>
+        <w:t xml:space="preserve">        }</w:t>
+      </w:r>
+    </w:p>
+    <w:p>
+      <w:pPr>
+        <w:spacing w:beforeLines="0" w:afterLines="0"/>
+        <w:jc w:val="left"/>
+        <w:rPr>
+          <w:rFonts w:hint="default" w:ascii="Cascadia Mono" w:hAnsi="Cascadia Mono" w:eastAsia="Cascadia Mono"/>
+          <w:color w:val="000000"/>
+          <w:sz w:val="19"/>
+          <w:szCs w:val="24"/>
+          <w:highlight w:val="white"/>
+        </w:rPr>
+      </w:pPr>
+    </w:p>
+    <w:p>
+      <w:pPr>
+        <w:spacing w:beforeLines="0" w:afterLines="0"/>
+        <w:jc w:val="left"/>
+        <w:rPr>
+          <w:rFonts w:hint="default" w:ascii="Cascadia Mono" w:hAnsi="Cascadia Mono" w:eastAsia="Cascadia Mono"/>
+          <w:color w:val="000000"/>
+          <w:sz w:val="19"/>
+          <w:szCs w:val="24"/>
+          <w:highlight w:val="white"/>
+        </w:rPr>
+      </w:pPr>
+      <w:r>
+        <w:rPr>
+          <w:rFonts w:hint="default" w:ascii="Cascadia Mono" w:hAnsi="Cascadia Mono" w:eastAsia="Cascadia Mono"/>
+          <w:color w:val="000000"/>
+          <w:sz w:val="19"/>
+          <w:szCs w:val="24"/>
+          <w:highlight w:val="white"/>
+        </w:rPr>
+        <w:t xml:space="preserve">        </w:t>
+      </w:r>
+      <w:r>
+        <w:rPr>
+          <w:rFonts w:hint="default" w:ascii="Cascadia Mono" w:hAnsi="Cascadia Mono" w:eastAsia="Cascadia Mono"/>
+          <w:color w:val="0000FF"/>
+          <w:sz w:val="19"/>
+          <w:szCs w:val="24"/>
+          <w:highlight w:val="white"/>
+        </w:rPr>
+        <w:t>public</w:t>
+      </w:r>
+      <w:r>
+        <w:rPr>
+          <w:rFonts w:hint="default" w:ascii="Cascadia Mono" w:hAnsi="Cascadia Mono" w:eastAsia="Cascadia Mono"/>
+          <w:color w:val="000000"/>
+          <w:sz w:val="19"/>
+          <w:szCs w:val="24"/>
+          <w:highlight w:val="white"/>
+        </w:rPr>
+        <w:t xml:space="preserve"> </w:t>
+      </w:r>
+      <w:r>
+        <w:rPr>
+          <w:rFonts w:hint="default" w:ascii="Cascadia Mono" w:hAnsi="Cascadia Mono" w:eastAsia="Cascadia Mono"/>
+          <w:color w:val="0000FF"/>
+          <w:sz w:val="19"/>
+          <w:szCs w:val="24"/>
+          <w:highlight w:val="white"/>
+        </w:rPr>
+        <w:t>override</w:t>
+      </w:r>
+      <w:r>
+        <w:rPr>
+          <w:rFonts w:hint="default" w:ascii="Cascadia Mono" w:hAnsi="Cascadia Mono" w:eastAsia="Cascadia Mono"/>
+          <w:color w:val="000000"/>
+          <w:sz w:val="19"/>
+          <w:szCs w:val="24"/>
+          <w:highlight w:val="white"/>
+        </w:rPr>
+        <w:t xml:space="preserve"> </w:t>
+      </w:r>
+      <w:r>
+        <w:rPr>
+          <w:rFonts w:hint="default" w:ascii="Cascadia Mono" w:hAnsi="Cascadia Mono" w:eastAsia="Cascadia Mono"/>
+          <w:color w:val="0000FF"/>
+          <w:sz w:val="19"/>
+          <w:szCs w:val="24"/>
+          <w:highlight w:val="white"/>
+        </w:rPr>
+        <w:t>string</w:t>
+      </w:r>
+      <w:r>
+        <w:rPr>
+          <w:rFonts w:hint="default" w:ascii="Cascadia Mono" w:hAnsi="Cascadia Mono" w:eastAsia="Cascadia Mono"/>
+          <w:color w:val="000000"/>
+          <w:sz w:val="19"/>
+          <w:szCs w:val="24"/>
+          <w:highlight w:val="white"/>
+        </w:rPr>
+        <w:t xml:space="preserve"> FormatMessage(</w:t>
+      </w:r>
+      <w:r>
+        <w:rPr>
+          <w:rFonts w:hint="default" w:ascii="Cascadia Mono" w:hAnsi="Cascadia Mono" w:eastAsia="Cascadia Mono"/>
+          <w:color w:val="0000FF"/>
+          <w:sz w:val="19"/>
+          <w:szCs w:val="24"/>
+          <w:highlight w:val="white"/>
+        </w:rPr>
+        <w:t>string</w:t>
+      </w:r>
+      <w:r>
+        <w:rPr>
+          <w:rFonts w:hint="default" w:ascii="Cascadia Mono" w:hAnsi="Cascadia Mono" w:eastAsia="Cascadia Mono"/>
+          <w:color w:val="000000"/>
+          <w:sz w:val="19"/>
+          <w:szCs w:val="24"/>
+          <w:highlight w:val="white"/>
+        </w:rPr>
+        <w:t xml:space="preserve"> eventType, </w:t>
+      </w:r>
+      <w:r>
+        <w:rPr>
+          <w:rFonts w:hint="default" w:ascii="Cascadia Mono" w:hAnsi="Cascadia Mono" w:eastAsia="Cascadia Mono"/>
+          <w:color w:val="2B91AF"/>
+          <w:sz w:val="19"/>
+          <w:szCs w:val="24"/>
+          <w:highlight w:val="white"/>
+        </w:rPr>
+        <w:t>MetricData</w:t>
+      </w:r>
+      <w:r>
+        <w:rPr>
+          <w:rFonts w:hint="default" w:ascii="Cascadia Mono" w:hAnsi="Cascadia Mono" w:eastAsia="Cascadia Mono"/>
+          <w:color w:val="000000"/>
+          <w:sz w:val="19"/>
+          <w:szCs w:val="24"/>
+          <w:highlight w:val="white"/>
+        </w:rPr>
+        <w:t xml:space="preserve"> data)</w:t>
+      </w:r>
+    </w:p>
+    <w:p>
+      <w:pPr>
+        <w:spacing w:beforeLines="0" w:afterLines="0"/>
+        <w:jc w:val="left"/>
+        <w:rPr>
+          <w:rFonts w:hint="default" w:ascii="Cascadia Mono" w:hAnsi="Cascadia Mono" w:eastAsia="Cascadia Mono"/>
+          <w:color w:val="000000"/>
+          <w:sz w:val="19"/>
+          <w:szCs w:val="24"/>
+          <w:highlight w:val="white"/>
+        </w:rPr>
+      </w:pPr>
+      <w:r>
+        <w:rPr>
+          <w:rFonts w:hint="default" w:ascii="Cascadia Mono" w:hAnsi="Cascadia Mono" w:eastAsia="Cascadia Mono"/>
+          <w:color w:val="000000"/>
+          <w:sz w:val="19"/>
+          <w:szCs w:val="24"/>
+          <w:highlight w:val="white"/>
+        </w:rPr>
+        <w:t xml:space="preserve">        {</w:t>
+      </w:r>
+    </w:p>
+    <w:p>
+      <w:pPr>
+        <w:spacing w:beforeLines="0" w:afterLines="0"/>
+        <w:jc w:val="left"/>
+        <w:rPr>
+          <w:rFonts w:hint="default" w:ascii="Cascadia Mono" w:hAnsi="Cascadia Mono" w:eastAsia="Cascadia Mono"/>
+          <w:color w:val="000000"/>
+          <w:sz w:val="19"/>
+          <w:szCs w:val="24"/>
+          <w:highlight w:val="white"/>
+        </w:rPr>
+      </w:pPr>
+      <w:r>
+        <w:rPr>
+          <w:rFonts w:hint="default" w:ascii="Cascadia Mono" w:hAnsi="Cascadia Mono" w:eastAsia="Cascadia Mono"/>
+          <w:color w:val="000000"/>
+          <w:sz w:val="19"/>
+          <w:szCs w:val="24"/>
+          <w:highlight w:val="white"/>
+        </w:rPr>
+        <w:t xml:space="preserve">            </w:t>
+      </w:r>
+      <w:r>
+        <w:rPr>
+          <w:rFonts w:hint="default" w:ascii="Cascadia Mono" w:hAnsi="Cascadia Mono" w:eastAsia="Cascadia Mono"/>
+          <w:color w:val="0000FF"/>
+          <w:sz w:val="19"/>
+          <w:szCs w:val="24"/>
+          <w:highlight w:val="white"/>
+        </w:rPr>
+        <w:t>string</w:t>
+      </w:r>
+      <w:r>
+        <w:rPr>
+          <w:rFonts w:hint="default" w:ascii="Cascadia Mono" w:hAnsi="Cascadia Mono" w:eastAsia="Cascadia Mono"/>
+          <w:color w:val="000000"/>
+          <w:sz w:val="19"/>
+          <w:szCs w:val="24"/>
+          <w:highlight w:val="white"/>
+        </w:rPr>
+        <w:t xml:space="preserve"> message = </w:t>
+      </w:r>
+      <w:r>
+        <w:rPr>
+          <w:rFonts w:hint="default" w:ascii="Cascadia Mono" w:hAnsi="Cascadia Mono" w:eastAsia="Cascadia Mono"/>
+          <w:color w:val="A31515"/>
+          <w:sz w:val="19"/>
+          <w:szCs w:val="24"/>
+          <w:highlight w:val="white"/>
+        </w:rPr>
+        <w:t>$"</w:t>
+      </w:r>
+      <w:r>
+        <w:rPr>
+          <w:rFonts w:hint="default" w:ascii="Cascadia Mono" w:hAnsi="Cascadia Mono" w:eastAsia="Cascadia Mono"/>
+          <w:color w:val="000000"/>
+          <w:sz w:val="19"/>
+          <w:szCs w:val="24"/>
+          <w:highlight w:val="white"/>
+        </w:rPr>
+        <w:t>{eventType}</w:t>
+      </w:r>
+      <w:r>
+        <w:rPr>
+          <w:rFonts w:hint="default" w:ascii="Cascadia Mono" w:hAnsi="Cascadia Mono" w:eastAsia="Cascadia Mono"/>
+          <w:color w:val="A31515"/>
+          <w:sz w:val="19"/>
+          <w:szCs w:val="24"/>
+          <w:highlight w:val="white"/>
+        </w:rPr>
+        <w:t xml:space="preserve">: </w:t>
+      </w:r>
+      <w:r>
+        <w:rPr>
+          <w:rFonts w:hint="default" w:ascii="Cascadia Mono" w:hAnsi="Cascadia Mono" w:eastAsia="Cascadia Mono"/>
+          <w:color w:val="000000"/>
+          <w:sz w:val="19"/>
+          <w:szCs w:val="24"/>
+          <w:highlight w:val="white"/>
+        </w:rPr>
+        <w:t>{data}</w:t>
+      </w:r>
+      <w:r>
+        <w:rPr>
+          <w:rFonts w:hint="default" w:ascii="Cascadia Mono" w:hAnsi="Cascadia Mono" w:eastAsia="Cascadia Mono"/>
+          <w:color w:val="A31515"/>
+          <w:sz w:val="19"/>
+          <w:szCs w:val="24"/>
+          <w:highlight w:val="white"/>
+        </w:rPr>
+        <w:t>"</w:t>
+      </w:r>
+      <w:r>
+        <w:rPr>
+          <w:rFonts w:hint="default" w:ascii="Cascadia Mono" w:hAnsi="Cascadia Mono" w:eastAsia="Cascadia Mono"/>
+          <w:color w:val="000000"/>
+          <w:sz w:val="19"/>
+          <w:szCs w:val="24"/>
+          <w:highlight w:val="white"/>
+        </w:rPr>
+        <w:t>;</w:t>
+      </w:r>
+    </w:p>
+    <w:p>
+      <w:pPr>
+        <w:spacing w:beforeLines="0" w:afterLines="0"/>
+        <w:jc w:val="left"/>
+        <w:rPr>
+          <w:rFonts w:hint="default" w:ascii="Cascadia Mono" w:hAnsi="Cascadia Mono" w:eastAsia="Cascadia Mono"/>
+          <w:color w:val="000000"/>
+          <w:sz w:val="19"/>
+          <w:szCs w:val="24"/>
+          <w:highlight w:val="white"/>
+        </w:rPr>
+      </w:pPr>
+      <w:r>
+        <w:rPr>
+          <w:rFonts w:hint="default" w:ascii="Cascadia Mono" w:hAnsi="Cascadia Mono" w:eastAsia="Cascadia Mono"/>
+          <w:color w:val="000000"/>
+          <w:sz w:val="19"/>
+          <w:szCs w:val="24"/>
+          <w:highlight w:val="white"/>
+        </w:rPr>
+        <w:t xml:space="preserve">            </w:t>
+      </w:r>
+      <w:r>
+        <w:rPr>
+          <w:rFonts w:hint="default" w:ascii="Cascadia Mono" w:hAnsi="Cascadia Mono" w:eastAsia="Cascadia Mono"/>
+          <w:color w:val="0000FF"/>
+          <w:sz w:val="19"/>
+          <w:szCs w:val="24"/>
+          <w:highlight w:val="white"/>
+        </w:rPr>
+        <w:t>return</w:t>
+      </w:r>
+      <w:r>
+        <w:rPr>
+          <w:rFonts w:hint="default" w:ascii="Cascadia Mono" w:hAnsi="Cascadia Mono" w:eastAsia="Cascadia Mono"/>
+          <w:color w:val="000000"/>
+          <w:sz w:val="19"/>
+          <w:szCs w:val="24"/>
+          <w:highlight w:val="white"/>
+        </w:rPr>
+        <w:t xml:space="preserve"> _formatStrategy.Format(message, data.Timestamp);</w:t>
+      </w:r>
+    </w:p>
+    <w:p>
+      <w:pPr>
+        <w:spacing w:beforeLines="0" w:afterLines="0"/>
+        <w:jc w:val="left"/>
+        <w:rPr>
+          <w:rFonts w:hint="default" w:ascii="Cascadia Mono" w:hAnsi="Cascadia Mono" w:eastAsia="Cascadia Mono"/>
+          <w:color w:val="000000"/>
+          <w:sz w:val="19"/>
+          <w:szCs w:val="24"/>
+          <w:highlight w:val="white"/>
+        </w:rPr>
+      </w:pPr>
+      <w:r>
+        <w:rPr>
+          <w:rFonts w:hint="default" w:ascii="Cascadia Mono" w:hAnsi="Cascadia Mono" w:eastAsia="Cascadia Mono"/>
+          <w:color w:val="000000"/>
+          <w:sz w:val="19"/>
+          <w:szCs w:val="24"/>
+          <w:highlight w:val="white"/>
+        </w:rPr>
+        <w:t xml:space="preserve">        }</w:t>
+      </w:r>
+    </w:p>
+    <w:p>
+      <w:pPr>
+        <w:spacing w:beforeLines="0" w:afterLines="0"/>
+        <w:jc w:val="left"/>
+        <w:rPr>
+          <w:rFonts w:hint="default" w:ascii="Cascadia Mono" w:hAnsi="Cascadia Mono" w:eastAsia="Cascadia Mono"/>
+          <w:color w:val="000000"/>
+          <w:sz w:val="19"/>
+          <w:szCs w:val="24"/>
+          <w:highlight w:val="white"/>
+        </w:rPr>
+      </w:pPr>
+    </w:p>
+    <w:p>
+      <w:pPr>
+        <w:spacing w:beforeLines="0" w:afterLines="0"/>
+        <w:jc w:val="left"/>
+        <w:rPr>
+          <w:rFonts w:hint="default" w:ascii="Cascadia Mono" w:hAnsi="Cascadia Mono" w:eastAsia="Cascadia Mono"/>
+          <w:color w:val="000000"/>
+          <w:sz w:val="19"/>
+          <w:szCs w:val="24"/>
+          <w:highlight w:val="white"/>
+        </w:rPr>
+      </w:pPr>
+      <w:r>
+        <w:rPr>
+          <w:rFonts w:hint="default" w:ascii="Cascadia Mono" w:hAnsi="Cascadia Mono" w:eastAsia="Cascadia Mono"/>
+          <w:color w:val="000000"/>
+          <w:sz w:val="19"/>
+          <w:szCs w:val="24"/>
+          <w:highlight w:val="white"/>
+        </w:rPr>
+        <w:t xml:space="preserve">        </w:t>
+      </w:r>
+      <w:r>
+        <w:rPr>
+          <w:rFonts w:hint="default" w:ascii="Cascadia Mono" w:hAnsi="Cascadia Mono" w:eastAsia="Cascadia Mono"/>
+          <w:color w:val="0000FF"/>
+          <w:sz w:val="19"/>
+          <w:szCs w:val="24"/>
+          <w:highlight w:val="white"/>
+        </w:rPr>
+        <w:t>public</w:t>
+      </w:r>
+      <w:r>
+        <w:rPr>
+          <w:rFonts w:hint="default" w:ascii="Cascadia Mono" w:hAnsi="Cascadia Mono" w:eastAsia="Cascadia Mono"/>
+          <w:color w:val="000000"/>
+          <w:sz w:val="19"/>
+          <w:szCs w:val="24"/>
+          <w:highlight w:val="white"/>
+        </w:rPr>
+        <w:t xml:space="preserve"> </w:t>
+      </w:r>
+      <w:r>
+        <w:rPr>
+          <w:rFonts w:hint="default" w:ascii="Cascadia Mono" w:hAnsi="Cascadia Mono" w:eastAsia="Cascadia Mono"/>
+          <w:color w:val="0000FF"/>
+          <w:sz w:val="19"/>
+          <w:szCs w:val="24"/>
+          <w:highlight w:val="white"/>
+        </w:rPr>
+        <w:t>override</w:t>
+      </w:r>
+      <w:r>
+        <w:rPr>
+          <w:rFonts w:hint="default" w:ascii="Cascadia Mono" w:hAnsi="Cascadia Mono" w:eastAsia="Cascadia Mono"/>
+          <w:color w:val="000000"/>
+          <w:sz w:val="19"/>
+          <w:szCs w:val="24"/>
+          <w:highlight w:val="white"/>
+        </w:rPr>
+        <w:t xml:space="preserve"> </w:t>
+      </w:r>
+      <w:r>
+        <w:rPr>
+          <w:rFonts w:hint="default" w:ascii="Cascadia Mono" w:hAnsi="Cascadia Mono" w:eastAsia="Cascadia Mono"/>
+          <w:color w:val="0000FF"/>
+          <w:sz w:val="19"/>
+          <w:szCs w:val="24"/>
+          <w:highlight w:val="white"/>
+        </w:rPr>
+        <w:t>void</w:t>
+      </w:r>
+      <w:r>
+        <w:rPr>
+          <w:rFonts w:hint="default" w:ascii="Cascadia Mono" w:hAnsi="Cascadia Mono" w:eastAsia="Cascadia Mono"/>
+          <w:color w:val="000000"/>
+          <w:sz w:val="19"/>
+          <w:szCs w:val="24"/>
+          <w:highlight w:val="white"/>
+        </w:rPr>
+        <w:t xml:space="preserve"> SendMessage(</w:t>
+      </w:r>
+      <w:r>
+        <w:rPr>
+          <w:rFonts w:hint="default" w:ascii="Cascadia Mono" w:hAnsi="Cascadia Mono" w:eastAsia="Cascadia Mono"/>
+          <w:color w:val="0000FF"/>
+          <w:sz w:val="19"/>
+          <w:szCs w:val="24"/>
+          <w:highlight w:val="white"/>
+        </w:rPr>
+        <w:t>string</w:t>
+      </w:r>
+      <w:r>
+        <w:rPr>
+          <w:rFonts w:hint="default" w:ascii="Cascadia Mono" w:hAnsi="Cascadia Mono" w:eastAsia="Cascadia Mono"/>
+          <w:color w:val="000000"/>
+          <w:sz w:val="19"/>
+          <w:szCs w:val="24"/>
+          <w:highlight w:val="white"/>
+        </w:rPr>
+        <w:t xml:space="preserve"> message)</w:t>
+      </w:r>
+    </w:p>
+    <w:p>
+      <w:pPr>
+        <w:spacing w:beforeLines="0" w:afterLines="0"/>
+        <w:jc w:val="left"/>
+        <w:rPr>
+          <w:rFonts w:hint="default" w:ascii="Cascadia Mono" w:hAnsi="Cascadia Mono" w:eastAsia="Cascadia Mono"/>
+          <w:color w:val="000000"/>
+          <w:sz w:val="19"/>
+          <w:szCs w:val="24"/>
+          <w:highlight w:val="white"/>
+        </w:rPr>
+      </w:pPr>
+      <w:r>
+        <w:rPr>
+          <w:rFonts w:hint="default" w:ascii="Cascadia Mono" w:hAnsi="Cascadia Mono" w:eastAsia="Cascadia Mono"/>
+          <w:color w:val="000000"/>
+          <w:sz w:val="19"/>
+          <w:szCs w:val="24"/>
+          <w:highlight w:val="white"/>
+        </w:rPr>
+        <w:t xml:space="preserve">        {</w:t>
+      </w:r>
+    </w:p>
+    <w:p>
+      <w:pPr>
+        <w:spacing w:beforeLines="0" w:afterLines="0"/>
+        <w:jc w:val="left"/>
+        <w:rPr>
+          <w:rFonts w:hint="default" w:ascii="Cascadia Mono" w:hAnsi="Cascadia Mono" w:eastAsia="Cascadia Mono"/>
+          <w:color w:val="000000"/>
+          <w:sz w:val="19"/>
+          <w:szCs w:val="24"/>
+          <w:highlight w:val="white"/>
+        </w:rPr>
+      </w:pPr>
+      <w:r>
+        <w:rPr>
+          <w:rFonts w:hint="default" w:ascii="Cascadia Mono" w:hAnsi="Cascadia Mono" w:eastAsia="Cascadia Mono"/>
+          <w:color w:val="000000"/>
+          <w:sz w:val="19"/>
+          <w:szCs w:val="24"/>
+          <w:highlight w:val="white"/>
+        </w:rPr>
+        <w:t xml:space="preserve">            </w:t>
+      </w:r>
+      <w:r>
+        <w:rPr>
+          <w:rFonts w:hint="default" w:ascii="Cascadia Mono" w:hAnsi="Cascadia Mono" w:eastAsia="Cascadia Mono"/>
+          <w:color w:val="2B91AF"/>
+          <w:sz w:val="19"/>
+          <w:szCs w:val="24"/>
+          <w:highlight w:val="white"/>
+        </w:rPr>
+        <w:t>Console</w:t>
+      </w:r>
+      <w:r>
+        <w:rPr>
+          <w:rFonts w:hint="default" w:ascii="Cascadia Mono" w:hAnsi="Cascadia Mono" w:eastAsia="Cascadia Mono"/>
+          <w:color w:val="000000"/>
+          <w:sz w:val="19"/>
+          <w:szCs w:val="24"/>
+          <w:highlight w:val="white"/>
+        </w:rPr>
+        <w:t>.WriteLine(message);</w:t>
+      </w:r>
+    </w:p>
+    <w:p>
+      <w:pPr>
+        <w:spacing w:beforeLines="0" w:afterLines="0"/>
+        <w:jc w:val="left"/>
+        <w:rPr>
+          <w:rFonts w:hint="default" w:ascii="Cascadia Mono" w:hAnsi="Cascadia Mono" w:eastAsia="Cascadia Mono"/>
+          <w:color w:val="000000"/>
+          <w:sz w:val="19"/>
+          <w:szCs w:val="24"/>
+          <w:highlight w:val="white"/>
+        </w:rPr>
+      </w:pPr>
+      <w:r>
+        <w:rPr>
+          <w:rFonts w:hint="default" w:ascii="Cascadia Mono" w:hAnsi="Cascadia Mono" w:eastAsia="Cascadia Mono"/>
+          <w:color w:val="000000"/>
+          <w:sz w:val="19"/>
+          <w:szCs w:val="24"/>
+          <w:highlight w:val="white"/>
+        </w:rPr>
+        <w:t xml:space="preserve">        }</w:t>
+      </w:r>
+    </w:p>
+    <w:p>
+      <w:pPr>
+        <w:spacing w:beforeLines="0" w:afterLines="0"/>
+        <w:jc w:val="left"/>
+        <w:rPr>
+          <w:rFonts w:hint="default" w:ascii="Cascadia Mono" w:hAnsi="Cascadia Mono" w:eastAsia="Cascadia Mono"/>
+          <w:color w:val="000000"/>
+          <w:sz w:val="19"/>
+          <w:szCs w:val="24"/>
+          <w:highlight w:val="white"/>
+        </w:rPr>
+      </w:pPr>
+    </w:p>
+    <w:p>
+      <w:pPr>
+        <w:spacing w:beforeLines="0" w:afterLines="0"/>
+        <w:jc w:val="left"/>
+        <w:rPr>
+          <w:rFonts w:hint="default" w:ascii="Cascadia Mono" w:hAnsi="Cascadia Mono" w:eastAsia="Cascadia Mono"/>
+          <w:color w:val="000000"/>
+          <w:sz w:val="19"/>
+          <w:szCs w:val="24"/>
+          <w:highlight w:val="white"/>
+        </w:rPr>
+      </w:pPr>
+      <w:r>
+        <w:rPr>
+          <w:rFonts w:hint="default" w:ascii="Cascadia Mono" w:hAnsi="Cascadia Mono" w:eastAsia="Cascadia Mono"/>
+          <w:color w:val="000000"/>
+          <w:sz w:val="19"/>
+          <w:szCs w:val="24"/>
+          <w:highlight w:val="white"/>
+        </w:rPr>
+        <w:t xml:space="preserve">        </w:t>
+      </w:r>
+      <w:r>
+        <w:rPr>
+          <w:rFonts w:hint="default" w:ascii="Cascadia Mono" w:hAnsi="Cascadia Mono" w:eastAsia="Cascadia Mono"/>
+          <w:color w:val="0000FF"/>
+          <w:sz w:val="19"/>
+          <w:szCs w:val="24"/>
+          <w:highlight w:val="white"/>
+        </w:rPr>
+        <w:t>public</w:t>
+      </w:r>
+      <w:r>
+        <w:rPr>
+          <w:rFonts w:hint="default" w:ascii="Cascadia Mono" w:hAnsi="Cascadia Mono" w:eastAsia="Cascadia Mono"/>
+          <w:color w:val="000000"/>
+          <w:sz w:val="19"/>
+          <w:szCs w:val="24"/>
+          <w:highlight w:val="white"/>
+        </w:rPr>
+        <w:t xml:space="preserve"> </w:t>
+      </w:r>
+      <w:r>
+        <w:rPr>
+          <w:rFonts w:hint="default" w:ascii="Cascadia Mono" w:hAnsi="Cascadia Mono" w:eastAsia="Cascadia Mono"/>
+          <w:color w:val="0000FF"/>
+          <w:sz w:val="19"/>
+          <w:szCs w:val="24"/>
+          <w:highlight w:val="white"/>
+        </w:rPr>
+        <w:t>override</w:t>
+      </w:r>
+      <w:r>
+        <w:rPr>
+          <w:rFonts w:hint="default" w:ascii="Cascadia Mono" w:hAnsi="Cascadia Mono" w:eastAsia="Cascadia Mono"/>
+          <w:color w:val="000000"/>
+          <w:sz w:val="19"/>
+          <w:szCs w:val="24"/>
+          <w:highlight w:val="white"/>
+        </w:rPr>
+        <w:t xml:space="preserve"> </w:t>
+      </w:r>
+      <w:r>
+        <w:rPr>
+          <w:rFonts w:hint="default" w:ascii="Cascadia Mono" w:hAnsi="Cascadia Mono" w:eastAsia="Cascadia Mono"/>
+          <w:color w:val="0000FF"/>
+          <w:sz w:val="19"/>
+          <w:szCs w:val="24"/>
+          <w:highlight w:val="white"/>
+        </w:rPr>
+        <w:t>void</w:t>
+      </w:r>
+      <w:r>
+        <w:rPr>
+          <w:rFonts w:hint="default" w:ascii="Cascadia Mono" w:hAnsi="Cascadia Mono" w:eastAsia="Cascadia Mono"/>
+          <w:color w:val="000000"/>
+          <w:sz w:val="19"/>
+          <w:szCs w:val="24"/>
+          <w:highlight w:val="white"/>
+        </w:rPr>
+        <w:t xml:space="preserve"> LogResult()</w:t>
+      </w:r>
+    </w:p>
+    <w:p>
+      <w:pPr>
+        <w:spacing w:beforeLines="0" w:afterLines="0"/>
+        <w:jc w:val="left"/>
+        <w:rPr>
+          <w:rFonts w:hint="default" w:ascii="Cascadia Mono" w:hAnsi="Cascadia Mono" w:eastAsia="Cascadia Mono"/>
+          <w:color w:val="000000"/>
+          <w:sz w:val="19"/>
+          <w:szCs w:val="24"/>
+          <w:highlight w:val="white"/>
+        </w:rPr>
+      </w:pPr>
+      <w:r>
+        <w:rPr>
+          <w:rFonts w:hint="default" w:ascii="Cascadia Mono" w:hAnsi="Cascadia Mono" w:eastAsia="Cascadia Mono"/>
+          <w:color w:val="000000"/>
+          <w:sz w:val="19"/>
+          <w:szCs w:val="24"/>
+          <w:highlight w:val="white"/>
+        </w:rPr>
+        <w:t xml:space="preserve">        {</w:t>
+      </w:r>
+    </w:p>
+    <w:p>
+      <w:pPr>
+        <w:spacing w:beforeLines="0" w:afterLines="0"/>
+        <w:jc w:val="left"/>
+        <w:rPr>
+          <w:rFonts w:hint="default" w:ascii="Cascadia Mono" w:hAnsi="Cascadia Mono" w:eastAsia="Cascadia Mono"/>
+          <w:color w:val="000000"/>
+          <w:sz w:val="19"/>
+          <w:szCs w:val="24"/>
+          <w:highlight w:val="white"/>
+        </w:rPr>
+      </w:pPr>
+      <w:r>
+        <w:rPr>
+          <w:rFonts w:hint="default" w:ascii="Cascadia Mono" w:hAnsi="Cascadia Mono" w:eastAsia="Cascadia Mono"/>
+          <w:color w:val="000000"/>
+          <w:sz w:val="19"/>
+          <w:szCs w:val="24"/>
+          <w:highlight w:val="white"/>
+        </w:rPr>
+        <w:t xml:space="preserve">            </w:t>
+      </w:r>
+      <w:r>
+        <w:rPr>
+          <w:rFonts w:hint="default" w:ascii="Cascadia Mono" w:hAnsi="Cascadia Mono" w:eastAsia="Cascadia Mono"/>
+          <w:color w:val="008000"/>
+          <w:sz w:val="19"/>
+          <w:szCs w:val="24"/>
+          <w:highlight w:val="white"/>
+        </w:rPr>
+        <w:t>// опционально - значит ненадо...</w:t>
+      </w:r>
+    </w:p>
+    <w:p>
+      <w:pPr>
+        <w:spacing w:beforeLines="0" w:afterLines="0"/>
+        <w:jc w:val="left"/>
+        <w:rPr>
+          <w:rFonts w:hint="default" w:ascii="Cascadia Mono" w:hAnsi="Cascadia Mono" w:eastAsia="Cascadia Mono"/>
+          <w:color w:val="000000"/>
+          <w:sz w:val="19"/>
+          <w:szCs w:val="24"/>
+          <w:highlight w:val="white"/>
+        </w:rPr>
+      </w:pPr>
+      <w:r>
+        <w:rPr>
+          <w:rFonts w:hint="default" w:ascii="Cascadia Mono" w:hAnsi="Cascadia Mono" w:eastAsia="Cascadia Mono"/>
+          <w:color w:val="000000"/>
+          <w:sz w:val="19"/>
+          <w:szCs w:val="24"/>
+          <w:highlight w:val="white"/>
+        </w:rPr>
+        <w:t xml:space="preserve">        }</w:t>
+      </w:r>
+    </w:p>
+    <w:p>
+      <w:pPr>
+        <w:spacing w:beforeLines="0" w:afterLines="0"/>
+        <w:jc w:val="left"/>
+        <w:rPr>
+          <w:rFonts w:hint="default" w:ascii="Cascadia Mono" w:hAnsi="Cascadia Mono" w:eastAsia="Cascadia Mono"/>
+          <w:color w:val="000000"/>
+          <w:sz w:val="19"/>
+          <w:szCs w:val="24"/>
+          <w:highlight w:val="white"/>
+        </w:rPr>
+      </w:pPr>
+      <w:r>
+        <w:rPr>
+          <w:rFonts w:hint="default" w:ascii="Cascadia Mono" w:hAnsi="Cascadia Mono" w:eastAsia="Cascadia Mono"/>
+          <w:color w:val="000000"/>
+          <w:sz w:val="19"/>
+          <w:szCs w:val="24"/>
+          <w:highlight w:val="white"/>
+        </w:rPr>
+        <w:t xml:space="preserve">    }</w:t>
+      </w:r>
+    </w:p>
+    <w:p>
+      <w:pPr>
+        <w:ind w:left="0" w:leftChars="0" w:firstLine="0" w:firstLineChars="0"/>
+        <w:rPr>
+          <w:rFonts w:hint="default" w:ascii="Cascadia Mono" w:hAnsi="Cascadia Mono" w:eastAsia="Cascadia Mono"/>
+          <w:color w:val="000000"/>
+          <w:sz w:val="19"/>
+          <w:szCs w:val="24"/>
+          <w:highlight w:val="white"/>
+        </w:rPr>
+      </w:pPr>
+      <w:r>
+        <w:rPr>
+          <w:rFonts w:hint="default" w:ascii="Cascadia Mono" w:hAnsi="Cascadia Mono" w:eastAsia="Cascadia Mono"/>
+          <w:color w:val="000000"/>
+          <w:sz w:val="19"/>
+          <w:szCs w:val="24"/>
+          <w:highlight w:val="white"/>
+        </w:rPr>
+        <w:t>}</w:t>
+      </w:r>
+    </w:p>
+    <w:p>
+      <w:pPr>
+        <w:ind w:left="0" w:leftChars="0" w:firstLine="0" w:firstLineChars="0"/>
+        <w:rPr>
+          <w:rFonts w:hint="default" w:ascii="Cascadia Mono" w:hAnsi="Cascadia Mono" w:eastAsia="Cascadia Mono"/>
+          <w:color w:val="000000"/>
+          <w:sz w:val="19"/>
+          <w:szCs w:val="24"/>
+          <w:highlight w:val="white"/>
+        </w:rPr>
+      </w:pPr>
+    </w:p>
+    <w:p>
+      <w:pPr>
+        <w:ind w:left="0" w:leftChars="0" w:firstLine="0" w:firstLineChars="0"/>
+        <w:rPr>
+          <w:rFonts w:hint="default" w:ascii="Cascadia Mono" w:hAnsi="Cascadia Mono" w:eastAsia="Cascadia Mono"/>
+          <w:color w:val="000000"/>
+          <w:sz w:val="19"/>
+          <w:szCs w:val="24"/>
+          <w:highlight w:val="white"/>
+          <w:lang w:val="en-US"/>
+        </w:rPr>
+      </w:pPr>
+      <w:r>
+        <w:rPr>
+          <w:rFonts w:hint="default" w:ascii="Cascadia Mono" w:hAnsi="Cascadia Mono" w:eastAsia="Cascadia Mono"/>
+          <w:color w:val="000000"/>
+          <w:sz w:val="19"/>
+          <w:szCs w:val="24"/>
+          <w:highlight w:val="white"/>
+          <w:lang w:val="en-US"/>
+        </w:rPr>
+        <w:t>FileHandler.cs</w:t>
+      </w:r>
+    </w:p>
+    <w:p>
+      <w:pPr>
+        <w:spacing w:beforeLines="0" w:afterLines="0"/>
+        <w:jc w:val="left"/>
+        <w:rPr>
+          <w:rFonts w:hint="default" w:ascii="Cascadia Mono" w:hAnsi="Cascadia Mono" w:eastAsia="Cascadia Mono"/>
+          <w:color w:val="000000"/>
+          <w:sz w:val="19"/>
+          <w:szCs w:val="24"/>
+          <w:highlight w:val="white"/>
+        </w:rPr>
+      </w:pPr>
+      <w:r>
+        <w:rPr>
+          <w:rFonts w:hint="default" w:ascii="Cascadia Mono" w:hAnsi="Cascadia Mono" w:eastAsia="Cascadia Mono"/>
+          <w:color w:val="0000FF"/>
+          <w:sz w:val="19"/>
+          <w:szCs w:val="24"/>
+          <w:highlight w:val="white"/>
+        </w:rPr>
+        <w:t>namespace</w:t>
+      </w:r>
+      <w:r>
+        <w:rPr>
+          <w:rFonts w:hint="default" w:ascii="Cascadia Mono" w:hAnsi="Cascadia Mono" w:eastAsia="Cascadia Mono"/>
+          <w:color w:val="000000"/>
+          <w:sz w:val="19"/>
+          <w:szCs w:val="24"/>
+          <w:highlight w:val="white"/>
+        </w:rPr>
+        <w:t xml:space="preserve"> ConsoleApp1</w:t>
+      </w:r>
+    </w:p>
+    <w:p>
+      <w:pPr>
+        <w:spacing w:beforeLines="0" w:afterLines="0"/>
+        <w:jc w:val="left"/>
+        <w:rPr>
+          <w:rFonts w:hint="default" w:ascii="Cascadia Mono" w:hAnsi="Cascadia Mono" w:eastAsia="Cascadia Mono"/>
+          <w:color w:val="000000"/>
+          <w:sz w:val="19"/>
+          <w:szCs w:val="24"/>
+          <w:highlight w:val="white"/>
+        </w:rPr>
+      </w:pPr>
+      <w:r>
+        <w:rPr>
+          <w:rFonts w:hint="default" w:ascii="Cascadia Mono" w:hAnsi="Cascadia Mono" w:eastAsia="Cascadia Mono"/>
+          <w:color w:val="000000"/>
+          <w:sz w:val="19"/>
+          <w:szCs w:val="24"/>
+          <w:highlight w:val="white"/>
+        </w:rPr>
+        <w:t>{</w:t>
+      </w:r>
+    </w:p>
+    <w:p>
+      <w:pPr>
+        <w:spacing w:beforeLines="0" w:afterLines="0"/>
+        <w:jc w:val="left"/>
+        <w:rPr>
+          <w:rFonts w:hint="default" w:ascii="Cascadia Mono" w:hAnsi="Cascadia Mono" w:eastAsia="Cascadia Mono"/>
+          <w:color w:val="000000"/>
+          <w:sz w:val="19"/>
+          <w:szCs w:val="24"/>
+          <w:highlight w:val="white"/>
+        </w:rPr>
+      </w:pPr>
+      <w:r>
+        <w:rPr>
+          <w:rFonts w:hint="default" w:ascii="Cascadia Mono" w:hAnsi="Cascadia Mono" w:eastAsia="Cascadia Mono"/>
+          <w:color w:val="000000"/>
+          <w:sz w:val="19"/>
+          <w:szCs w:val="24"/>
+          <w:highlight w:val="white"/>
+        </w:rPr>
+        <w:t xml:space="preserve">    </w:t>
+      </w:r>
+      <w:r>
+        <w:rPr>
+          <w:rFonts w:hint="default" w:ascii="Cascadia Mono" w:hAnsi="Cascadia Mono" w:eastAsia="Cascadia Mono"/>
+          <w:color w:val="0000FF"/>
+          <w:sz w:val="19"/>
+          <w:szCs w:val="24"/>
+          <w:highlight w:val="white"/>
+        </w:rPr>
+        <w:t>public</w:t>
+      </w:r>
+      <w:r>
+        <w:rPr>
+          <w:rFonts w:hint="default" w:ascii="Cascadia Mono" w:hAnsi="Cascadia Mono" w:eastAsia="Cascadia Mono"/>
+          <w:color w:val="000000"/>
+          <w:sz w:val="19"/>
+          <w:szCs w:val="24"/>
+          <w:highlight w:val="white"/>
+        </w:rPr>
+        <w:t xml:space="preserve"> </w:t>
+      </w:r>
+      <w:r>
+        <w:rPr>
+          <w:rFonts w:hint="default" w:ascii="Cascadia Mono" w:hAnsi="Cascadia Mono" w:eastAsia="Cascadia Mono"/>
+          <w:color w:val="0000FF"/>
+          <w:sz w:val="19"/>
+          <w:szCs w:val="24"/>
+          <w:highlight w:val="white"/>
+        </w:rPr>
+        <w:t>class</w:t>
+      </w:r>
+      <w:r>
+        <w:rPr>
+          <w:rFonts w:hint="default" w:ascii="Cascadia Mono" w:hAnsi="Cascadia Mono" w:eastAsia="Cascadia Mono"/>
+          <w:color w:val="000000"/>
+          <w:sz w:val="19"/>
+          <w:szCs w:val="24"/>
+          <w:highlight w:val="white"/>
+        </w:rPr>
+        <w:t xml:space="preserve"> </w:t>
+      </w:r>
+      <w:r>
+        <w:rPr>
+          <w:rFonts w:hint="default" w:ascii="Cascadia Mono" w:hAnsi="Cascadia Mono" w:eastAsia="Cascadia Mono"/>
+          <w:color w:val="2B91AF"/>
+          <w:sz w:val="19"/>
+          <w:szCs w:val="24"/>
+          <w:highlight w:val="white"/>
+        </w:rPr>
+        <w:t>FileHandler</w:t>
+      </w:r>
+      <w:r>
+        <w:rPr>
+          <w:rFonts w:hint="default" w:ascii="Cascadia Mono" w:hAnsi="Cascadia Mono" w:eastAsia="Cascadia Mono"/>
+          <w:color w:val="000000"/>
+          <w:sz w:val="19"/>
+          <w:szCs w:val="24"/>
+          <w:highlight w:val="white"/>
+        </w:rPr>
+        <w:t xml:space="preserve"> : </w:t>
+      </w:r>
+      <w:r>
+        <w:rPr>
+          <w:rFonts w:hint="default" w:ascii="Cascadia Mono" w:hAnsi="Cascadia Mono" w:eastAsia="Cascadia Mono"/>
+          <w:color w:val="2B91AF"/>
+          <w:sz w:val="19"/>
+          <w:szCs w:val="24"/>
+          <w:highlight w:val="white"/>
+        </w:rPr>
+        <w:t>EventHandlerBase</w:t>
+      </w:r>
+    </w:p>
+    <w:p>
+      <w:pPr>
+        <w:spacing w:beforeLines="0" w:afterLines="0"/>
+        <w:jc w:val="left"/>
+        <w:rPr>
+          <w:rFonts w:hint="default" w:ascii="Cascadia Mono" w:hAnsi="Cascadia Mono" w:eastAsia="Cascadia Mono"/>
+          <w:color w:val="000000"/>
+          <w:sz w:val="19"/>
+          <w:szCs w:val="24"/>
+          <w:highlight w:val="white"/>
+        </w:rPr>
+      </w:pPr>
+      <w:r>
+        <w:rPr>
+          <w:rFonts w:hint="default" w:ascii="Cascadia Mono" w:hAnsi="Cascadia Mono" w:eastAsia="Cascadia Mono"/>
+          <w:color w:val="000000"/>
+          <w:sz w:val="19"/>
+          <w:szCs w:val="24"/>
+          <w:highlight w:val="white"/>
+        </w:rPr>
+        <w:t xml:space="preserve">    {</w:t>
+      </w:r>
+    </w:p>
+    <w:p>
+      <w:pPr>
+        <w:spacing w:beforeLines="0" w:afterLines="0"/>
+        <w:jc w:val="left"/>
+        <w:rPr>
+          <w:rFonts w:hint="default" w:ascii="Cascadia Mono" w:hAnsi="Cascadia Mono" w:eastAsia="Cascadia Mono"/>
+          <w:color w:val="000000"/>
+          <w:sz w:val="19"/>
+          <w:szCs w:val="24"/>
+          <w:highlight w:val="white"/>
+        </w:rPr>
+      </w:pPr>
+      <w:r>
+        <w:rPr>
+          <w:rFonts w:hint="default" w:ascii="Cascadia Mono" w:hAnsi="Cascadia Mono" w:eastAsia="Cascadia Mono"/>
+          <w:color w:val="000000"/>
+          <w:sz w:val="19"/>
+          <w:szCs w:val="24"/>
+          <w:highlight w:val="white"/>
+        </w:rPr>
+        <w:t xml:space="preserve">        </w:t>
+      </w:r>
+      <w:r>
+        <w:rPr>
+          <w:rFonts w:hint="default" w:ascii="Cascadia Mono" w:hAnsi="Cascadia Mono" w:eastAsia="Cascadia Mono"/>
+          <w:color w:val="0000FF"/>
+          <w:sz w:val="19"/>
+          <w:szCs w:val="24"/>
+          <w:highlight w:val="white"/>
+        </w:rPr>
+        <w:t>private</w:t>
+      </w:r>
+      <w:r>
+        <w:rPr>
+          <w:rFonts w:hint="default" w:ascii="Cascadia Mono" w:hAnsi="Cascadia Mono" w:eastAsia="Cascadia Mono"/>
+          <w:color w:val="000000"/>
+          <w:sz w:val="19"/>
+          <w:szCs w:val="24"/>
+          <w:highlight w:val="white"/>
+        </w:rPr>
+        <w:t xml:space="preserve"> </w:t>
+      </w:r>
+      <w:r>
+        <w:rPr>
+          <w:rFonts w:hint="default" w:ascii="Cascadia Mono" w:hAnsi="Cascadia Mono" w:eastAsia="Cascadia Mono"/>
+          <w:color w:val="0000FF"/>
+          <w:sz w:val="19"/>
+          <w:szCs w:val="24"/>
+          <w:highlight w:val="white"/>
+        </w:rPr>
+        <w:t>string</w:t>
+      </w:r>
+      <w:r>
+        <w:rPr>
+          <w:rFonts w:hint="default" w:ascii="Cascadia Mono" w:hAnsi="Cascadia Mono" w:eastAsia="Cascadia Mono"/>
+          <w:color w:val="000000"/>
+          <w:sz w:val="19"/>
+          <w:szCs w:val="24"/>
+          <w:highlight w:val="white"/>
+        </w:rPr>
+        <w:t xml:space="preserve"> _filePath;</w:t>
+      </w:r>
+    </w:p>
+    <w:p>
+      <w:pPr>
+        <w:spacing w:beforeLines="0" w:afterLines="0"/>
+        <w:jc w:val="left"/>
+        <w:rPr>
+          <w:rFonts w:hint="default" w:ascii="Cascadia Mono" w:hAnsi="Cascadia Mono" w:eastAsia="Cascadia Mono"/>
+          <w:color w:val="000000"/>
+          <w:sz w:val="19"/>
+          <w:szCs w:val="24"/>
+          <w:highlight w:val="white"/>
+        </w:rPr>
+      </w:pPr>
+    </w:p>
+    <w:p>
+      <w:pPr>
+        <w:spacing w:beforeLines="0" w:afterLines="0"/>
+        <w:jc w:val="left"/>
+        <w:rPr>
+          <w:rFonts w:hint="default" w:ascii="Cascadia Mono" w:hAnsi="Cascadia Mono" w:eastAsia="Cascadia Mono"/>
+          <w:color w:val="000000"/>
+          <w:sz w:val="19"/>
+          <w:szCs w:val="24"/>
+          <w:highlight w:val="white"/>
+        </w:rPr>
+      </w:pPr>
+      <w:r>
+        <w:rPr>
+          <w:rFonts w:hint="default" w:ascii="Cascadia Mono" w:hAnsi="Cascadia Mono" w:eastAsia="Cascadia Mono"/>
+          <w:color w:val="000000"/>
+          <w:sz w:val="19"/>
+          <w:szCs w:val="24"/>
+          <w:highlight w:val="white"/>
+        </w:rPr>
+        <w:t xml:space="preserve">        </w:t>
+      </w:r>
+      <w:r>
+        <w:rPr>
+          <w:rFonts w:hint="default" w:ascii="Cascadia Mono" w:hAnsi="Cascadia Mono" w:eastAsia="Cascadia Mono"/>
+          <w:color w:val="0000FF"/>
+          <w:sz w:val="19"/>
+          <w:szCs w:val="24"/>
+          <w:highlight w:val="white"/>
+        </w:rPr>
+        <w:t>public</w:t>
+      </w:r>
+      <w:r>
+        <w:rPr>
+          <w:rFonts w:hint="default" w:ascii="Cascadia Mono" w:hAnsi="Cascadia Mono" w:eastAsia="Cascadia Mono"/>
+          <w:color w:val="000000"/>
+          <w:sz w:val="19"/>
+          <w:szCs w:val="24"/>
+          <w:highlight w:val="white"/>
+        </w:rPr>
+        <w:t xml:space="preserve"> </w:t>
+      </w:r>
+      <w:r>
+        <w:rPr>
+          <w:rFonts w:hint="default" w:ascii="Cascadia Mono" w:hAnsi="Cascadia Mono" w:eastAsia="Cascadia Mono"/>
+          <w:color w:val="2B91AF"/>
+          <w:sz w:val="19"/>
+          <w:szCs w:val="24"/>
+          <w:highlight w:val="white"/>
+        </w:rPr>
+        <w:t>FileHandler</w:t>
+      </w:r>
+      <w:r>
+        <w:rPr>
+          <w:rFonts w:hint="default" w:ascii="Cascadia Mono" w:hAnsi="Cascadia Mono" w:eastAsia="Cascadia Mono"/>
+          <w:color w:val="000000"/>
+          <w:sz w:val="19"/>
+          <w:szCs w:val="24"/>
+          <w:highlight w:val="white"/>
+        </w:rPr>
+        <w:t>(</w:t>
+      </w:r>
+      <w:r>
+        <w:rPr>
+          <w:rFonts w:hint="default" w:ascii="Cascadia Mono" w:hAnsi="Cascadia Mono" w:eastAsia="Cascadia Mono"/>
+          <w:color w:val="2B91AF"/>
+          <w:sz w:val="19"/>
+          <w:szCs w:val="24"/>
+          <w:highlight w:val="white"/>
+        </w:rPr>
+        <w:t>IFormatStrategy</w:t>
+      </w:r>
+      <w:r>
+        <w:rPr>
+          <w:rFonts w:hint="default" w:ascii="Cascadia Mono" w:hAnsi="Cascadia Mono" w:eastAsia="Cascadia Mono"/>
+          <w:color w:val="000000"/>
+          <w:sz w:val="19"/>
+          <w:szCs w:val="24"/>
+          <w:highlight w:val="white"/>
+        </w:rPr>
+        <w:t xml:space="preserve"> strategy, </w:t>
+      </w:r>
+      <w:r>
+        <w:rPr>
+          <w:rFonts w:hint="default" w:ascii="Cascadia Mono" w:hAnsi="Cascadia Mono" w:eastAsia="Cascadia Mono"/>
+          <w:color w:val="0000FF"/>
+          <w:sz w:val="19"/>
+          <w:szCs w:val="24"/>
+          <w:highlight w:val="white"/>
+        </w:rPr>
+        <w:t>string</w:t>
+      </w:r>
+      <w:r>
+        <w:rPr>
+          <w:rFonts w:hint="default" w:ascii="Cascadia Mono" w:hAnsi="Cascadia Mono" w:eastAsia="Cascadia Mono"/>
+          <w:color w:val="000000"/>
+          <w:sz w:val="19"/>
+          <w:szCs w:val="24"/>
+          <w:highlight w:val="white"/>
+        </w:rPr>
+        <w:t xml:space="preserve"> filePath) : </w:t>
+      </w:r>
+      <w:r>
+        <w:rPr>
+          <w:rFonts w:hint="default" w:ascii="Cascadia Mono" w:hAnsi="Cascadia Mono" w:eastAsia="Cascadia Mono"/>
+          <w:color w:val="0000FF"/>
+          <w:sz w:val="19"/>
+          <w:szCs w:val="24"/>
+          <w:highlight w:val="white"/>
+        </w:rPr>
+        <w:t>base</w:t>
+      </w:r>
+      <w:r>
+        <w:rPr>
+          <w:rFonts w:hint="default" w:ascii="Cascadia Mono" w:hAnsi="Cascadia Mono" w:eastAsia="Cascadia Mono"/>
+          <w:color w:val="000000"/>
+          <w:sz w:val="19"/>
+          <w:szCs w:val="24"/>
+          <w:highlight w:val="white"/>
+        </w:rPr>
+        <w:t>(strategy)</w:t>
+      </w:r>
+    </w:p>
+    <w:p>
+      <w:pPr>
+        <w:spacing w:beforeLines="0" w:afterLines="0"/>
+        <w:jc w:val="left"/>
+        <w:rPr>
+          <w:rFonts w:hint="default" w:ascii="Cascadia Mono" w:hAnsi="Cascadia Mono" w:eastAsia="Cascadia Mono"/>
+          <w:color w:val="000000"/>
+          <w:sz w:val="19"/>
+          <w:szCs w:val="24"/>
+          <w:highlight w:val="white"/>
+        </w:rPr>
+      </w:pPr>
+      <w:r>
+        <w:rPr>
+          <w:rFonts w:hint="default" w:ascii="Cascadia Mono" w:hAnsi="Cascadia Mono" w:eastAsia="Cascadia Mono"/>
+          <w:color w:val="000000"/>
+          <w:sz w:val="19"/>
+          <w:szCs w:val="24"/>
+          <w:highlight w:val="white"/>
+        </w:rPr>
+        <w:t xml:space="preserve">        {</w:t>
+      </w:r>
+    </w:p>
+    <w:p>
+      <w:pPr>
+        <w:spacing w:beforeLines="0" w:afterLines="0"/>
+        <w:jc w:val="left"/>
+        <w:rPr>
+          <w:rFonts w:hint="default" w:ascii="Cascadia Mono" w:hAnsi="Cascadia Mono" w:eastAsia="Cascadia Mono"/>
+          <w:color w:val="000000"/>
+          <w:sz w:val="19"/>
+          <w:szCs w:val="24"/>
+          <w:highlight w:val="white"/>
+        </w:rPr>
+      </w:pPr>
+      <w:r>
+        <w:rPr>
+          <w:rFonts w:hint="default" w:ascii="Cascadia Mono" w:hAnsi="Cascadia Mono" w:eastAsia="Cascadia Mono"/>
+          <w:color w:val="000000"/>
+          <w:sz w:val="19"/>
+          <w:szCs w:val="24"/>
+          <w:highlight w:val="white"/>
+        </w:rPr>
+        <w:t xml:space="preserve">            _filePath = filePath ?? </w:t>
+      </w:r>
+      <w:r>
+        <w:rPr>
+          <w:rFonts w:hint="default" w:ascii="Cascadia Mono" w:hAnsi="Cascadia Mono" w:eastAsia="Cascadia Mono"/>
+          <w:color w:val="0000FF"/>
+          <w:sz w:val="19"/>
+          <w:szCs w:val="24"/>
+          <w:highlight w:val="white"/>
+        </w:rPr>
+        <w:t>throw</w:t>
+      </w:r>
+      <w:r>
+        <w:rPr>
+          <w:rFonts w:hint="default" w:ascii="Cascadia Mono" w:hAnsi="Cascadia Mono" w:eastAsia="Cascadia Mono"/>
+          <w:color w:val="000000"/>
+          <w:sz w:val="19"/>
+          <w:szCs w:val="24"/>
+          <w:highlight w:val="white"/>
+        </w:rPr>
+        <w:t xml:space="preserve"> </w:t>
+      </w:r>
+      <w:r>
+        <w:rPr>
+          <w:rFonts w:hint="default" w:ascii="Cascadia Mono" w:hAnsi="Cascadia Mono" w:eastAsia="Cascadia Mono"/>
+          <w:color w:val="0000FF"/>
+          <w:sz w:val="19"/>
+          <w:szCs w:val="24"/>
+          <w:highlight w:val="white"/>
+        </w:rPr>
+        <w:t>new</w:t>
+      </w:r>
+      <w:r>
+        <w:rPr>
+          <w:rFonts w:hint="default" w:ascii="Cascadia Mono" w:hAnsi="Cascadia Mono" w:eastAsia="Cascadia Mono"/>
+          <w:color w:val="000000"/>
+          <w:sz w:val="19"/>
+          <w:szCs w:val="24"/>
+          <w:highlight w:val="white"/>
+        </w:rPr>
+        <w:t xml:space="preserve"> </w:t>
+      </w:r>
+      <w:r>
+        <w:rPr>
+          <w:rFonts w:hint="default" w:ascii="Cascadia Mono" w:hAnsi="Cascadia Mono" w:eastAsia="Cascadia Mono"/>
+          <w:color w:val="2B91AF"/>
+          <w:sz w:val="19"/>
+          <w:szCs w:val="24"/>
+          <w:highlight w:val="white"/>
+        </w:rPr>
+        <w:t>ArgumentNullException</w:t>
+      </w:r>
+      <w:r>
+        <w:rPr>
+          <w:rFonts w:hint="default" w:ascii="Cascadia Mono" w:hAnsi="Cascadia Mono" w:eastAsia="Cascadia Mono"/>
+          <w:color w:val="000000"/>
+          <w:sz w:val="19"/>
+          <w:szCs w:val="24"/>
+          <w:highlight w:val="white"/>
+        </w:rPr>
+        <w:t>(</w:t>
+      </w:r>
+      <w:r>
+        <w:rPr>
+          <w:rFonts w:hint="default" w:ascii="Cascadia Mono" w:hAnsi="Cascadia Mono" w:eastAsia="Cascadia Mono"/>
+          <w:color w:val="0000FF"/>
+          <w:sz w:val="19"/>
+          <w:szCs w:val="24"/>
+          <w:highlight w:val="white"/>
+        </w:rPr>
+        <w:t>nameof</w:t>
+      </w:r>
+      <w:r>
+        <w:rPr>
+          <w:rFonts w:hint="default" w:ascii="Cascadia Mono" w:hAnsi="Cascadia Mono" w:eastAsia="Cascadia Mono"/>
+          <w:color w:val="000000"/>
+          <w:sz w:val="19"/>
+          <w:szCs w:val="24"/>
+          <w:highlight w:val="white"/>
+        </w:rPr>
+        <w:t>(filePath));</w:t>
+      </w:r>
+    </w:p>
+    <w:p>
+      <w:pPr>
+        <w:spacing w:beforeLines="0" w:afterLines="0"/>
+        <w:jc w:val="left"/>
+        <w:rPr>
+          <w:rFonts w:hint="default" w:ascii="Cascadia Mono" w:hAnsi="Cascadia Mono" w:eastAsia="Cascadia Mono"/>
+          <w:color w:val="000000"/>
+          <w:sz w:val="19"/>
+          <w:szCs w:val="24"/>
+          <w:highlight w:val="white"/>
+        </w:rPr>
+      </w:pPr>
+      <w:r>
+        <w:rPr>
+          <w:rFonts w:hint="default" w:ascii="Cascadia Mono" w:hAnsi="Cascadia Mono" w:eastAsia="Cascadia Mono"/>
+          <w:color w:val="000000"/>
+          <w:sz w:val="19"/>
+          <w:szCs w:val="24"/>
+          <w:highlight w:val="white"/>
+        </w:rPr>
+        <w:t xml:space="preserve">        }</w:t>
+      </w:r>
+    </w:p>
+    <w:p>
+      <w:pPr>
+        <w:spacing w:beforeLines="0" w:afterLines="0"/>
+        <w:jc w:val="left"/>
+        <w:rPr>
+          <w:rFonts w:hint="default" w:ascii="Cascadia Mono" w:hAnsi="Cascadia Mono" w:eastAsia="Cascadia Mono"/>
+          <w:color w:val="000000"/>
+          <w:sz w:val="19"/>
+          <w:szCs w:val="24"/>
+          <w:highlight w:val="white"/>
+        </w:rPr>
+      </w:pPr>
+    </w:p>
+    <w:p>
+      <w:pPr>
+        <w:spacing w:beforeLines="0" w:afterLines="0"/>
+        <w:jc w:val="left"/>
+        <w:rPr>
+          <w:rFonts w:hint="default" w:ascii="Cascadia Mono" w:hAnsi="Cascadia Mono" w:eastAsia="Cascadia Mono"/>
+          <w:color w:val="000000"/>
+          <w:sz w:val="19"/>
+          <w:szCs w:val="24"/>
+          <w:highlight w:val="white"/>
+        </w:rPr>
+      </w:pPr>
+      <w:r>
+        <w:rPr>
+          <w:rFonts w:hint="default" w:ascii="Cascadia Mono" w:hAnsi="Cascadia Mono" w:eastAsia="Cascadia Mono"/>
+          <w:color w:val="000000"/>
+          <w:sz w:val="19"/>
+          <w:szCs w:val="24"/>
+          <w:highlight w:val="white"/>
+        </w:rPr>
+        <w:t xml:space="preserve">        </w:t>
+      </w:r>
+      <w:r>
+        <w:rPr>
+          <w:rFonts w:hint="default" w:ascii="Cascadia Mono" w:hAnsi="Cascadia Mono" w:eastAsia="Cascadia Mono"/>
+          <w:color w:val="0000FF"/>
+          <w:sz w:val="19"/>
+          <w:szCs w:val="24"/>
+          <w:highlight w:val="white"/>
+        </w:rPr>
+        <w:t>public</w:t>
+      </w:r>
+      <w:r>
+        <w:rPr>
+          <w:rFonts w:hint="default" w:ascii="Cascadia Mono" w:hAnsi="Cascadia Mono" w:eastAsia="Cascadia Mono"/>
+          <w:color w:val="000000"/>
+          <w:sz w:val="19"/>
+          <w:szCs w:val="24"/>
+          <w:highlight w:val="white"/>
+        </w:rPr>
+        <w:t xml:space="preserve"> </w:t>
+      </w:r>
+      <w:r>
+        <w:rPr>
+          <w:rFonts w:hint="default" w:ascii="Cascadia Mono" w:hAnsi="Cascadia Mono" w:eastAsia="Cascadia Mono"/>
+          <w:color w:val="0000FF"/>
+          <w:sz w:val="19"/>
+          <w:szCs w:val="24"/>
+          <w:highlight w:val="white"/>
+        </w:rPr>
+        <w:t>override</w:t>
+      </w:r>
+      <w:r>
+        <w:rPr>
+          <w:rFonts w:hint="default" w:ascii="Cascadia Mono" w:hAnsi="Cascadia Mono" w:eastAsia="Cascadia Mono"/>
+          <w:color w:val="000000"/>
+          <w:sz w:val="19"/>
+          <w:szCs w:val="24"/>
+          <w:highlight w:val="white"/>
+        </w:rPr>
+        <w:t xml:space="preserve"> </w:t>
+      </w:r>
+      <w:r>
+        <w:rPr>
+          <w:rFonts w:hint="default" w:ascii="Cascadia Mono" w:hAnsi="Cascadia Mono" w:eastAsia="Cascadia Mono"/>
+          <w:color w:val="0000FF"/>
+          <w:sz w:val="19"/>
+          <w:szCs w:val="24"/>
+          <w:highlight w:val="white"/>
+        </w:rPr>
+        <w:t>string</w:t>
+      </w:r>
+      <w:r>
+        <w:rPr>
+          <w:rFonts w:hint="default" w:ascii="Cascadia Mono" w:hAnsi="Cascadia Mono" w:eastAsia="Cascadia Mono"/>
+          <w:color w:val="000000"/>
+          <w:sz w:val="19"/>
+          <w:szCs w:val="24"/>
+          <w:highlight w:val="white"/>
+        </w:rPr>
+        <w:t xml:space="preserve"> FormatMessage(</w:t>
+      </w:r>
+      <w:r>
+        <w:rPr>
+          <w:rFonts w:hint="default" w:ascii="Cascadia Mono" w:hAnsi="Cascadia Mono" w:eastAsia="Cascadia Mono"/>
+          <w:color w:val="0000FF"/>
+          <w:sz w:val="19"/>
+          <w:szCs w:val="24"/>
+          <w:highlight w:val="white"/>
+        </w:rPr>
+        <w:t>string</w:t>
+      </w:r>
+      <w:r>
+        <w:rPr>
+          <w:rFonts w:hint="default" w:ascii="Cascadia Mono" w:hAnsi="Cascadia Mono" w:eastAsia="Cascadia Mono"/>
+          <w:color w:val="000000"/>
+          <w:sz w:val="19"/>
+          <w:szCs w:val="24"/>
+          <w:highlight w:val="white"/>
+        </w:rPr>
+        <w:t xml:space="preserve"> eventType, </w:t>
+      </w:r>
+      <w:r>
+        <w:rPr>
+          <w:rFonts w:hint="default" w:ascii="Cascadia Mono" w:hAnsi="Cascadia Mono" w:eastAsia="Cascadia Mono"/>
+          <w:color w:val="2B91AF"/>
+          <w:sz w:val="19"/>
+          <w:szCs w:val="24"/>
+          <w:highlight w:val="white"/>
+        </w:rPr>
+        <w:t>MetricData</w:t>
+      </w:r>
+      <w:r>
+        <w:rPr>
+          <w:rFonts w:hint="default" w:ascii="Cascadia Mono" w:hAnsi="Cascadia Mono" w:eastAsia="Cascadia Mono"/>
+          <w:color w:val="000000"/>
+          <w:sz w:val="19"/>
+          <w:szCs w:val="24"/>
+          <w:highlight w:val="white"/>
+        </w:rPr>
+        <w:t xml:space="preserve"> data)</w:t>
+      </w:r>
+    </w:p>
+    <w:p>
+      <w:pPr>
+        <w:spacing w:beforeLines="0" w:afterLines="0"/>
+        <w:jc w:val="left"/>
+        <w:rPr>
+          <w:rFonts w:hint="default" w:ascii="Cascadia Mono" w:hAnsi="Cascadia Mono" w:eastAsia="Cascadia Mono"/>
+          <w:color w:val="000000"/>
+          <w:sz w:val="19"/>
+          <w:szCs w:val="24"/>
+          <w:highlight w:val="white"/>
+        </w:rPr>
+      </w:pPr>
+      <w:r>
+        <w:rPr>
+          <w:rFonts w:hint="default" w:ascii="Cascadia Mono" w:hAnsi="Cascadia Mono" w:eastAsia="Cascadia Mono"/>
+          <w:color w:val="000000"/>
+          <w:sz w:val="19"/>
+          <w:szCs w:val="24"/>
+          <w:highlight w:val="white"/>
+        </w:rPr>
+        <w:t xml:space="preserve">        {</w:t>
+      </w:r>
+    </w:p>
+    <w:p>
+      <w:pPr>
+        <w:spacing w:beforeLines="0" w:afterLines="0"/>
+        <w:jc w:val="left"/>
+        <w:rPr>
+          <w:rFonts w:hint="default" w:ascii="Cascadia Mono" w:hAnsi="Cascadia Mono" w:eastAsia="Cascadia Mono"/>
+          <w:color w:val="000000"/>
+          <w:sz w:val="19"/>
+          <w:szCs w:val="24"/>
+          <w:highlight w:val="white"/>
+        </w:rPr>
+      </w:pPr>
+      <w:r>
+        <w:rPr>
+          <w:rFonts w:hint="default" w:ascii="Cascadia Mono" w:hAnsi="Cascadia Mono" w:eastAsia="Cascadia Mono"/>
+          <w:color w:val="000000"/>
+          <w:sz w:val="19"/>
+          <w:szCs w:val="24"/>
+          <w:highlight w:val="white"/>
+        </w:rPr>
+        <w:t xml:space="preserve">            </w:t>
+      </w:r>
+      <w:r>
+        <w:rPr>
+          <w:rFonts w:hint="default" w:ascii="Cascadia Mono" w:hAnsi="Cascadia Mono" w:eastAsia="Cascadia Mono"/>
+          <w:color w:val="0000FF"/>
+          <w:sz w:val="19"/>
+          <w:szCs w:val="24"/>
+          <w:highlight w:val="white"/>
+        </w:rPr>
+        <w:t>string</w:t>
+      </w:r>
+      <w:r>
+        <w:rPr>
+          <w:rFonts w:hint="default" w:ascii="Cascadia Mono" w:hAnsi="Cascadia Mono" w:eastAsia="Cascadia Mono"/>
+          <w:color w:val="000000"/>
+          <w:sz w:val="19"/>
+          <w:szCs w:val="24"/>
+          <w:highlight w:val="white"/>
+        </w:rPr>
+        <w:t xml:space="preserve"> message = </w:t>
+      </w:r>
+      <w:r>
+        <w:rPr>
+          <w:rFonts w:hint="default" w:ascii="Cascadia Mono" w:hAnsi="Cascadia Mono" w:eastAsia="Cascadia Mono"/>
+          <w:color w:val="A31515"/>
+          <w:sz w:val="19"/>
+          <w:szCs w:val="24"/>
+          <w:highlight w:val="white"/>
+        </w:rPr>
+        <w:t>$"</w:t>
+      </w:r>
+      <w:r>
+        <w:rPr>
+          <w:rFonts w:hint="default" w:ascii="Cascadia Mono" w:hAnsi="Cascadia Mono" w:eastAsia="Cascadia Mono"/>
+          <w:color w:val="000000"/>
+          <w:sz w:val="19"/>
+          <w:szCs w:val="24"/>
+          <w:highlight w:val="white"/>
+        </w:rPr>
+        <w:t>{eventType}</w:t>
+      </w:r>
+      <w:r>
+        <w:rPr>
+          <w:rFonts w:hint="default" w:ascii="Cascadia Mono" w:hAnsi="Cascadia Mono" w:eastAsia="Cascadia Mono"/>
+          <w:color w:val="A31515"/>
+          <w:sz w:val="19"/>
+          <w:szCs w:val="24"/>
+          <w:highlight w:val="white"/>
+        </w:rPr>
+        <w:t xml:space="preserve">: </w:t>
+      </w:r>
+      <w:r>
+        <w:rPr>
+          <w:rFonts w:hint="default" w:ascii="Cascadia Mono" w:hAnsi="Cascadia Mono" w:eastAsia="Cascadia Mono"/>
+          <w:color w:val="000000"/>
+          <w:sz w:val="19"/>
+          <w:szCs w:val="24"/>
+          <w:highlight w:val="white"/>
+        </w:rPr>
+        <w:t>{data}</w:t>
+      </w:r>
+      <w:r>
+        <w:rPr>
+          <w:rFonts w:hint="default" w:ascii="Cascadia Mono" w:hAnsi="Cascadia Mono" w:eastAsia="Cascadia Mono"/>
+          <w:color w:val="A31515"/>
+          <w:sz w:val="19"/>
+          <w:szCs w:val="24"/>
+          <w:highlight w:val="white"/>
+        </w:rPr>
+        <w:t>"</w:t>
+      </w:r>
+      <w:r>
+        <w:rPr>
+          <w:rFonts w:hint="default" w:ascii="Cascadia Mono" w:hAnsi="Cascadia Mono" w:eastAsia="Cascadia Mono"/>
+          <w:color w:val="000000"/>
+          <w:sz w:val="19"/>
+          <w:szCs w:val="24"/>
+          <w:highlight w:val="white"/>
+        </w:rPr>
+        <w:t>;</w:t>
+      </w:r>
+    </w:p>
+    <w:p>
+      <w:pPr>
+        <w:spacing w:beforeLines="0" w:afterLines="0"/>
+        <w:jc w:val="left"/>
+        <w:rPr>
+          <w:rFonts w:hint="default" w:ascii="Cascadia Mono" w:hAnsi="Cascadia Mono" w:eastAsia="Cascadia Mono"/>
+          <w:color w:val="000000"/>
+          <w:sz w:val="19"/>
+          <w:szCs w:val="24"/>
+          <w:highlight w:val="white"/>
+        </w:rPr>
+      </w:pPr>
+      <w:r>
+        <w:rPr>
+          <w:rFonts w:hint="default" w:ascii="Cascadia Mono" w:hAnsi="Cascadia Mono" w:eastAsia="Cascadia Mono"/>
+          <w:color w:val="000000"/>
+          <w:sz w:val="19"/>
+          <w:szCs w:val="24"/>
+          <w:highlight w:val="white"/>
+        </w:rPr>
+        <w:t xml:space="preserve">            </w:t>
+      </w:r>
+      <w:r>
+        <w:rPr>
+          <w:rFonts w:hint="default" w:ascii="Cascadia Mono" w:hAnsi="Cascadia Mono" w:eastAsia="Cascadia Mono"/>
+          <w:color w:val="0000FF"/>
+          <w:sz w:val="19"/>
+          <w:szCs w:val="24"/>
+          <w:highlight w:val="white"/>
+        </w:rPr>
+        <w:t>return</w:t>
+      </w:r>
+      <w:r>
+        <w:rPr>
+          <w:rFonts w:hint="default" w:ascii="Cascadia Mono" w:hAnsi="Cascadia Mono" w:eastAsia="Cascadia Mono"/>
+          <w:color w:val="000000"/>
+          <w:sz w:val="19"/>
+          <w:szCs w:val="24"/>
+          <w:highlight w:val="white"/>
+        </w:rPr>
+        <w:t xml:space="preserve"> _formatStrategy.Format(message, data.Timestamp);</w:t>
+      </w:r>
+    </w:p>
+    <w:p>
+      <w:pPr>
+        <w:spacing w:beforeLines="0" w:afterLines="0"/>
+        <w:jc w:val="left"/>
+        <w:rPr>
+          <w:rFonts w:hint="default" w:ascii="Cascadia Mono" w:hAnsi="Cascadia Mono" w:eastAsia="Cascadia Mono"/>
+          <w:color w:val="000000"/>
+          <w:sz w:val="19"/>
+          <w:szCs w:val="24"/>
+          <w:highlight w:val="white"/>
+        </w:rPr>
+      </w:pPr>
+      <w:r>
+        <w:rPr>
+          <w:rFonts w:hint="default" w:ascii="Cascadia Mono" w:hAnsi="Cascadia Mono" w:eastAsia="Cascadia Mono"/>
+          <w:color w:val="000000"/>
+          <w:sz w:val="19"/>
+          <w:szCs w:val="24"/>
+          <w:highlight w:val="white"/>
+        </w:rPr>
+        <w:t xml:space="preserve">        }</w:t>
+      </w:r>
+      <w:bookmarkStart w:id="7" w:name="_GoBack"/>
+      <w:bookmarkEnd w:id="7"/>
+    </w:p>
+    <w:p>
+      <w:pPr>
+        <w:spacing w:beforeLines="0" w:afterLines="0"/>
+        <w:jc w:val="left"/>
+        <w:rPr>
+          <w:rFonts w:hint="default" w:ascii="Cascadia Mono" w:hAnsi="Cascadia Mono" w:eastAsia="Cascadia Mono"/>
+          <w:color w:val="000000"/>
+          <w:sz w:val="19"/>
+          <w:szCs w:val="24"/>
+          <w:highlight w:val="white"/>
+        </w:rPr>
+      </w:pPr>
+    </w:p>
+    <w:p>
+      <w:pPr>
+        <w:spacing w:beforeLines="0" w:afterLines="0"/>
+        <w:jc w:val="left"/>
+        <w:rPr>
+          <w:rFonts w:hint="default" w:ascii="Cascadia Mono" w:hAnsi="Cascadia Mono" w:eastAsia="Cascadia Mono"/>
+          <w:color w:val="000000"/>
+          <w:sz w:val="19"/>
+          <w:szCs w:val="24"/>
+          <w:highlight w:val="white"/>
+        </w:rPr>
+      </w:pPr>
+      <w:r>
+        <w:rPr>
+          <w:rFonts w:hint="default" w:ascii="Cascadia Mono" w:hAnsi="Cascadia Mono" w:eastAsia="Cascadia Mono"/>
+          <w:color w:val="000000"/>
+          <w:sz w:val="19"/>
+          <w:szCs w:val="24"/>
+          <w:highlight w:val="white"/>
+        </w:rPr>
+        <w:t xml:space="preserve">        </w:t>
+      </w:r>
+      <w:r>
+        <w:rPr>
+          <w:rFonts w:hint="default" w:ascii="Cascadia Mono" w:hAnsi="Cascadia Mono" w:eastAsia="Cascadia Mono"/>
+          <w:color w:val="0000FF"/>
+          <w:sz w:val="19"/>
+          <w:szCs w:val="24"/>
+          <w:highlight w:val="white"/>
+        </w:rPr>
+        <w:t>public</w:t>
+      </w:r>
+      <w:r>
+        <w:rPr>
+          <w:rFonts w:hint="default" w:ascii="Cascadia Mono" w:hAnsi="Cascadia Mono" w:eastAsia="Cascadia Mono"/>
+          <w:color w:val="000000"/>
+          <w:sz w:val="19"/>
+          <w:szCs w:val="24"/>
+          <w:highlight w:val="white"/>
+        </w:rPr>
+        <w:t xml:space="preserve"> </w:t>
+      </w:r>
+      <w:r>
+        <w:rPr>
+          <w:rFonts w:hint="default" w:ascii="Cascadia Mono" w:hAnsi="Cascadia Mono" w:eastAsia="Cascadia Mono"/>
+          <w:color w:val="0000FF"/>
+          <w:sz w:val="19"/>
+          <w:szCs w:val="24"/>
+          <w:highlight w:val="white"/>
+        </w:rPr>
+        <w:t>override</w:t>
+      </w:r>
+      <w:r>
+        <w:rPr>
+          <w:rFonts w:hint="default" w:ascii="Cascadia Mono" w:hAnsi="Cascadia Mono" w:eastAsia="Cascadia Mono"/>
+          <w:color w:val="000000"/>
+          <w:sz w:val="19"/>
+          <w:szCs w:val="24"/>
+          <w:highlight w:val="white"/>
+        </w:rPr>
+        <w:t xml:space="preserve"> </w:t>
+      </w:r>
+      <w:r>
+        <w:rPr>
+          <w:rFonts w:hint="default" w:ascii="Cascadia Mono" w:hAnsi="Cascadia Mono" w:eastAsia="Cascadia Mono"/>
+          <w:color w:val="0000FF"/>
+          <w:sz w:val="19"/>
+          <w:szCs w:val="24"/>
+          <w:highlight w:val="white"/>
+        </w:rPr>
+        <w:t>void</w:t>
+      </w:r>
+      <w:r>
+        <w:rPr>
+          <w:rFonts w:hint="default" w:ascii="Cascadia Mono" w:hAnsi="Cascadia Mono" w:eastAsia="Cascadia Mono"/>
+          <w:color w:val="000000"/>
+          <w:sz w:val="19"/>
+          <w:szCs w:val="24"/>
+          <w:highlight w:val="white"/>
+        </w:rPr>
+        <w:t xml:space="preserve"> SendMessage(</w:t>
+      </w:r>
+      <w:r>
+        <w:rPr>
+          <w:rFonts w:hint="default" w:ascii="Cascadia Mono" w:hAnsi="Cascadia Mono" w:eastAsia="Cascadia Mono"/>
+          <w:color w:val="0000FF"/>
+          <w:sz w:val="19"/>
+          <w:szCs w:val="24"/>
+          <w:highlight w:val="white"/>
+        </w:rPr>
+        <w:t>string</w:t>
+      </w:r>
+      <w:r>
+        <w:rPr>
+          <w:rFonts w:hint="default" w:ascii="Cascadia Mono" w:hAnsi="Cascadia Mono" w:eastAsia="Cascadia Mono"/>
+          <w:color w:val="000000"/>
+          <w:sz w:val="19"/>
+          <w:szCs w:val="24"/>
+          <w:highlight w:val="white"/>
+        </w:rPr>
+        <w:t xml:space="preserve"> message)</w:t>
+      </w:r>
+    </w:p>
+    <w:p>
+      <w:pPr>
+        <w:spacing w:beforeLines="0" w:afterLines="0"/>
+        <w:jc w:val="left"/>
+        <w:rPr>
+          <w:rFonts w:hint="default" w:ascii="Cascadia Mono" w:hAnsi="Cascadia Mono" w:eastAsia="Cascadia Mono"/>
+          <w:color w:val="000000"/>
+          <w:sz w:val="19"/>
+          <w:szCs w:val="24"/>
+          <w:highlight w:val="white"/>
+        </w:rPr>
+      </w:pPr>
+      <w:r>
+        <w:rPr>
+          <w:rFonts w:hint="default" w:ascii="Cascadia Mono" w:hAnsi="Cascadia Mono" w:eastAsia="Cascadia Mono"/>
+          <w:color w:val="000000"/>
+          <w:sz w:val="19"/>
+          <w:szCs w:val="24"/>
+          <w:highlight w:val="white"/>
+        </w:rPr>
+        <w:t xml:space="preserve">        {</w:t>
+      </w:r>
+    </w:p>
+    <w:p>
+      <w:pPr>
+        <w:spacing w:beforeLines="0" w:afterLines="0"/>
+        <w:jc w:val="left"/>
+        <w:rPr>
+          <w:rFonts w:hint="default" w:ascii="Cascadia Mono" w:hAnsi="Cascadia Mono" w:eastAsia="Cascadia Mono"/>
+          <w:color w:val="000000"/>
+          <w:sz w:val="19"/>
+          <w:szCs w:val="24"/>
+          <w:highlight w:val="white"/>
+        </w:rPr>
+      </w:pPr>
+      <w:r>
+        <w:rPr>
+          <w:rFonts w:hint="default" w:ascii="Cascadia Mono" w:hAnsi="Cascadia Mono" w:eastAsia="Cascadia Mono"/>
+          <w:color w:val="000000"/>
+          <w:sz w:val="19"/>
+          <w:szCs w:val="24"/>
+          <w:highlight w:val="white"/>
+        </w:rPr>
+        <w:t xml:space="preserve">            </w:t>
+      </w:r>
+      <w:r>
+        <w:rPr>
+          <w:rFonts w:hint="default" w:ascii="Cascadia Mono" w:hAnsi="Cascadia Mono" w:eastAsia="Cascadia Mono"/>
+          <w:color w:val="2B91AF"/>
+          <w:sz w:val="19"/>
+          <w:szCs w:val="24"/>
+          <w:highlight w:val="white"/>
+        </w:rPr>
+        <w:t>File</w:t>
+      </w:r>
+      <w:r>
+        <w:rPr>
+          <w:rFonts w:hint="default" w:ascii="Cascadia Mono" w:hAnsi="Cascadia Mono" w:eastAsia="Cascadia Mono"/>
+          <w:color w:val="000000"/>
+          <w:sz w:val="19"/>
+          <w:szCs w:val="24"/>
+          <w:highlight w:val="white"/>
+        </w:rPr>
+        <w:t xml:space="preserve">.AppendAllText(_filePath, message + </w:t>
+      </w:r>
+      <w:r>
+        <w:rPr>
+          <w:rFonts w:hint="default" w:ascii="Cascadia Mono" w:hAnsi="Cascadia Mono" w:eastAsia="Cascadia Mono"/>
+          <w:color w:val="2B91AF"/>
+          <w:sz w:val="19"/>
+          <w:szCs w:val="24"/>
+          <w:highlight w:val="white"/>
+        </w:rPr>
+        <w:t>Environment</w:t>
+      </w:r>
+      <w:r>
+        <w:rPr>
+          <w:rFonts w:hint="default" w:ascii="Cascadia Mono" w:hAnsi="Cascadia Mono" w:eastAsia="Cascadia Mono"/>
+          <w:color w:val="000000"/>
+          <w:sz w:val="19"/>
+          <w:szCs w:val="24"/>
+          <w:highlight w:val="white"/>
+        </w:rPr>
+        <w:t>.NewLine);</w:t>
+      </w:r>
+    </w:p>
+    <w:p>
+      <w:pPr>
+        <w:spacing w:beforeLines="0" w:afterLines="0"/>
+        <w:jc w:val="left"/>
+        <w:rPr>
+          <w:rFonts w:hint="default" w:ascii="Cascadia Mono" w:hAnsi="Cascadia Mono" w:eastAsia="Cascadia Mono"/>
+          <w:color w:val="000000"/>
+          <w:sz w:val="19"/>
+          <w:szCs w:val="24"/>
+          <w:highlight w:val="white"/>
+        </w:rPr>
+      </w:pPr>
+      <w:r>
+        <w:rPr>
+          <w:rFonts w:hint="default" w:ascii="Cascadia Mono" w:hAnsi="Cascadia Mono" w:eastAsia="Cascadia Mono"/>
+          <w:color w:val="000000"/>
+          <w:sz w:val="19"/>
+          <w:szCs w:val="24"/>
+          <w:highlight w:val="white"/>
+        </w:rPr>
+        <w:t xml:space="preserve">        }</w:t>
+      </w:r>
+    </w:p>
+    <w:p>
+      <w:pPr>
+        <w:spacing w:beforeLines="0" w:afterLines="0"/>
+        <w:jc w:val="left"/>
+        <w:rPr>
+          <w:rFonts w:hint="default" w:ascii="Cascadia Mono" w:hAnsi="Cascadia Mono" w:eastAsia="Cascadia Mono"/>
+          <w:color w:val="000000"/>
+          <w:sz w:val="19"/>
+          <w:szCs w:val="24"/>
+          <w:highlight w:val="white"/>
+        </w:rPr>
+      </w:pPr>
+    </w:p>
+    <w:p>
+      <w:pPr>
+        <w:spacing w:beforeLines="0" w:afterLines="0"/>
+        <w:jc w:val="left"/>
+        <w:rPr>
+          <w:rFonts w:hint="default" w:ascii="Cascadia Mono" w:hAnsi="Cascadia Mono" w:eastAsia="Cascadia Mono"/>
+          <w:color w:val="000000"/>
+          <w:sz w:val="19"/>
+          <w:szCs w:val="24"/>
+          <w:highlight w:val="white"/>
+        </w:rPr>
+      </w:pPr>
+      <w:r>
+        <w:rPr>
+          <w:rFonts w:hint="default" w:ascii="Cascadia Mono" w:hAnsi="Cascadia Mono" w:eastAsia="Cascadia Mono"/>
+          <w:color w:val="000000"/>
+          <w:sz w:val="19"/>
+          <w:szCs w:val="24"/>
+          <w:highlight w:val="white"/>
+        </w:rPr>
+        <w:t xml:space="preserve">        </w:t>
+      </w:r>
+      <w:r>
+        <w:rPr>
+          <w:rFonts w:hint="default" w:ascii="Cascadia Mono" w:hAnsi="Cascadia Mono" w:eastAsia="Cascadia Mono"/>
+          <w:color w:val="0000FF"/>
+          <w:sz w:val="19"/>
+          <w:szCs w:val="24"/>
+          <w:highlight w:val="white"/>
+        </w:rPr>
+        <w:t>public</w:t>
+      </w:r>
+      <w:r>
+        <w:rPr>
+          <w:rFonts w:hint="default" w:ascii="Cascadia Mono" w:hAnsi="Cascadia Mono" w:eastAsia="Cascadia Mono"/>
+          <w:color w:val="000000"/>
+          <w:sz w:val="19"/>
+          <w:szCs w:val="24"/>
+          <w:highlight w:val="white"/>
+        </w:rPr>
+        <w:t xml:space="preserve"> </w:t>
+      </w:r>
+      <w:r>
+        <w:rPr>
+          <w:rFonts w:hint="default" w:ascii="Cascadia Mono" w:hAnsi="Cascadia Mono" w:eastAsia="Cascadia Mono"/>
+          <w:color w:val="0000FF"/>
+          <w:sz w:val="19"/>
+          <w:szCs w:val="24"/>
+          <w:highlight w:val="white"/>
+        </w:rPr>
+        <w:t>override</w:t>
+      </w:r>
+      <w:r>
+        <w:rPr>
+          <w:rFonts w:hint="default" w:ascii="Cascadia Mono" w:hAnsi="Cascadia Mono" w:eastAsia="Cascadia Mono"/>
+          <w:color w:val="000000"/>
+          <w:sz w:val="19"/>
+          <w:szCs w:val="24"/>
+          <w:highlight w:val="white"/>
+        </w:rPr>
+        <w:t xml:space="preserve"> </w:t>
+      </w:r>
+      <w:r>
+        <w:rPr>
+          <w:rFonts w:hint="default" w:ascii="Cascadia Mono" w:hAnsi="Cascadia Mono" w:eastAsia="Cascadia Mono"/>
+          <w:color w:val="0000FF"/>
+          <w:sz w:val="19"/>
+          <w:szCs w:val="24"/>
+          <w:highlight w:val="white"/>
+        </w:rPr>
+        <w:t>void</w:t>
+      </w:r>
+      <w:r>
+        <w:rPr>
+          <w:rFonts w:hint="default" w:ascii="Cascadia Mono" w:hAnsi="Cascadia Mono" w:eastAsia="Cascadia Mono"/>
+          <w:color w:val="000000"/>
+          <w:sz w:val="19"/>
+          <w:szCs w:val="24"/>
+          <w:highlight w:val="white"/>
+        </w:rPr>
+        <w:t xml:space="preserve"> LogResult()</w:t>
+      </w:r>
+    </w:p>
+    <w:p>
+      <w:pPr>
+        <w:spacing w:beforeLines="0" w:afterLines="0"/>
+        <w:jc w:val="left"/>
+        <w:rPr>
+          <w:rFonts w:hint="default" w:ascii="Cascadia Mono" w:hAnsi="Cascadia Mono" w:eastAsia="Cascadia Mono"/>
+          <w:color w:val="000000"/>
+          <w:sz w:val="19"/>
+          <w:szCs w:val="24"/>
+          <w:highlight w:val="white"/>
+        </w:rPr>
+      </w:pPr>
+      <w:r>
+        <w:rPr>
+          <w:rFonts w:hint="default" w:ascii="Cascadia Mono" w:hAnsi="Cascadia Mono" w:eastAsia="Cascadia Mono"/>
+          <w:color w:val="000000"/>
+          <w:sz w:val="19"/>
+          <w:szCs w:val="24"/>
+          <w:highlight w:val="white"/>
+        </w:rPr>
+        <w:t xml:space="preserve">        {</w:t>
+      </w:r>
+    </w:p>
+    <w:p>
+      <w:pPr>
+        <w:spacing w:beforeLines="0" w:afterLines="0"/>
+        <w:jc w:val="left"/>
+        <w:rPr>
+          <w:rFonts w:hint="default" w:ascii="Cascadia Mono" w:hAnsi="Cascadia Mono" w:eastAsia="Cascadia Mono"/>
+          <w:color w:val="000000"/>
+          <w:sz w:val="19"/>
+          <w:szCs w:val="24"/>
+          <w:highlight w:val="white"/>
+        </w:rPr>
+      </w:pPr>
+      <w:r>
+        <w:rPr>
+          <w:rFonts w:hint="default" w:ascii="Cascadia Mono" w:hAnsi="Cascadia Mono" w:eastAsia="Cascadia Mono"/>
+          <w:color w:val="000000"/>
+          <w:sz w:val="19"/>
+          <w:szCs w:val="24"/>
+          <w:highlight w:val="white"/>
+        </w:rPr>
+        <w:t xml:space="preserve">            </w:t>
+      </w:r>
+      <w:r>
+        <w:rPr>
+          <w:rFonts w:hint="default" w:ascii="Cascadia Mono" w:hAnsi="Cascadia Mono" w:eastAsia="Cascadia Mono"/>
+          <w:color w:val="008000"/>
+          <w:sz w:val="19"/>
+          <w:szCs w:val="24"/>
+          <w:highlight w:val="white"/>
+        </w:rPr>
+        <w:t>// опционально - значит ненадо...</w:t>
+      </w:r>
+    </w:p>
+    <w:p>
+      <w:pPr>
+        <w:spacing w:beforeLines="0" w:afterLines="0"/>
+        <w:jc w:val="left"/>
+        <w:rPr>
+          <w:rFonts w:hint="default" w:ascii="Cascadia Mono" w:hAnsi="Cascadia Mono" w:eastAsia="Cascadia Mono"/>
+          <w:color w:val="000000"/>
+          <w:sz w:val="19"/>
+          <w:szCs w:val="24"/>
+          <w:highlight w:val="white"/>
+        </w:rPr>
+      </w:pPr>
+      <w:r>
+        <w:rPr>
+          <w:rFonts w:hint="default" w:ascii="Cascadia Mono" w:hAnsi="Cascadia Mono" w:eastAsia="Cascadia Mono"/>
+          <w:color w:val="000000"/>
+          <w:sz w:val="19"/>
+          <w:szCs w:val="24"/>
+          <w:highlight w:val="white"/>
+        </w:rPr>
+        <w:t xml:space="preserve">        }</w:t>
+      </w:r>
+    </w:p>
+    <w:p>
+      <w:pPr>
+        <w:spacing w:beforeLines="0" w:afterLines="0"/>
+        <w:jc w:val="left"/>
+        <w:rPr>
+          <w:rFonts w:hint="default" w:ascii="Cascadia Mono" w:hAnsi="Cascadia Mono" w:eastAsia="Cascadia Mono"/>
+          <w:color w:val="000000"/>
+          <w:sz w:val="19"/>
+          <w:szCs w:val="24"/>
+          <w:highlight w:val="white"/>
+        </w:rPr>
+      </w:pPr>
+      <w:r>
+        <w:rPr>
+          <w:rFonts w:hint="default" w:ascii="Cascadia Mono" w:hAnsi="Cascadia Mono" w:eastAsia="Cascadia Mono"/>
+          <w:color w:val="000000"/>
+          <w:sz w:val="19"/>
+          <w:szCs w:val="24"/>
+          <w:highlight w:val="white"/>
+        </w:rPr>
+        <w:t xml:space="preserve">    }</w:t>
+      </w:r>
+    </w:p>
+    <w:p>
+      <w:pPr>
+        <w:ind w:left="0" w:leftChars="0" w:firstLine="0" w:firstLineChars="0"/>
+        <w:rPr>
+          <w:rFonts w:hint="default" w:ascii="Cascadia Mono" w:hAnsi="Cascadia Mono" w:eastAsia="Cascadia Mono"/>
+          <w:color w:val="000000"/>
+          <w:sz w:val="19"/>
+          <w:szCs w:val="24"/>
+          <w:highlight w:val="white"/>
+          <w:lang w:val="en-US"/>
+        </w:rPr>
+      </w:pPr>
+      <w:r>
+        <w:rPr>
+          <w:rFonts w:hint="default" w:ascii="Cascadia Mono" w:hAnsi="Cascadia Mono" w:eastAsia="Cascadia Mono"/>
+          <w:color w:val="000000"/>
+          <w:sz w:val="19"/>
+          <w:szCs w:val="24"/>
+          <w:highlight w:val="white"/>
+        </w:rPr>
+        <w:t>}</w:t>
+      </w:r>
     </w:p>
     <w:sectPr>
       <w:pgSz w:w="11906" w:h="16838"/>
@@ -6558,6 +13213,46 @@
 <file path=word/numbering.xml><?xml version="1.0" encoding="utf-8"?>
 <w:numbering xmlns:wpc="http://schemas.microsoft.com/office/word/2010/wordprocessingCanvas" xmlns:mc="http://schemas.openxmlformats.org/markup-compatibility/2006" xmlns:o="urn:schemas-microsoft-com:office:office" xmlns:r="http://schemas.openxmlformats.org/officeDocument/2006/relationships" xmlns:m="http://schemas.openxmlformats.org/officeDocument/2006/math" xmlns:v="urn:schemas-microsoft-com:vml" xmlns:wp14="http://schemas.microsoft.com/office/word/2010/wordprocessingDrawing" xmlns:wp="http://schemas.openxmlformats.org/drawingml/2006/wordprocessingDrawing" xmlns:w10="urn:schemas-microsoft-com:office:word" xmlns:w="http://schemas.openxmlformats.org/wordprocessingml/2006/main" xmlns:w14="http://schemas.microsoft.com/office/word/2010/wordml" xmlns:wpg="http://schemas.microsoft.com/office/word/2010/wordprocessingGroup" xmlns:wpi="http://schemas.microsoft.com/office/word/2010/wordprocessingInk" xmlns:wne="http://schemas.microsoft.com/office/word/2006/wordml" xmlns:wps="http://schemas.microsoft.com/office/word/2010/wordprocessingShape" xmlns:wpsCustomData="http://www.wps.cn/officeDocument/2013/wpsCustomData" mc:Ignorable="w14 wp14">
   <w:abstractNum w:abstractNumId="0">
+    <w:nsid w:val="817ACC5E"/>
+    <w:multiLevelType w:val="singleLevel"/>
+    <w:tmpl w:val="817ACC5E"/>
+    <w:lvl w:ilvl="0" w:tentative="0">
+      <w:start w:val="1"/>
+      <w:numFmt w:val="bullet"/>
+      <w:lvlText w:val=""/>
+      <w:lvlJc w:val="left"/>
+      <w:pPr>
+        <w:tabs>
+          <w:tab w:val="left" w:pos="840"/>
+        </w:tabs>
+        <w:ind w:left="840" w:leftChars="0" w:hanging="420" w:firstLineChars="0"/>
+      </w:pPr>
+      <w:rPr>
+        <w:rFonts w:hint="default" w:ascii="Wingdings" w:hAnsi="Wingdings"/>
+      </w:rPr>
+    </w:lvl>
+  </w:abstractNum>
+  <w:abstractNum w:abstractNumId="1">
+    <w:nsid w:val="90F9AEB4"/>
+    <w:multiLevelType w:val="singleLevel"/>
+    <w:tmpl w:val="90F9AEB4"/>
+    <w:lvl w:ilvl="0" w:tentative="0">
+      <w:start w:val="1"/>
+      <w:numFmt w:val="bullet"/>
+      <w:lvlText w:val=""/>
+      <w:lvlJc w:val="left"/>
+      <w:pPr>
+        <w:tabs>
+          <w:tab w:val="left" w:pos="1260"/>
+        </w:tabs>
+        <w:ind w:left="1260" w:leftChars="0" w:hanging="420" w:firstLineChars="0"/>
+      </w:pPr>
+      <w:rPr>
+        <w:rFonts w:hint="default" w:ascii="Wingdings" w:hAnsi="Wingdings"/>
+      </w:rPr>
+    </w:lvl>
+  </w:abstractNum>
+  <w:abstractNum w:abstractNumId="2">
     <w:nsid w:val="B4E80C61"/>
     <w:multiLevelType w:val="multilevel"/>
     <w:tmpl w:val="B4E80C61"/>
@@ -6697,7 +13392,7 @@
       </w:rPr>
     </w:lvl>
   </w:abstractNum>
-  <w:abstractNum w:abstractNumId="1">
+  <w:abstractNum w:abstractNumId="3">
     <w:nsid w:val="BC9ED1E6"/>
     <w:multiLevelType w:val="singleLevel"/>
     <w:tmpl w:val="BC9ED1E6"/>
@@ -6717,7 +13412,7 @@
       </w:rPr>
     </w:lvl>
   </w:abstractNum>
-  <w:abstractNum w:abstractNumId="2">
+  <w:abstractNum w:abstractNumId="4">
     <w:nsid w:val="E85A4491"/>
     <w:multiLevelType w:val="singleLevel"/>
     <w:tmpl w:val="E85A4491"/>
@@ -6737,7 +13432,7 @@
       </w:rPr>
     </w:lvl>
   </w:abstractNum>
-  <w:abstractNum w:abstractNumId="3">
+  <w:abstractNum w:abstractNumId="5">
     <w:nsid w:val="EE5C991F"/>
     <w:multiLevelType w:val="multilevel"/>
     <w:tmpl w:val="EE5C991F"/>
@@ -6877,9 +13572,9 @@
       </w:rPr>
     </w:lvl>
   </w:abstractNum>
-  <w:abstractNum w:abstractNumId="4">
+  <w:abstractNum w:abstractNumId="6">
     <w:nsid w:val="F0AEB9B3"/>
-    <w:multiLevelType w:val="singleLevel"/>
+    <w:multiLevelType w:val="multilevel"/>
     <w:tmpl w:val="F0AEB9B3"/>
     <w:lvl w:ilvl="0" w:tentative="0">
       <w:start w:val="1"/>
@@ -6891,86 +13586,6 @@
           <w:tab w:val="left" w:pos="840"/>
         </w:tabs>
         <w:ind w:left="840" w:leftChars="0" w:hanging="420" w:firstLineChars="0"/>
-      </w:pPr>
-      <w:rPr>
-        <w:rFonts w:hint="default" w:ascii="Wingdings" w:hAnsi="Wingdings"/>
-      </w:rPr>
-    </w:lvl>
-  </w:abstractNum>
-  <w:abstractNum w:abstractNumId="5">
-    <w:nsid w:val="F1AD1C61"/>
-    <w:multiLevelType w:val="singleLevel"/>
-    <w:tmpl w:val="F1AD1C61"/>
-    <w:lvl w:ilvl="0" w:tentative="0">
-      <w:start w:val="1"/>
-      <w:numFmt w:val="bullet"/>
-      <w:lvlText w:val=""/>
-      <w:lvlJc w:val="left"/>
-      <w:pPr>
-        <w:tabs>
-          <w:tab w:val="left" w:pos="420"/>
-        </w:tabs>
-        <w:ind w:left="420" w:leftChars="0" w:hanging="420" w:firstLineChars="0"/>
-      </w:pPr>
-      <w:rPr>
-        <w:rFonts w:hint="default" w:ascii="Wingdings" w:hAnsi="Wingdings"/>
-      </w:rPr>
-    </w:lvl>
-  </w:abstractNum>
-  <w:abstractNum w:abstractNumId="6">
-    <w:nsid w:val="05A4B9CF"/>
-    <w:multiLevelType w:val="singleLevel"/>
-    <w:tmpl w:val="05A4B9CF"/>
-    <w:lvl w:ilvl="0" w:tentative="0">
-      <w:start w:val="1"/>
-      <w:numFmt w:val="bullet"/>
-      <w:lvlText w:val=""/>
-      <w:lvlJc w:val="left"/>
-      <w:pPr>
-        <w:tabs>
-          <w:tab w:val="left" w:pos="840"/>
-        </w:tabs>
-        <w:ind w:left="840" w:leftChars="0" w:hanging="420" w:firstLineChars="0"/>
-      </w:pPr>
-      <w:rPr>
-        <w:rFonts w:hint="default" w:ascii="Wingdings" w:hAnsi="Wingdings"/>
-      </w:rPr>
-    </w:lvl>
-  </w:abstractNum>
-  <w:abstractNum w:abstractNumId="7">
-    <w:nsid w:val="3A73B1B1"/>
-    <w:multiLevelType w:val="singleLevel"/>
-    <w:tmpl w:val="3A73B1B1"/>
-    <w:lvl w:ilvl="0" w:tentative="0">
-      <w:start w:val="1"/>
-      <w:numFmt w:val="bullet"/>
-      <w:lvlText w:val=""/>
-      <w:lvlJc w:val="left"/>
-      <w:pPr>
-        <w:tabs>
-          <w:tab w:val="left" w:pos="840"/>
-        </w:tabs>
-        <w:ind w:left="840" w:leftChars="0" w:hanging="420" w:firstLineChars="0"/>
-      </w:pPr>
-      <w:rPr>
-        <w:rFonts w:hint="default" w:ascii="Wingdings" w:hAnsi="Wingdings"/>
-      </w:rPr>
-    </w:lvl>
-  </w:abstractNum>
-  <w:abstractNum w:abstractNumId="8">
-    <w:nsid w:val="4737FD3A"/>
-    <w:multiLevelType w:val="multilevel"/>
-    <w:tmpl w:val="4737FD3A"/>
-    <w:lvl w:ilvl="0" w:tentative="0">
-      <w:start w:val="1"/>
-      <w:numFmt w:val="bullet"/>
-      <w:lvlText w:val=""/>
-      <w:lvlJc w:val="left"/>
-      <w:pPr>
-        <w:tabs>
-          <w:tab w:val="left" w:pos="420"/>
-        </w:tabs>
-        <w:ind w:left="420" w:leftChars="0" w:hanging="420" w:firstLineChars="0"/>
       </w:pPr>
       <w:rPr>
         <w:rFonts w:hint="default" w:ascii="Wingdings" w:hAnsi="Wingdings"/>
@@ -6985,7 +13600,7 @@
         <w:tabs>
           <w:tab w:val="left" w:pos="840"/>
         </w:tabs>
-        <w:ind w:left="840" w:leftChars="0" w:hanging="420" w:firstLineChars="0"/>
+        <w:ind w:left="1260" w:leftChars="0" w:hanging="420" w:firstLineChars="0"/>
       </w:pPr>
       <w:rPr>
         <w:rFonts w:hint="default" w:ascii="Wingdings" w:hAnsi="Wingdings"/>
@@ -7000,7 +13615,7 @@
         <w:tabs>
           <w:tab w:val="left" w:pos="1260"/>
         </w:tabs>
-        <w:ind w:left="1260" w:leftChars="0" w:hanging="420" w:firstLineChars="0"/>
+        <w:ind w:left="1680" w:leftChars="0" w:hanging="420" w:firstLineChars="0"/>
       </w:pPr>
       <w:rPr>
         <w:rFonts w:hint="default" w:ascii="Wingdings" w:hAnsi="Wingdings"/>
@@ -7015,7 +13630,7 @@
         <w:tabs>
           <w:tab w:val="left" w:pos="1680"/>
         </w:tabs>
-        <w:ind w:left="1680" w:leftChars="0" w:hanging="420" w:firstLineChars="0"/>
+        <w:ind w:left="2100" w:leftChars="0" w:hanging="420" w:firstLineChars="0"/>
       </w:pPr>
       <w:rPr>
         <w:rFonts w:hint="default" w:ascii="Wingdings" w:hAnsi="Wingdings"/>
@@ -7030,7 +13645,7 @@
         <w:tabs>
           <w:tab w:val="left" w:pos="2100"/>
         </w:tabs>
-        <w:ind w:left="2100" w:leftChars="0" w:hanging="420" w:firstLineChars="0"/>
+        <w:ind w:left="2520" w:leftChars="0" w:hanging="420" w:firstLineChars="0"/>
       </w:pPr>
       <w:rPr>
         <w:rFonts w:hint="default" w:ascii="Wingdings" w:hAnsi="Wingdings"/>
@@ -7045,7 +13660,7 @@
         <w:tabs>
           <w:tab w:val="left" w:pos="2520"/>
         </w:tabs>
-        <w:ind w:left="2520" w:leftChars="0" w:hanging="420" w:firstLineChars="0"/>
+        <w:ind w:left="2940" w:leftChars="0" w:hanging="420" w:firstLineChars="0"/>
       </w:pPr>
       <w:rPr>
         <w:rFonts w:hint="default" w:ascii="Wingdings" w:hAnsi="Wingdings"/>
@@ -7060,7 +13675,7 @@
         <w:tabs>
           <w:tab w:val="left" w:pos="2940"/>
         </w:tabs>
-        <w:ind w:left="2940" w:leftChars="0" w:hanging="420" w:firstLineChars="0"/>
+        <w:ind w:left="3360" w:leftChars="0" w:hanging="420" w:firstLineChars="0"/>
       </w:pPr>
       <w:rPr>
         <w:rFonts w:hint="default" w:ascii="Wingdings" w:hAnsi="Wingdings"/>
@@ -7075,7 +13690,7 @@
         <w:tabs>
           <w:tab w:val="left" w:pos="3360"/>
         </w:tabs>
-        <w:ind w:left="3360" w:leftChars="0" w:hanging="420" w:firstLineChars="0"/>
+        <w:ind w:left="3780" w:leftChars="0" w:hanging="420" w:firstLineChars="0"/>
       </w:pPr>
       <w:rPr>
         <w:rFonts w:hint="default" w:ascii="Wingdings" w:hAnsi="Wingdings"/>
@@ -7090,7 +13705,47 @@
         <w:tabs>
           <w:tab w:val="left" w:pos="3780"/>
         </w:tabs>
-        <w:ind w:left="3780" w:leftChars="0" w:hanging="420" w:firstLineChars="0"/>
+        <w:ind w:left="4200" w:leftChars="0" w:hanging="420" w:firstLineChars="0"/>
+      </w:pPr>
+      <w:rPr>
+        <w:rFonts w:hint="default" w:ascii="Wingdings" w:hAnsi="Wingdings"/>
+      </w:rPr>
+    </w:lvl>
+  </w:abstractNum>
+  <w:abstractNum w:abstractNumId="7">
+    <w:nsid w:val="F1AD1C61"/>
+    <w:multiLevelType w:val="singleLevel"/>
+    <w:tmpl w:val="F1AD1C61"/>
+    <w:lvl w:ilvl="0" w:tentative="0">
+      <w:start w:val="1"/>
+      <w:numFmt w:val="bullet"/>
+      <w:lvlText w:val=""/>
+      <w:lvlJc w:val="left"/>
+      <w:pPr>
+        <w:tabs>
+          <w:tab w:val="left" w:pos="420"/>
+        </w:tabs>
+        <w:ind w:left="420" w:leftChars="0" w:hanging="420" w:firstLineChars="0"/>
+      </w:pPr>
+      <w:rPr>
+        <w:rFonts w:hint="default" w:ascii="Wingdings" w:hAnsi="Wingdings"/>
+      </w:rPr>
+    </w:lvl>
+  </w:abstractNum>
+  <w:abstractNum w:abstractNumId="8">
+    <w:nsid w:val="05A4B9CF"/>
+    <w:multiLevelType w:val="singleLevel"/>
+    <w:tmpl w:val="05A4B9CF"/>
+    <w:lvl w:ilvl="0" w:tentative="0">
+      <w:start w:val="1"/>
+      <w:numFmt w:val="bullet"/>
+      <w:lvlText w:val=""/>
+      <w:lvlJc w:val="left"/>
+      <w:pPr>
+        <w:tabs>
+          <w:tab w:val="left" w:pos="840"/>
+        </w:tabs>
+        <w:ind w:left="840" w:leftChars="0" w:hanging="420" w:firstLineChars="0"/>
       </w:pPr>
       <w:rPr>
         <w:rFonts w:hint="default" w:ascii="Wingdings" w:hAnsi="Wingdings"/>
@@ -7098,6 +13753,206 @@
     </w:lvl>
   </w:abstractNum>
   <w:abstractNum w:abstractNumId="9">
+    <w:nsid w:val="10A99B71"/>
+    <w:multiLevelType w:val="singleLevel"/>
+    <w:tmpl w:val="10A99B71"/>
+    <w:lvl w:ilvl="0" w:tentative="0">
+      <w:start w:val="1"/>
+      <w:numFmt w:val="bullet"/>
+      <w:lvlText w:val=""/>
+      <w:lvlJc w:val="left"/>
+      <w:pPr>
+        <w:tabs>
+          <w:tab w:val="left" w:pos="420"/>
+        </w:tabs>
+        <w:ind w:left="420" w:leftChars="0" w:hanging="420" w:firstLineChars="0"/>
+      </w:pPr>
+      <w:rPr>
+        <w:rFonts w:hint="default" w:ascii="Wingdings" w:hAnsi="Wingdings"/>
+      </w:rPr>
+    </w:lvl>
+  </w:abstractNum>
+  <w:abstractNum w:abstractNumId="10">
+    <w:nsid w:val="19E268BA"/>
+    <w:multiLevelType w:val="singleLevel"/>
+    <w:tmpl w:val="19E268BA"/>
+    <w:lvl w:ilvl="0" w:tentative="0">
+      <w:start w:val="1"/>
+      <w:numFmt w:val="bullet"/>
+      <w:lvlText w:val=""/>
+      <w:lvlJc w:val="left"/>
+      <w:pPr>
+        <w:tabs>
+          <w:tab w:val="left" w:pos="840"/>
+        </w:tabs>
+        <w:ind w:left="840" w:leftChars="0" w:hanging="420" w:firstLineChars="0"/>
+      </w:pPr>
+      <w:rPr>
+        <w:rFonts w:hint="default" w:ascii="Wingdings" w:hAnsi="Wingdings"/>
+      </w:rPr>
+    </w:lvl>
+  </w:abstractNum>
+  <w:abstractNum w:abstractNumId="11">
+    <w:nsid w:val="3A73B1B1"/>
+    <w:multiLevelType w:val="singleLevel"/>
+    <w:tmpl w:val="3A73B1B1"/>
+    <w:lvl w:ilvl="0" w:tentative="0">
+      <w:start w:val="1"/>
+      <w:numFmt w:val="bullet"/>
+      <w:lvlText w:val=""/>
+      <w:lvlJc w:val="left"/>
+      <w:pPr>
+        <w:tabs>
+          <w:tab w:val="left" w:pos="840"/>
+        </w:tabs>
+        <w:ind w:left="840" w:leftChars="0" w:hanging="420" w:firstLineChars="0"/>
+      </w:pPr>
+      <w:rPr>
+        <w:rFonts w:hint="default" w:ascii="Wingdings" w:hAnsi="Wingdings"/>
+      </w:rPr>
+    </w:lvl>
+  </w:abstractNum>
+  <w:abstractNum w:abstractNumId="12">
+    <w:nsid w:val="4737FD3A"/>
+    <w:multiLevelType w:val="multilevel"/>
+    <w:tmpl w:val="4737FD3A"/>
+    <w:lvl w:ilvl="0" w:tentative="0">
+      <w:start w:val="1"/>
+      <w:numFmt w:val="bullet"/>
+      <w:lvlText w:val=""/>
+      <w:lvlJc w:val="left"/>
+      <w:pPr>
+        <w:tabs>
+          <w:tab w:val="left" w:pos="420"/>
+        </w:tabs>
+        <w:ind w:left="420" w:leftChars="0" w:hanging="420" w:firstLineChars="0"/>
+      </w:pPr>
+      <w:rPr>
+        <w:rFonts w:hint="default" w:ascii="Wingdings" w:hAnsi="Wingdings"/>
+      </w:rPr>
+    </w:lvl>
+    <w:lvl w:ilvl="1" w:tentative="0">
+      <w:start w:val="1"/>
+      <w:numFmt w:val="bullet"/>
+      <w:lvlText w:val=""/>
+      <w:lvlJc w:val="left"/>
+      <w:pPr>
+        <w:tabs>
+          <w:tab w:val="left" w:pos="840"/>
+        </w:tabs>
+        <w:ind w:left="840" w:leftChars="0" w:hanging="420" w:firstLineChars="0"/>
+      </w:pPr>
+      <w:rPr>
+        <w:rFonts w:hint="default" w:ascii="Wingdings" w:hAnsi="Wingdings"/>
+      </w:rPr>
+    </w:lvl>
+    <w:lvl w:ilvl="2" w:tentative="0">
+      <w:start w:val="1"/>
+      <w:numFmt w:val="bullet"/>
+      <w:lvlText w:val=""/>
+      <w:lvlJc w:val="left"/>
+      <w:pPr>
+        <w:tabs>
+          <w:tab w:val="left" w:pos="1260"/>
+        </w:tabs>
+        <w:ind w:left="1260" w:leftChars="0" w:hanging="420" w:firstLineChars="0"/>
+      </w:pPr>
+      <w:rPr>
+        <w:rFonts w:hint="default" w:ascii="Wingdings" w:hAnsi="Wingdings"/>
+      </w:rPr>
+    </w:lvl>
+    <w:lvl w:ilvl="3" w:tentative="0">
+      <w:start w:val="1"/>
+      <w:numFmt w:val="bullet"/>
+      <w:lvlText w:val=""/>
+      <w:lvlJc w:val="left"/>
+      <w:pPr>
+        <w:tabs>
+          <w:tab w:val="left" w:pos="1680"/>
+        </w:tabs>
+        <w:ind w:left="1680" w:leftChars="0" w:hanging="420" w:firstLineChars="0"/>
+      </w:pPr>
+      <w:rPr>
+        <w:rFonts w:hint="default" w:ascii="Wingdings" w:hAnsi="Wingdings"/>
+      </w:rPr>
+    </w:lvl>
+    <w:lvl w:ilvl="4" w:tentative="0">
+      <w:start w:val="1"/>
+      <w:numFmt w:val="bullet"/>
+      <w:lvlText w:val=""/>
+      <w:lvlJc w:val="left"/>
+      <w:pPr>
+        <w:tabs>
+          <w:tab w:val="left" w:pos="2100"/>
+        </w:tabs>
+        <w:ind w:left="2100" w:leftChars="0" w:hanging="420" w:firstLineChars="0"/>
+      </w:pPr>
+      <w:rPr>
+        <w:rFonts w:hint="default" w:ascii="Wingdings" w:hAnsi="Wingdings"/>
+      </w:rPr>
+    </w:lvl>
+    <w:lvl w:ilvl="5" w:tentative="0">
+      <w:start w:val="1"/>
+      <w:numFmt w:val="bullet"/>
+      <w:lvlText w:val=""/>
+      <w:lvlJc w:val="left"/>
+      <w:pPr>
+        <w:tabs>
+          <w:tab w:val="left" w:pos="2520"/>
+        </w:tabs>
+        <w:ind w:left="2520" w:leftChars="0" w:hanging="420" w:firstLineChars="0"/>
+      </w:pPr>
+      <w:rPr>
+        <w:rFonts w:hint="default" w:ascii="Wingdings" w:hAnsi="Wingdings"/>
+      </w:rPr>
+    </w:lvl>
+    <w:lvl w:ilvl="6" w:tentative="0">
+      <w:start w:val="1"/>
+      <w:numFmt w:val="bullet"/>
+      <w:lvlText w:val=""/>
+      <w:lvlJc w:val="left"/>
+      <w:pPr>
+        <w:tabs>
+          <w:tab w:val="left" w:pos="2940"/>
+        </w:tabs>
+        <w:ind w:left="2940" w:leftChars="0" w:hanging="420" w:firstLineChars="0"/>
+      </w:pPr>
+      <w:rPr>
+        <w:rFonts w:hint="default" w:ascii="Wingdings" w:hAnsi="Wingdings"/>
+      </w:rPr>
+    </w:lvl>
+    <w:lvl w:ilvl="7" w:tentative="0">
+      <w:start w:val="1"/>
+      <w:numFmt w:val="bullet"/>
+      <w:lvlText w:val=""/>
+      <w:lvlJc w:val="left"/>
+      <w:pPr>
+        <w:tabs>
+          <w:tab w:val="left" w:pos="3360"/>
+        </w:tabs>
+        <w:ind w:left="3360" w:leftChars="0" w:hanging="420" w:firstLineChars="0"/>
+      </w:pPr>
+      <w:rPr>
+        <w:rFonts w:hint="default" w:ascii="Wingdings" w:hAnsi="Wingdings"/>
+      </w:rPr>
+    </w:lvl>
+    <w:lvl w:ilvl="8" w:tentative="0">
+      <w:start w:val="1"/>
+      <w:numFmt w:val="bullet"/>
+      <w:lvlText w:val=""/>
+      <w:lvlJc w:val="left"/>
+      <w:pPr>
+        <w:tabs>
+          <w:tab w:val="left" w:pos="3780"/>
+        </w:tabs>
+        <w:ind w:left="3780" w:leftChars="0" w:hanging="420" w:firstLineChars="0"/>
+      </w:pPr>
+      <w:rPr>
+        <w:rFonts w:hint="default" w:ascii="Wingdings" w:hAnsi="Wingdings"/>
+      </w:rPr>
+    </w:lvl>
+  </w:abstractNum>
+  <w:abstractNum w:abstractNumId="13">
     <w:nsid w:val="6D5CB741"/>
     <w:multiLevelType w:val="singleLevel"/>
     <w:tmpl w:val="6D5CB741"/>
@@ -7118,34 +13973,46 @@
     </w:lvl>
   </w:abstractNum>
   <w:num w:numId="1">
+    <w:abstractNumId w:val="13"/>
+  </w:num>
+  <w:num w:numId="2">
+    <w:abstractNumId w:val="3"/>
+  </w:num>
+  <w:num w:numId="3">
+    <w:abstractNumId w:val="4"/>
+  </w:num>
+  <w:num w:numId="4">
+    <w:abstractNumId w:val="7"/>
+  </w:num>
+  <w:num w:numId="5">
+    <w:abstractNumId w:val="6"/>
+  </w:num>
+  <w:num w:numId="6">
+    <w:abstractNumId w:val="5"/>
+  </w:num>
+  <w:num w:numId="7">
+    <w:abstractNumId w:val="11"/>
+  </w:num>
+  <w:num w:numId="8">
+    <w:abstractNumId w:val="1"/>
+  </w:num>
+  <w:num w:numId="9">
     <w:abstractNumId w:val="9"/>
   </w:num>
-  <w:num w:numId="2">
-    <w:abstractNumId w:val="1"/>
-  </w:num>
-  <w:num w:numId="3">
+  <w:num w:numId="10">
     <w:abstractNumId w:val="2"/>
   </w:num>
-  <w:num w:numId="4">
-    <w:abstractNumId w:val="5"/>
+  <w:num w:numId="11">
+    <w:abstractNumId w:val="8"/>
   </w:num>
-  <w:num w:numId="5">
-    <w:abstractNumId w:val="4"/>
+  <w:num w:numId="12">
+    <w:abstractNumId w:val="12"/>
   </w:num>
-  <w:num w:numId="6">
-    <w:abstractNumId w:val="3"/>
+  <w:num w:numId="13">
+    <w:abstractNumId w:val="10"/>
   </w:num>
-  <w:num w:numId="7">
-    <w:abstractNumId w:val="7"/>
-  </w:num>
-  <w:num w:numId="8">
+  <w:num w:numId="14">
     <w:abstractNumId w:val="0"/>
-  </w:num>
-  <w:num w:numId="9">
-    <w:abstractNumId w:val="6"/>
-  </w:num>
-  <w:num w:numId="10">
-    <w:abstractNumId w:val="8"/>
   </w:num>
 </w:numbering>
 </file>

--- a/lab7/ТИТУЛ_лаб7.docx
+++ b/lab7/ТИТУЛ_лаб7.docx
@@ -1299,29 +1299,15 @@
         </w:tabs>
         <w:spacing w:after="160" w:line="259" w:lineRule="auto"/>
         <w:ind w:leftChars="0"/>
+      </w:pPr>
+      <w:r>
         <w:rPr>
           <w:rFonts w:hint="default"/>
         </w:rPr>
-      </w:pPr>
-      <w:r>
-        <w:rPr>
-          <w:rFonts w:hint="default"/>
-        </w:rPr>
         <w:t>Ожидаемый результат этапа 3: Будет создан абстрактный класс EventHandlerBase с шаблонным методом ProcessEvent. От него унаследуются классы ConsoleHandler и FileHandler, которые переопределят абстрактные методы SendMessage и LogResult. В клиентском коде создание и использование этих обработчиков продемонстрирует, как один и тот же шаблонный метод выполняет общий алгоритм, а подклассы определяют его детали.</w:t>
       </w:r>
-    </w:p>
-    <w:p>
-      <w:pPr>
-        <w:numPr>
-          <w:ilvl w:val="0"/>
-          <w:numId w:val="0"/>
-        </w:numPr>
-        <w:tabs>
-          <w:tab w:val="left" w:pos="840"/>
-        </w:tabs>
-        <w:spacing w:after="160" w:line="259" w:lineRule="auto"/>
-        <w:ind w:leftChars="0"/>
-      </w:pPr>
+      <w:bookmarkStart w:id="7" w:name="_GoBack"/>
+      <w:bookmarkEnd w:id="7"/>
     </w:p>
     <w:p>
       <w:pPr>
@@ -1414,7 +1400,6 @@
         </w:numPr>
         <w:spacing w:after="160" w:line="259" w:lineRule="auto"/>
         <w:ind w:left="840" w:leftChars="0" w:hanging="420" w:firstLineChars="0"/>
-        <w:rPr/>
       </w:pPr>
       <w:r>
         <w:rPr>
@@ -1435,7 +1420,6 @@
         </w:tabs>
         <w:spacing w:after="160" w:line="259" w:lineRule="auto"/>
         <w:ind w:left="1260" w:leftChars="0" w:hanging="420" w:firstLineChars="0"/>
-        <w:rPr/>
       </w:pPr>
       <w:r>
         <w:t>Содержит поля только для чтения: MetricName (название метрики), Value (зарегистрированное значение), Threshold (критический порог), Timestamp (время события)</w:t>
@@ -1490,7 +1474,6 @@
         </w:numPr>
         <w:spacing w:after="160" w:line="259" w:lineRule="auto"/>
         <w:ind w:left="840" w:leftChars="0" w:hanging="420" w:firstLineChars="0"/>
-        <w:rPr/>
       </w:pPr>
       <w:r>
         <w:t>Реализован класс, наследуемый от EventArgs</w:t>
@@ -1507,7 +1490,6 @@
         </w:tabs>
         <w:spacing w:after="160" w:line="259" w:lineRule="auto"/>
         <w:ind w:left="1260" w:leftChars="0" w:hanging="420" w:firstLineChars="0"/>
-        <w:rPr/>
       </w:pPr>
       <w:r>
         <w:t>Содержит свойства: EventType (тип события) и Data (объект MetricData)</w:t>
@@ -1544,7 +1526,6 @@
         <w:spacing w:after="160" w:line="259" w:lineRule="auto"/>
         <w:ind w:left="420" w:leftChars="0" w:hanging="420" w:firstLineChars="0"/>
         <w:jc w:val="left"/>
-        <w:rPr/>
       </w:pPr>
       <w:r>
         <w:rPr>
@@ -1562,7 +1543,6 @@
         </w:numPr>
         <w:spacing w:after="160" w:line="259" w:lineRule="auto"/>
         <w:ind w:left="840" w:leftChars="0" w:hanging="420" w:firstLineChars="0"/>
-        <w:rPr/>
       </w:pPr>
       <w:r>
         <w:t>Определён делегат, задающий сигнатуру методов-обработчиков события</w:t>
@@ -1580,7 +1560,6 @@
         <w:spacing w:after="160" w:line="259" w:lineRule="auto"/>
         <w:ind w:left="420" w:leftChars="0" w:hanging="420" w:firstLineChars="0"/>
         <w:jc w:val="left"/>
-        <w:rPr/>
       </w:pPr>
       <w:r>
         <w:rPr>
@@ -1761,7 +1740,6 @@
         <w:spacing w:after="160" w:line="259" w:lineRule="auto"/>
         <w:ind w:left="420" w:leftChars="0" w:hanging="420" w:firstLineChars="0"/>
         <w:jc w:val="left"/>
-        <w:rPr/>
       </w:pPr>
       <w:r>
         <w:rPr>
@@ -1779,7 +1757,6 @@
         </w:numPr>
         <w:spacing w:after="160" w:line="259" w:lineRule="auto"/>
         <w:ind w:left="840" w:leftChars="0" w:hanging="420" w:firstLineChars="0"/>
-        <w:rPr/>
       </w:pPr>
       <w:r>
         <w:t>Реализован интерфейс, определяющий общий контракт для всех алгоритмов форматирования</w:t>
@@ -1793,7 +1770,6 @@
         </w:numPr>
         <w:spacing w:after="160" w:line="259" w:lineRule="auto"/>
         <w:ind w:left="1260" w:leftChars="0" w:hanging="420" w:firstLineChars="0"/>
-        <w:rPr/>
       </w:pPr>
       <w:r>
         <w:rPr>
@@ -1833,7 +1809,6 @@
         <w:spacing w:after="160" w:line="259" w:lineRule="auto"/>
         <w:ind w:left="420" w:leftChars="0" w:hanging="420" w:firstLineChars="0"/>
         <w:jc w:val="left"/>
-        <w:rPr/>
       </w:pPr>
       <w:r>
         <w:rPr>
@@ -1880,6 +1855,7 @@
     <w:p>
       <w:pPr>
         <w:numPr>
+          <w:ilvl w:val="0"/>
           <w:numId w:val="0"/>
         </w:numPr>
         <w:spacing w:after="160" w:line="259" w:lineRule="auto"/>
@@ -1937,7 +1913,6 @@
         <w:spacing w:after="160" w:line="259" w:lineRule="auto"/>
         <w:ind w:left="420" w:leftChars="0" w:hanging="420" w:firstLineChars="0"/>
         <w:jc w:val="left"/>
-        <w:rPr/>
       </w:pPr>
       <w:r>
         <w:t>Создание абстрактного класса EventHandlerBase (Абстрактный класс)</w:t>
@@ -1951,7 +1926,6 @@
         </w:numPr>
         <w:spacing w:after="160" w:line="259" w:lineRule="auto"/>
         <w:ind w:left="840" w:leftChars="0" w:hanging="420" w:firstLineChars="0"/>
-        <w:rPr/>
       </w:pPr>
       <w:r>
         <w:t>Реализован базовый класс, содержащий шаблонный метод </w:t>
@@ -1974,7 +1948,6 @@
         </w:tabs>
         <w:spacing w:after="160" w:line="259" w:lineRule="auto"/>
         <w:ind w:left="1260" w:leftChars="0" w:hanging="420" w:firstLineChars="0"/>
-        <w:rPr/>
       </w:pPr>
       <w:r>
         <w:t>Включает защищённое поле </w:t>
@@ -2010,7 +1983,6 @@
         </w:tabs>
         <w:spacing w:after="160" w:line="259" w:lineRule="auto"/>
         <w:ind w:left="1260" w:leftChars="0" w:hanging="420" w:firstLineChars="0"/>
-        <w:rPr/>
       </w:pPr>
       <w:r>
         <w:rPr>
@@ -2053,7 +2025,6 @@
         <w:spacing w:after="160" w:line="259" w:lineRule="auto"/>
         <w:ind w:left="420" w:leftChars="0" w:hanging="420" w:firstLineChars="0"/>
         <w:jc w:val="left"/>
-        <w:rPr/>
       </w:pPr>
       <w:r>
         <w:t>Создание класса ConsoleHandler (Конкретный класс)</w:t>
@@ -2067,7 +2038,6 @@
         </w:numPr>
         <w:spacing w:after="160" w:line="259" w:lineRule="auto"/>
         <w:ind w:left="840" w:leftChars="0" w:hanging="420" w:firstLineChars="0"/>
-        <w:rPr/>
       </w:pPr>
       <w:r>
         <w:t>Реализован обработчик, выводящий уведомления в консоль</w:t>
@@ -2081,7 +2051,6 @@
         </w:numPr>
         <w:spacing w:after="160" w:line="259" w:lineRule="auto"/>
         <w:ind w:left="840" w:leftChars="0" w:hanging="420" w:firstLineChars="0"/>
-        <w:rPr/>
       </w:pPr>
       <w:r>
         <w:rPr>
@@ -2124,21 +2093,7 @@
           <w:rFonts w:hint="default"/>
           <w:lang w:val="ru-RU"/>
         </w:rPr>
-        <w:t xml:space="preserve">Аналогично в файле FileHandler, но </w:t>
-      </w:r>
-      <w:r>
-        <w:rPr>
-          <w:rFonts w:hint="default"/>
-          <w:lang w:val="ru-RU"/>
-        </w:rPr>
-        <w:t>в</w:t>
-      </w:r>
-      <w:r>
-        <w:rPr>
-          <w:rFonts w:hint="default"/>
-          <w:lang w:val="ru-RU"/>
-        </w:rPr>
-        <w:t xml:space="preserve"> методе SendMessage() добавляет строку в конец указанного файла через File.AppendAllText()</w:t>
+        <w:t>Аналогично в файле FileHandler, но в методе SendMessage() добавляет строку в конец указанного файла через File.AppendAllText()</w:t>
       </w:r>
     </w:p>
     <w:p>
@@ -2539,6 +2494,7 @@
     <w:p>
       <w:pPr>
         <w:numPr>
+          <w:ilvl w:val="0"/>
           <w:numId w:val="0"/>
         </w:numPr>
         <w:tabs>
@@ -2866,6 +2822,7 @@
     <w:p>
       <w:pPr>
         <w:numPr>
+          <w:ilvl w:val="0"/>
           <w:numId w:val="0"/>
         </w:numPr>
         <w:tabs>
@@ -12701,8 +12658,6 @@
         </w:rPr>
         <w:t xml:space="preserve">        }</w:t>
       </w:r>
-      <w:bookmarkStart w:id="7" w:name="_GoBack"/>
-      <w:bookmarkEnd w:id="7"/>
     </w:p>
     <w:p>
       <w:pPr>
